--- a/SlashMyBill-HLD-v5.docx
+++ b/SlashMyBill-HLD-v5.docx
@@ -36,7 +36,6 @@
       </w:pPr>
       <w:r>
         <w:rPr>
-          <w:color w:val="888888"/>
           <w:sz w:val="24"/>
         </w:rPr>
         <w:t>Version 5.0 — April 03, 2026</w:t>
@@ -142,7 +141,7 @@
         <w:spacing w:after="40"/>
       </w:pPr>
       <w:r>
-        <w:t>8. AI Feedback Learning Loop</w:t>
+        <w:t>8. Learning Cycle — How the System Improves Over Time</w:t>
       </w:r>
     </w:p>
     <w:p>
@@ -224,7 +223,7 @@
     </w:p>
     <w:p>
       <w:r>
-        <w:t>The platform features a self-improving AI feedback loop, a knowledge base of 68 optimization tips with automated checks, comprehensive CloudWatch rightsizing for all top-cost services, and region-aware real-time pricing using actual instance types.</w:t>
+        <w:t>The platform features a self-improving learning cycle where every user interaction — questions asked, feedback given, corrections submitted, and tips validated — continuously refines the AI knowledge base. This creates a crowdsourced FinOps intelligence system that becomes more accurate with every member interaction.</w:t>
       </w:r>
     </w:p>
     <w:p>
@@ -341,7 +340,7 @@
               <w:rPr>
                 <w:sz w:val="20"/>
               </w:rPr>
-              <w:t>AI Agent, tables, charts, feedback widget</w:t>
+              <w:t>AI Agent, tables, charts, feedback, service follow-ups</w:t>
             </w:r>
           </w:p>
         </w:tc>
@@ -382,7 +381,7 @@
               <w:rPr>
                 <w:sz w:val="20"/>
               </w:rPr>
-              <w:t>Leads, tips (with automated checks), feedback management</w:t>
+              <w:t>Leads, tips (with automated checks), feedback review</w:t>
             </w:r>
           </w:p>
         </w:tc>
@@ -397,7 +396,7 @@
               <w:rPr>
                 <w:sz w:val="20"/>
               </w:rPr>
-              <w:t>Frontend (SlashMyBill)</w:t>
+              <w:t>API Gateway</w:t>
             </w:r>
           </w:p>
         </w:tc>
@@ -410,7 +409,7 @@
               <w:rPr>
                 <w:sz w:val="20"/>
               </w:rPr>
-              <w:t>HTML/CSS/JS</w:t>
+              <w:t>HTTP API v2 (30+ routes)</w:t>
             </w:r>
           </w:p>
         </w:tc>
@@ -423,7 +422,7 @@
               <w:rPr>
                 <w:sz w:val="20"/>
               </w:rPr>
-              <w:t>PDF bill upload and analysis</w:t>
+              <w:t>Request routing to Lambda handlers</w:t>
             </w:r>
           </w:p>
         </w:tc>
@@ -438,7 +437,7 @@
               <w:rPr>
                 <w:sz w:val="20"/>
               </w:rPr>
-              <w:t>API Gateway</w:t>
+              <w:t>Member Handler</w:t>
             </w:r>
           </w:p>
         </w:tc>
@@ -451,7 +450,7 @@
               <w:rPr>
                 <w:sz w:val="20"/>
               </w:rPr>
-              <w:t>HTTP API v2 (30+ routes)</w:t>
+              <w:t>Python 3.12 Lambda (256 MB)</w:t>
             </w:r>
           </w:p>
         </w:tc>
@@ -464,7 +463,7 @@
               <w:rPr>
                 <w:sz w:val="20"/>
               </w:rPr>
-              <w:t>Request routing to Lambda handlers</w:t>
+              <w:t>Auth, accounts, AI queries, data gathering, feedback, learning</w:t>
             </w:r>
           </w:p>
         </w:tc>
@@ -479,7 +478,7 @@
               <w:rPr>
                 <w:sz w:val="20"/>
               </w:rPr>
-              <w:t>Member Handler</w:t>
+              <w:t>Admin Handler</w:t>
             </w:r>
           </w:p>
         </w:tc>
@@ -492,7 +491,7 @@
               <w:rPr>
                 <w:sz w:val="20"/>
               </w:rPr>
-              <w:t>Python 3.12 Lambda (256 MB)</w:t>
+              <w:t>Python 3.12 Lambda (128 MB)</w:t>
             </w:r>
           </w:p>
         </w:tc>
@@ -505,7 +504,7 @@
               <w:rPr>
                 <w:sz w:val="20"/>
               </w:rPr>
-              <w:t>Auth, accounts, AI queries, data gathering, feedback</w:t>
+              <w:t>Admin CRUD for leads, tips, feedback</w:t>
             </w:r>
           </w:p>
         </w:tc>
@@ -520,7 +519,7 @@
               <w:rPr>
                 <w:sz w:val="20"/>
               </w:rPr>
-              <w:t>Admin Handler</w:t>
+              <w:t>AI Engine</w:t>
             </w:r>
           </w:p>
         </w:tc>
@@ -533,7 +532,7 @@
               <w:rPr>
                 <w:sz w:val="20"/>
               </w:rPr>
-              <w:t>Python 3.12 Lambda (128 MB)</w:t>
+              <w:t>Amazon Bedrock (Nova 2 Lite)</w:t>
             </w:r>
           </w:p>
         </w:tc>
@@ -546,7 +545,7 @@
               <w:rPr>
                 <w:sz w:val="20"/>
               </w:rPr>
-              <w:t>Admin CRUD for leads, tips, feedback</w:t>
+              <w:t>Natural language analysis + recommendations</w:t>
             </w:r>
           </w:p>
         </w:tc>
@@ -561,7 +560,7 @@
               <w:rPr>
                 <w:sz w:val="20"/>
               </w:rPr>
-              <w:t>Agent Action</w:t>
+              <w:t>Storage</w:t>
             </w:r>
           </w:p>
         </w:tc>
@@ -574,7 +573,7 @@
               <w:rPr>
                 <w:sz w:val="20"/>
               </w:rPr>
-              <w:t>Python 3.12 Lambda (256 MB)</w:t>
+              <w:t>DynamoDB (7 tables) + S3</w:t>
             </w:r>
           </w:p>
         </w:tc>
@@ -587,294 +586,7 @@
               <w:rPr>
                 <w:sz w:val="20"/>
               </w:rPr>
-              <w:t>Bedrock Agent action group (cross-account)</w:t>
-            </w:r>
-          </w:p>
-        </w:tc>
-      </w:tr>
-      <w:tr>
-        <w:tc>
-          <w:tcPr>
-            <w:tcW w:type="dxa" w:w="3135"/>
-          </w:tcPr>
-          <w:p>
-            <w:r>
-              <w:rPr>
-                <w:sz w:val="20"/>
-              </w:rPr>
-              <w:t>Bill Analyzer</w:t>
-            </w:r>
-          </w:p>
-        </w:tc>
-        <w:tc>
-          <w:tcPr>
-            <w:tcW w:type="dxa" w:w="3135"/>
-          </w:tcPr>
-          <w:p>
-            <w:r>
-              <w:rPr>
-                <w:sz w:val="20"/>
-              </w:rPr>
-              <w:t>Python 3.12 Lambda (1024 MB)</w:t>
-            </w:r>
-          </w:p>
-        </w:tc>
-        <w:tc>
-          <w:tcPr>
-            <w:tcW w:type="dxa" w:w="3135"/>
-          </w:tcPr>
-          <w:p>
-            <w:r>
-              <w:rPr>
-                <w:sz w:val="20"/>
-              </w:rPr>
-              <w:t>PDF bill parsing + Bedrock analysis</w:t>
-            </w:r>
-          </w:p>
-        </w:tc>
-      </w:tr>
-      <w:tr>
-        <w:tc>
-          <w:tcPr>
-            <w:tcW w:type="dxa" w:w="3135"/>
-          </w:tcPr>
-          <w:p>
-            <w:r>
-              <w:rPr>
-                <w:sz w:val="20"/>
-              </w:rPr>
-              <w:t>Upload Handler</w:t>
-            </w:r>
-          </w:p>
-        </w:tc>
-        <w:tc>
-          <w:tcPr>
-            <w:tcW w:type="dxa" w:w="3135"/>
-          </w:tcPr>
-          <w:p>
-            <w:r>
-              <w:rPr>
-                <w:sz w:val="20"/>
-              </w:rPr>
-              <w:t>Python 3.12 Lambda (256 MB)</w:t>
-            </w:r>
-          </w:p>
-        </w:tc>
-        <w:tc>
-          <w:tcPr>
-            <w:tcW w:type="dxa" w:w="3135"/>
-          </w:tcPr>
-          <w:p>
-            <w:r>
-              <w:rPr>
-                <w:sz w:val="20"/>
-              </w:rPr>
-              <w:t>PDF upload + validation</w:t>
-            </w:r>
-          </w:p>
-        </w:tc>
-      </w:tr>
-      <w:tr>
-        <w:tc>
-          <w:tcPr>
-            <w:tcW w:type="dxa" w:w="3135"/>
-          </w:tcPr>
-          <w:p>
-            <w:r>
-              <w:rPr>
-                <w:sz w:val="20"/>
-              </w:rPr>
-              <w:t>OTP Handler</w:t>
-            </w:r>
-          </w:p>
-        </w:tc>
-        <w:tc>
-          <w:tcPr>
-            <w:tcW w:type="dxa" w:w="3135"/>
-          </w:tcPr>
-          <w:p>
-            <w:r>
-              <w:rPr>
-                <w:sz w:val="20"/>
-              </w:rPr>
-              <w:t>Python 3.12 Lambda (128 MB)</w:t>
-            </w:r>
-          </w:p>
-        </w:tc>
-        <w:tc>
-          <w:tcPr>
-            <w:tcW w:type="dxa" w:w="3135"/>
-          </w:tcPr>
-          <w:p>
-            <w:r>
-              <w:rPr>
-                <w:sz w:val="20"/>
-              </w:rPr>
-              <w:t>OTP send/verify via SES</w:t>
-            </w:r>
-          </w:p>
-        </w:tc>
-      </w:tr>
-      <w:tr>
-        <w:tc>
-          <w:tcPr>
-            <w:tcW w:type="dxa" w:w="3135"/>
-          </w:tcPr>
-          <w:p>
-            <w:r>
-              <w:rPr>
-                <w:sz w:val="20"/>
-              </w:rPr>
-              <w:t>AI Engine</w:t>
-            </w:r>
-          </w:p>
-        </w:tc>
-        <w:tc>
-          <w:tcPr>
-            <w:tcW w:type="dxa" w:w="3135"/>
-          </w:tcPr>
-          <w:p>
-            <w:r>
-              <w:rPr>
-                <w:sz w:val="20"/>
-              </w:rPr>
-              <w:t>Amazon Bedrock (Nova 2 Lite)</w:t>
-            </w:r>
-          </w:p>
-        </w:tc>
-        <w:tc>
-          <w:tcPr>
-            <w:tcW w:type="dxa" w:w="3135"/>
-          </w:tcPr>
-          <w:p>
-            <w:r>
-              <w:rPr>
-                <w:sz w:val="20"/>
-              </w:rPr>
-              <w:t>Natural language analysis + recommendations</w:t>
-            </w:r>
-          </w:p>
-        </w:tc>
-      </w:tr>
-      <w:tr>
-        <w:tc>
-          <w:tcPr>
-            <w:tcW w:type="dxa" w:w="3135"/>
-          </w:tcPr>
-          <w:p>
-            <w:r>
-              <w:rPr>
-                <w:sz w:val="20"/>
-              </w:rPr>
-              <w:t>Storage</w:t>
-            </w:r>
-          </w:p>
-        </w:tc>
-        <w:tc>
-          <w:tcPr>
-            <w:tcW w:type="dxa" w:w="3135"/>
-          </w:tcPr>
-          <w:p>
-            <w:r>
-              <w:rPr>
-                <w:sz w:val="20"/>
-              </w:rPr>
-              <w:t>DynamoDB (7 tables) + S3</w:t>
-            </w:r>
-          </w:p>
-        </w:tc>
-        <w:tc>
-          <w:tcPr>
-            <w:tcW w:type="dxa" w:w="3135"/>
-          </w:tcPr>
-          <w:p>
-            <w:r>
-              <w:rPr>
-                <w:sz w:val="20"/>
-              </w:rPr>
               <w:t>Members, accounts, tips, OTP, leads, feedback, bills</w:t>
-            </w:r>
-          </w:p>
-        </w:tc>
-      </w:tr>
-      <w:tr>
-        <w:tc>
-          <w:tcPr>
-            <w:tcW w:type="dxa" w:w="3135"/>
-          </w:tcPr>
-          <w:p>
-            <w:r>
-              <w:rPr>
-                <w:sz w:val="20"/>
-              </w:rPr>
-              <w:t>Email</w:t>
-            </w:r>
-          </w:p>
-        </w:tc>
-        <w:tc>
-          <w:tcPr>
-            <w:tcW w:type="dxa" w:w="3135"/>
-          </w:tcPr>
-          <w:p>
-            <w:r>
-              <w:rPr>
-                <w:sz w:val="20"/>
-              </w:rPr>
-              <w:t>Amazon SES (DKIM verified)</w:t>
-            </w:r>
-          </w:p>
-        </w:tc>
-        <w:tc>
-          <w:tcPr>
-            <w:tcW w:type="dxa" w:w="3135"/>
-          </w:tcPr>
-          <w:p>
-            <w:r>
-              <w:rPr>
-                <w:sz w:val="20"/>
-              </w:rPr>
-              <w:t>OTP verification emails</w:t>
-            </w:r>
-          </w:p>
-        </w:tc>
-      </w:tr>
-      <w:tr>
-        <w:tc>
-          <w:tcPr>
-            <w:tcW w:type="dxa" w:w="3135"/>
-          </w:tcPr>
-          <w:p>
-            <w:r>
-              <w:rPr>
-                <w:sz w:val="20"/>
-              </w:rPr>
-              <w:t>CDN</w:t>
-            </w:r>
-          </w:p>
-        </w:tc>
-        <w:tc>
-          <w:tcPr>
-            <w:tcW w:type="dxa" w:w="3135"/>
-          </w:tcPr>
-          <w:p>
-            <w:r>
-              <w:rPr>
-                <w:sz w:val="20"/>
-              </w:rPr>
-              <w:t>CloudFront + Route 53</w:t>
-            </w:r>
-          </w:p>
-        </w:tc>
-        <w:tc>
-          <w:tcPr>
-            <w:tcW w:type="dxa" w:w="3135"/>
-          </w:tcPr>
-          <w:p>
-            <w:r>
-              <w:rPr>
-                <w:sz w:val="20"/>
-              </w:rPr>
-              <w:t>HTTPS delivery, DNS, caching</w:t>
             </w:r>
           </w:p>
         </w:tc>
@@ -929,12 +641,7 @@
         <w:rPr>
           <w:color w:val="1A56DB"/>
         </w:rPr>
-        <w:t>2.2 Cross-Account Access Model</w:t>
-      </w:r>
-    </w:p>
-    <w:p>
-      <w:r>
-        <w:t>Members deploy a CloudFormation template in their AWS account that creates:</w:t>
+        <w:t>2.2 Cross-Account Access</w:t>
       </w:r>
     </w:p>
     <w:p>
@@ -942,13 +649,7 @@
         <w:pStyle w:val="ListBullet"/>
       </w:pPr>
       <w:r>
-        <w:rPr>
-          <w:b/>
-        </w:rPr>
-        <w:t xml:space="preserve">IAM Role: </w:t>
-      </w:r>
-      <w:r>
-        <w:t>SlashMyBill-{AccountID} with ReadOnlyAccess + billing inline policy</w:t>
+        <w:t>IAM Role SlashMyBill-{AccountID} with ReadOnlyAccess + billing policy</w:t>
       </w:r>
     </w:p>
     <w:p>
@@ -956,21 +657,7 @@
         <w:pStyle w:val="ListBullet"/>
       </w:pPr>
       <w:r>
-        <w:rPr>
-          <w:b/>
-        </w:rPr>
-        <w:t xml:space="preserve">Trust Policy: </w:t>
-      </w:r>
-      <w:r>
-        <w:t>Platform account (991105135552) with ExternalId = SHA-256(member_email)</w:t>
-      </w:r>
-    </w:p>
-    <w:p>
-      <w:pPr>
-        <w:pStyle w:val="ListBullet"/>
-      </w:pPr>
-      <w:r>
-        <w:t>Stack self-management permissions (update/delete the CF stack itself)</w:t>
+        <w:t>Trust: Platform account (991105135552) with ExternalId = SHA-256(email)</w:t>
       </w:r>
     </w:p>
     <w:p>
@@ -997,10 +684,10 @@
         <w:rPr>
           <w:b/>
         </w:rPr>
-        <w:t xml:space="preserve">1. Authentication: </w:t>
+        <w:t xml:space="preserve">1. Auth: </w:t>
       </w:r>
       <w:r>
-        <w:t>JWT token validation from Authorization header</w:t>
+        <w:t>JWT validation</w:t>
       </w:r>
     </w:p>
     <w:p>
@@ -1011,10 +698,10 @@
         <w:rPr>
           <w:b/>
         </w:rPr>
-        <w:t xml:space="preserve">2. Route Dispatch: </w:t>
+        <w:t xml:space="preserve">2. Route: </w:t>
       </w:r>
       <w:r>
-        <w:t>POST /members/accounts/ai-query → handle_ai_query()</w:t>
+        <w:t>POST /members/accounts/ai-query</w:t>
       </w:r>
     </w:p>
     <w:p>
@@ -1025,10 +712,10 @@
         <w:rPr>
           <w:b/>
         </w:rPr>
-        <w:t xml:space="preserve">3. Account Resolution: </w:t>
+        <w:t xml:space="preserve">3. STS: </w:t>
       </w:r>
       <w:r>
-        <w:t>Look up cross-account role ARN from DynamoDB</w:t>
+        <w:t>AssumeRole into customer account</w:t>
       </w:r>
     </w:p>
     <w:p>
@@ -1039,10 +726,10 @@
         <w:rPr>
           <w:b/>
         </w:rPr>
-        <w:t xml:space="preserve">4. Role Assumption: </w:t>
+        <w:t xml:space="preserve">4. Gather: </w:t>
       </w:r>
       <w:r>
-        <w:t>STS AssumeRole into customer AWS account</w:t>
+        <w:t>20+ AWS APIs conditionally</w:t>
       </w:r>
     </w:p>
     <w:p>
@@ -1053,10 +740,10 @@
         <w:rPr>
           <w:b/>
         </w:rPr>
-        <w:t xml:space="preserve">5. Data Gathering: </w:t>
+        <w:t xml:space="preserve">5. CloudWatch: </w:t>
       </w:r>
       <w:r>
-        <w:t>_gather_account_data() calls 20+ AWS APIs conditionally</w:t>
+        <w:t>CPU, memory, IOPS, connections for all top-cost services</w:t>
       </w:r>
     </w:p>
     <w:p>
@@ -1067,10 +754,10 @@
         <w:rPr>
           <w:b/>
         </w:rPr>
-        <w:t xml:space="preserve">6. CloudWatch Metrics: </w:t>
+        <w:t xml:space="preserve">6. Pricing: </w:t>
       </w:r>
       <w:r>
-        <w:t>Auto-fetch CPU, memory, IOPS, connections for all top-cost services</w:t>
+        <w:t>Actual instance types + region-aware pricing</w:t>
       </w:r>
     </w:p>
     <w:p>
@@ -1081,10 +768,10 @@
         <w:rPr>
           <w:b/>
         </w:rPr>
-        <w:t xml:space="preserve">7. Pricing Engine: </w:t>
+        <w:t xml:space="preserve">7. RAG: </w:t>
       </w:r>
       <w:r>
-        <w:t>_fetch_pricing_context() with actual instance types + region-aware pricing</w:t>
+        <w:t>Search tips KB — high-confidence (validated) tips first</w:t>
       </w:r>
     </w:p>
     <w:p>
@@ -1095,10 +782,10 @@
         <w:rPr>
           <w:b/>
         </w:rPr>
-        <w:t xml:space="preserve">8. Knowledge Base: </w:t>
+        <w:t xml:space="preserve">8. Prompt: </w:t>
       </w:r>
       <w:r>
-        <w:t>_search_tips() fetches relevant tips with automated checks from DynamoDB</w:t>
+        <w:t>30+ rules + gathered data + tips + question</w:t>
       </w:r>
     </w:p>
     <w:p>
@@ -1109,10 +796,10 @@
         <w:rPr>
           <w:b/>
         </w:rPr>
-        <w:t xml:space="preserve">9. Prompt Assembly: </w:t>
+        <w:t xml:space="preserve">9. Bedrock: </w:t>
       </w:r>
       <w:r>
-        <w:t>System prompt (30+ rules) + gathered data + tips + user question</w:t>
+        <w:t>Nova 2 Lite generates answer + chartData</w:t>
       </w:r>
     </w:p>
     <w:p>
@@ -1123,10 +810,10 @@
         <w:rPr>
           <w:b/>
         </w:rPr>
-        <w:t xml:space="preserve">10. AI Invocation: </w:t>
+        <w:t xml:space="preserve">10. Auto-Save: </w:t>
       </w:r>
       <w:r>
-        <w:t>Bedrock Nova 2 Lite generates response with chartData</w:t>
+        <w:t>AI-generated tips saved to KB</w:t>
       </w:r>
     </w:p>
     <w:p>
@@ -1137,24 +824,10 @@
         <w:rPr>
           <w:b/>
         </w:rPr>
-        <w:t xml:space="preserve">11. Tip Auto-Save: </w:t>
+        <w:t xml:space="preserve">11. Response: </w:t>
       </w:r>
       <w:r>
-        <w:t>AI-generated tips saved back to knowledge base</w:t>
-      </w:r>
-    </w:p>
-    <w:p>
-      <w:pPr>
-        <w:pStyle w:val="ListBullet"/>
-      </w:pPr>
-      <w:r>
-        <w:rPr>
-          <w:b/>
-        </w:rPr>
-        <w:t xml:space="preserve">12. Response: </w:t>
-      </w:r>
-      <w:r>
-        <w:t>JSON with answer text, chartData array, interactionId, drillDowns</w:t>
+        <w:t>answer + charts + topServices for follow-ups</w:t>
       </w:r>
     </w:p>
     <w:p>
@@ -1171,11 +844,6 @@
           <w:color w:val="1A56DB"/>
         </w:rPr>
         <w:t>4. Data Gathering Pipeline</w:t>
-      </w:r>
-    </w:p>
-    <w:p>
-      <w:r>
-        <w:t>The _gather_account_data() function collects data from the customer's AWS account via cross-account role assumption. Data is fetched conditionally based on top spending services and question keywords to minimize API calls and latency.</w:t>
       </w:r>
     </w:p>
     <w:p>
@@ -1225,7 +893,7 @@
                 <w:b/>
                 <w:sz w:val="20"/>
               </w:rPr>
-              <w:t>Data Collected</w:t>
+              <w:t>Data</w:t>
             </w:r>
           </w:p>
         </w:tc>
@@ -1253,7 +921,7 @@
               <w:rPr>
                 <w:sz w:val="20"/>
               </w:rPr>
-              <w:t>Cost by service (last 30 days)</w:t>
+              <w:t>Cost by service (30d)</w:t>
             </w:r>
           </w:p>
         </w:tc>
@@ -1281,7 +949,7 @@
               <w:rPr>
                 <w:sz w:val="20"/>
               </w:rPr>
-              <w:t>Daily cost trend (last 7 days)</w:t>
+              <w:t>Daily trend (7d)</w:t>
             </w:r>
           </w:p>
         </w:tc>
@@ -1309,7 +977,7 @@
               <w:rPr>
                 <w:sz w:val="20"/>
               </w:rPr>
-              <w:t>VPC + EC2-Other usage type breakdown</w:t>
+              <w:t>VPC + EC2-Other breakdown</w:t>
             </w:r>
           </w:p>
         </w:tc>
@@ -1324,7 +992,7 @@
         <w:rPr>
           <w:color w:val="1A56DB"/>
         </w:rPr>
-        <w:t>4.2 Conditionally Fetched</w:t>
+        <w:t>4.2 Conditionally Fetched (15+ APIs)</w:t>
       </w:r>
     </w:p>
     <w:tbl>
@@ -1350,7 +1018,7 @@
                 <w:b/>
                 <w:sz w:val="20"/>
               </w:rPr>
-              <w:t>API Call</w:t>
+              <w:t>API</w:t>
             </w:r>
           </w:p>
         </w:tc>
@@ -1378,7 +1046,7 @@
                 <w:b/>
                 <w:sz w:val="20"/>
               </w:rPr>
-              <w:t>Data Collected</w:t>
+              <w:t>Data</w:t>
             </w:r>
           </w:p>
         </w:tc>
@@ -1406,7 +1074,7 @@
               <w:rPr>
                 <w:sz w:val="20"/>
               </w:rPr>
-              <w:t>EC2 in top costs or savings question</w:t>
+              <w:t>EC2 in top costs</w:t>
             </w:r>
           </w:p>
         </w:tc>
@@ -1419,7 +1087,7 @@
               <w:rPr>
                 <w:sz w:val="20"/>
               </w:rPr>
-              <w:t>Instance inventory (type, state, AZ)</w:t>
+              <w:t>Instance types, state</w:t>
             </w:r>
           </w:p>
         </w:tc>
@@ -1434,7 +1102,7 @@
               <w:rPr>
                 <w:sz w:val="20"/>
               </w:rPr>
-              <w:t>ec2:DescribeNatGateways</w:t>
+              <w:t>rds:DescribeDBInstances</w:t>
             </w:r>
           </w:p>
         </w:tc>
@@ -1447,7 +1115,7 @@
               <w:rPr>
                 <w:sz w:val="20"/>
               </w:rPr>
-              <w:t>VPC/EC2-Other in top costs</w:t>
+              <w:t>RDS in top costs</w:t>
             </w:r>
           </w:p>
         </w:tc>
@@ -1460,7 +1128,7 @@
               <w:rPr>
                 <w:sz w:val="20"/>
               </w:rPr>
-              <w:t>NAT Gateway count + details</w:t>
+              <w:t>Class, engine, Multi-AZ</w:t>
             </w:r>
           </w:p>
         </w:tc>
@@ -1475,7 +1143,7 @@
               <w:rPr>
                 <w:sz w:val="20"/>
               </w:rPr>
-              <w:t>ec2:DescribeAddresses</w:t>
+              <w:t>ec2:DescribeNatGateways</w:t>
             </w:r>
           </w:p>
         </w:tc>
@@ -1488,7 +1156,7 @@
               <w:rPr>
                 <w:sz w:val="20"/>
               </w:rPr>
-              <w:t>VPC/EC2-Other in top costs</w:t>
+              <w:t>VPC/EC2-Other top</w:t>
             </w:r>
           </w:p>
         </w:tc>
@@ -1501,7 +1169,7 @@
               <w:rPr>
                 <w:sz w:val="20"/>
               </w:rPr>
-              <w:t>Elastic IPs (idle detection)</w:t>
+              <w:t>NAT GW count</w:t>
             </w:r>
           </w:p>
         </w:tc>
@@ -1516,7 +1184,7 @@
               <w:rPr>
                 <w:sz w:val="20"/>
               </w:rPr>
-              <w:t>ec2:DescribeVpcEndpoints</w:t>
+              <w:t>ec2:DescribeAddresses</w:t>
             </w:r>
           </w:p>
         </w:tc>
@@ -1529,7 +1197,7 @@
               <w:rPr>
                 <w:sz w:val="20"/>
               </w:rPr>
-              <w:t>VPC/EC2-Other in top costs</w:t>
+              <w:t>VPC/EC2-Other top</w:t>
             </w:r>
           </w:p>
         </w:tc>
@@ -1542,7 +1210,7 @@
               <w:rPr>
                 <w:sz w:val="20"/>
               </w:rPr>
-              <w:t>VPC endpoint inventory</w:t>
+              <w:t>Idle EIPs</w:t>
             </w:r>
           </w:p>
         </w:tc>
@@ -1570,7 +1238,7 @@
               <w:rPr>
                 <w:sz w:val="20"/>
               </w:rPr>
-              <w:t>VPC/EC2-Other in top costs</w:t>
+              <w:t>VPC/EC2-Other top</w:t>
             </w:r>
           </w:p>
         </w:tc>
@@ -1583,7 +1251,7 @@
               <w:rPr>
                 <w:sz w:val="20"/>
               </w:rPr>
-              <w:t>EBS volumes (unattached detection)</w:t>
+              <w:t>Unattached EBS</w:t>
             </w:r>
           </w:p>
         </w:tc>
@@ -1598,7 +1266,7 @@
               <w:rPr>
                 <w:sz w:val="20"/>
               </w:rPr>
-              <w:t>rds:DescribeDBInstances</w:t>
+              <w:t>pricing:GetProducts</w:t>
             </w:r>
           </w:p>
         </w:tc>
@@ -1611,7 +1279,7 @@
               <w:rPr>
                 <w:sz w:val="20"/>
               </w:rPr>
-              <w:t>RDS in top costs or question</w:t>
+              <w:t>Top services</w:t>
             </w:r>
           </w:p>
         </w:tc>
@@ -1624,7 +1292,7 @@
               <w:rPr>
                 <w:sz w:val="20"/>
               </w:rPr>
-              <w:t>Instance class, engine, Multi-AZ, storage</w:t>
+              <w:t>Actual instance pricing</w:t>
             </w:r>
           </w:p>
         </w:tc>
@@ -1639,7 +1307,7 @@
               <w:rPr>
                 <w:sz w:val="20"/>
               </w:rPr>
-              <w:t>kms:ListKeys</w:t>
+              <w:t>compute-optimizer</w:t>
             </w:r>
           </w:p>
         </w:tc>
@@ -1652,7 +1320,7 @@
               <w:rPr>
                 <w:sz w:val="20"/>
               </w:rPr>
-              <w:t>KMS in top costs or question</w:t>
+              <w:t>EC2 in top costs</w:t>
             </w:r>
           </w:p>
         </w:tc>
@@ -1665,7 +1333,7 @@
               <w:rPr>
                 <w:sz w:val="20"/>
               </w:rPr>
-              <w:t>Customer-managed key count</w:t>
+              <w:t>Rightsizing recommendations</w:t>
             </w:r>
           </w:p>
         </w:tc>
@@ -1680,7 +1348,7 @@
               <w:rPr>
                 <w:sz w:val="20"/>
               </w:rPr>
-              <w:t>lambda:ListFunctions</w:t>
+              <w:t>s3:GetBucketLifecycle</w:t>
             </w:r>
           </w:p>
         </w:tc>
@@ -1693,7 +1361,7 @@
               <w:rPr>
                 <w:sz w:val="20"/>
               </w:rPr>
-              <w:t>Lambda in question</w:t>
+              <w:t>S3 in top costs</w:t>
             </w:r>
           </w:p>
         </w:tc>
@@ -1706,7 +1374,7 @@
               <w:rPr>
                 <w:sz w:val="20"/>
               </w:rPr>
-              <w:t>Function configs</w:t>
+              <w:t>Lifecycle + Intelligent-Tiering</w:t>
             </w:r>
           </w:p>
         </w:tc>
@@ -1721,7 +1389,7 @@
               <w:rPr>
                 <w:sz w:val="20"/>
               </w:rPr>
-              <w:t>route53:ListHostedZones</w:t>
+              <w:t>eks/ecs:ListClusters</w:t>
             </w:r>
           </w:p>
         </w:tc>
@@ -1734,7 +1402,7 @@
               <w:rPr>
                 <w:sz w:val="20"/>
               </w:rPr>
-              <w:t>Route 53 in top costs</w:t>
+              <w:t>Containers in question</w:t>
             </w:r>
           </w:p>
         </w:tc>
@@ -1747,391 +1415,7 @@
               <w:rPr>
                 <w:sz w:val="20"/>
               </w:rPr>
-              <w:t>Hosted zone count</w:t>
-            </w:r>
-          </w:p>
-        </w:tc>
-      </w:tr>
-      <w:tr>
-        <w:tc>
-          <w:tcPr>
-            <w:tcW w:type="dxa" w:w="3135"/>
-          </w:tcPr>
-          <w:p>
-            <w:r>
-              <w:rPr>
-                <w:sz w:val="20"/>
-              </w:rPr>
-              <w:t>pricing:GetProducts</w:t>
-            </w:r>
-          </w:p>
-        </w:tc>
-        <w:tc>
-          <w:tcPr>
-            <w:tcW w:type="dxa" w:w="3135"/>
-          </w:tcPr>
-          <w:p>
-            <w:r>
-              <w:rPr>
-                <w:sz w:val="20"/>
-              </w:rPr>
-              <w:t>Top spending services</w:t>
-            </w:r>
-          </w:p>
-        </w:tc>
-        <w:tc>
-          <w:tcPr>
-            <w:tcW w:type="dxa" w:w="3135"/>
-          </w:tcPr>
-          <w:p>
-            <w:r>
-              <w:rPr>
-                <w:sz w:val="20"/>
-              </w:rPr>
-              <w:t>Actual instance pricing (region-aware)</w:t>
-            </w:r>
-          </w:p>
-        </w:tc>
-      </w:tr>
-      <w:tr>
-        <w:tc>
-          <w:tcPr>
-            <w:tcW w:type="dxa" w:w="3135"/>
-          </w:tcPr>
-          <w:p>
-            <w:r>
-              <w:rPr>
-                <w:sz w:val="20"/>
-              </w:rPr>
-              <w:t>eks:ListClusters + DescribeCluster</w:t>
-            </w:r>
-          </w:p>
-        </w:tc>
-        <w:tc>
-          <w:tcPr>
-            <w:tcW w:type="dxa" w:w="3135"/>
-          </w:tcPr>
-          <w:p>
-            <w:r>
-              <w:rPr>
-                <w:sz w:val="20"/>
-              </w:rPr>
-              <w:t>EKS/containers in question</w:t>
-            </w:r>
-          </w:p>
-        </w:tc>
-        <w:tc>
-          <w:tcPr>
-            <w:tcW w:type="dxa" w:w="3135"/>
-          </w:tcPr>
-          <w:p>
-            <w:r>
-              <w:rPr>
-                <w:sz w:val="20"/>
-              </w:rPr>
-              <w:t>EKS cluster inventory</w:t>
-            </w:r>
-          </w:p>
-        </w:tc>
-      </w:tr>
-      <w:tr>
-        <w:tc>
-          <w:tcPr>
-            <w:tcW w:type="dxa" w:w="3135"/>
-          </w:tcPr>
-          <w:p>
-            <w:r>
-              <w:rPr>
-                <w:sz w:val="20"/>
-              </w:rPr>
-              <w:t>ecs:ListClusters + DescribeClusters</w:t>
-            </w:r>
-          </w:p>
-        </w:tc>
-        <w:tc>
-          <w:tcPr>
-            <w:tcW w:type="dxa" w:w="3135"/>
-          </w:tcPr>
-          <w:p>
-            <w:r>
-              <w:rPr>
-                <w:sz w:val="20"/>
-              </w:rPr>
-              <w:t>ECS/containers in question</w:t>
-            </w:r>
-          </w:p>
-        </w:tc>
-        <w:tc>
-          <w:tcPr>
-            <w:tcW w:type="dxa" w:w="3135"/>
-          </w:tcPr>
-          <w:p>
-            <w:r>
-              <w:rPr>
-                <w:sz w:val="20"/>
-              </w:rPr>
-              <w:t>ECS tasks, instances</w:t>
-            </w:r>
-          </w:p>
-        </w:tc>
-      </w:tr>
-      <w:tr>
-        <w:tc>
-          <w:tcPr>
-            <w:tcW w:type="dxa" w:w="3135"/>
-          </w:tcPr>
-          <w:p>
-            <w:r>
-              <w:rPr>
-                <w:sz w:val="20"/>
-              </w:rPr>
-              <w:t>s3:GetBucketLifecycleConfiguration</w:t>
-            </w:r>
-          </w:p>
-        </w:tc>
-        <w:tc>
-          <w:tcPr>
-            <w:tcW w:type="dxa" w:w="3135"/>
-          </w:tcPr>
-          <w:p>
-            <w:r>
-              <w:rPr>
-                <w:sz w:val="20"/>
-              </w:rPr>
-              <w:t>S3 in top costs</w:t>
-            </w:r>
-          </w:p>
-        </w:tc>
-        <w:tc>
-          <w:tcPr>
-            <w:tcW w:type="dxa" w:w="3135"/>
-          </w:tcPr>
-          <w:p>
-            <w:r>
-              <w:rPr>
-                <w:sz w:val="20"/>
-              </w:rPr>
-              <w:t>Lifecycle policy presence</w:t>
-            </w:r>
-          </w:p>
-        </w:tc>
-      </w:tr>
-      <w:tr>
-        <w:tc>
-          <w:tcPr>
-            <w:tcW w:type="dxa" w:w="3135"/>
-          </w:tcPr>
-          <w:p>
-            <w:r>
-              <w:rPr>
-                <w:sz w:val="20"/>
-              </w:rPr>
-              <w:t>s3:ListBucketIntelligentTieringConfigurations</w:t>
-            </w:r>
-          </w:p>
-        </w:tc>
-        <w:tc>
-          <w:tcPr>
-            <w:tcW w:type="dxa" w:w="3135"/>
-          </w:tcPr>
-          <w:p>
-            <w:r>
-              <w:rPr>
-                <w:sz w:val="20"/>
-              </w:rPr>
-              <w:t>S3 in top costs</w:t>
-            </w:r>
-          </w:p>
-        </w:tc>
-        <w:tc>
-          <w:tcPr>
-            <w:tcW w:type="dxa" w:w="3135"/>
-          </w:tcPr>
-          <w:p>
-            <w:r>
-              <w:rPr>
-                <w:sz w:val="20"/>
-              </w:rPr>
-              <w:t>Intelligent-Tiering enablement</w:t>
-            </w:r>
-          </w:p>
-        </w:tc>
-      </w:tr>
-      <w:tr>
-        <w:tc>
-          <w:tcPr>
-            <w:tcW w:type="dxa" w:w="3135"/>
-          </w:tcPr>
-          <w:p>
-            <w:r>
-              <w:rPr>
-                <w:sz w:val="20"/>
-              </w:rPr>
-              <w:t>compute-optimizer:GetEC2InstanceRecommendations</w:t>
-            </w:r>
-          </w:p>
-        </w:tc>
-        <w:tc>
-          <w:tcPr>
-            <w:tcW w:type="dxa" w:w="3135"/>
-          </w:tcPr>
-          <w:p>
-            <w:r>
-              <w:rPr>
-                <w:sz w:val="20"/>
-              </w:rPr>
-              <w:t>EC2 in top costs</w:t>
-            </w:r>
-          </w:p>
-        </w:tc>
-        <w:tc>
-          <w:tcPr>
-            <w:tcW w:type="dxa" w:w="3135"/>
-          </w:tcPr>
-          <w:p>
-            <w:r>
-              <w:rPr>
-                <w:sz w:val="20"/>
-              </w:rPr>
-              <w:t>Rightsizing recommendations</w:t>
-            </w:r>
-          </w:p>
-        </w:tc>
-      </w:tr>
-    </w:tbl>
-    <w:p/>
-    <w:p>
-      <w:pPr>
-        <w:pStyle w:val="Heading2"/>
-      </w:pPr>
-      <w:r>
-        <w:rPr>
-          <w:color w:val="1A56DB"/>
-        </w:rPr>
-        <w:t>4.3 Month Comparison Detection</w:t>
-      </w:r>
-    </w:p>
-    <w:tbl>
-      <w:tblPr>
-        <w:tblStyle w:val="LightGrid-Accent1"/>
-        <w:tblW w:type="auto" w:w="0"/>
-        <w:jc w:val="left"/>
-        <w:tblLook w:firstColumn="1" w:firstRow="1" w:lastColumn="0" w:lastRow="0" w:noHBand="0" w:noVBand="1" w:val="04A0"/>
-      </w:tblPr>
-      <w:tblGrid>
-        <w:gridCol w:w="4703"/>
-        <w:gridCol w:w="4703"/>
-      </w:tblGrid>
-      <w:tr>
-        <w:tc>
-          <w:tcPr>
-            <w:tcW w:type="dxa" w:w="4703"/>
-          </w:tcPr>
-          <w:p>
-            <w:r>
-              <w:rPr>
-                <w:b/>
-                <w:sz w:val="20"/>
-              </w:rPr>
-              <w:t>Pattern</w:t>
-            </w:r>
-          </w:p>
-        </w:tc>
-        <w:tc>
-          <w:tcPr>
-            <w:tcW w:type="dxa" w:w="4703"/>
-          </w:tcPr>
-          <w:p>
-            <w:r>
-              <w:rPr>
-                <w:b/>
-                <w:sz w:val="20"/>
-              </w:rPr>
-              <w:t>Action</w:t>
-            </w:r>
-          </w:p>
-        </w:tc>
-      </w:tr>
-      <w:tr>
-        <w:tc>
-          <w:tcPr>
-            <w:tcW w:type="dxa" w:w="4703"/>
-          </w:tcPr>
-          <w:p>
-            <w:r>
-              <w:rPr>
-                <w:sz w:val="20"/>
-              </w:rPr>
-              <w:t>"compare Feb and March"</w:t>
-            </w:r>
-          </w:p>
-        </w:tc>
-        <w:tc>
-          <w:tcPr>
-            <w:tcW w:type="dxa" w:w="4703"/>
-          </w:tcPr>
-          <w:p>
-            <w:r>
-              <w:rPr>
-                <w:sz w:val="20"/>
-              </w:rPr>
-              <w:t>Fetch both months separately from Cost Explorer</w:t>
-            </w:r>
-          </w:p>
-        </w:tc>
-      </w:tr>
-      <w:tr>
-        <w:tc>
-          <w:tcPr>
-            <w:tcW w:type="dxa" w:w="4703"/>
-          </w:tcPr>
-          <w:p>
-            <w:r>
-              <w:rPr>
-                <w:sz w:val="20"/>
-              </w:rPr>
-              <w:t>"last 3 months" / "past quarter"</w:t>
-            </w:r>
-          </w:p>
-        </w:tc>
-        <w:tc>
-          <w:tcPr>
-            <w:tcW w:type="dxa" w:w="4703"/>
-          </w:tcPr>
-          <w:p>
-            <w:r>
-              <w:rPr>
-                <w:sz w:val="20"/>
-              </w:rPr>
-              <w:t>Fetch MONTHLY granularity for N months</w:t>
-            </w:r>
-          </w:p>
-        </w:tc>
-      </w:tr>
-      <w:tr>
-        <w:tc>
-          <w:tcPr>
-            <w:tcW w:type="dxa" w:w="4703"/>
-          </w:tcPr>
-          <w:p>
-            <w:r>
-              <w:rPr>
-                <w:sz w:val="20"/>
-              </w:rPr>
-              <w:t>Hebrew: "תשווה 3 חודשים"</w:t>
-            </w:r>
-          </w:p>
-        </w:tc>
-        <w:tc>
-          <w:tcPr>
-            <w:tcW w:type="dxa" w:w="4703"/>
-          </w:tcPr>
-          <w:p>
-            <w:r>
-              <w:rPr>
-                <w:sz w:val="20"/>
-              </w:rPr>
-              <w:t>Same as above (Hebrew keyword detection)</w:t>
+              <w:t>Cluster inventory</w:t>
             </w:r>
           </w:p>
         </w:tc>
@@ -2155,7 +1439,7 @@
     </w:p>
     <w:p>
       <w:r>
-        <w:t>CloudWatch metrics are automatically fetched for ALL top-cost services to enable data-driven rightsizing. For each service, the system collects 30-day average and peak (maximum) utilization to determine if resources are RIGHT-SIZED, OVER-PROVISIONED, or UNDER-PROVISIONED.</w:t>
+        <w:t>Auto-fetched for ALL top-cost services. 30-day avg + peak for rightsizing verdicts.</w:t>
       </w:r>
     </w:p>
     <w:tbl>
@@ -2195,7 +1479,7 @@
                 <w:b/>
                 <w:sz w:val="20"/>
               </w:rPr>
-              <w:t>Metrics Collected</w:t>
+              <w:t>Metrics</w:t>
             </w:r>
           </w:p>
         </w:tc>
@@ -2237,7 +1521,7 @@
               <w:rPr>
                 <w:sz w:val="20"/>
               </w:rPr>
-              <w:t>CPUUtilization (avg+max), NetworkIn, NetworkOut</w:t>
+              <w:t>CPU, NetworkIn/Out</w:t>
             </w:r>
           </w:p>
         </w:tc>
@@ -2278,7 +1562,7 @@
               <w:rPr>
                 <w:sz w:val="20"/>
               </w:rPr>
-              <w:t>CPUUtilization, DatabaseConnections, FreeableMemory, ReadIOPS, WriteIOPS</w:t>
+              <w:t>CPU, Connections, Memory, IOPS</w:t>
             </w:r>
           </w:p>
         </w:tc>
@@ -2291,7 +1575,7 @@
               <w:rPr>
                 <w:sz w:val="20"/>
               </w:rPr>
-              <w:t>avg CPU &lt; 10% + max &lt; 30% = downsize; &gt; 80% = upsize/read replicas</w:t>
+              <w:t>avg CPU &lt; 10% = downsize; &gt; 80% = upsize</w:t>
             </w:r>
           </w:p>
         </w:tc>
@@ -2319,7 +1603,7 @@
               <w:rPr>
                 <w:sz w:val="20"/>
               </w:rPr>
-              <w:t>RequestCount (total 30d), ActiveConnectionCount</w:t>
+              <w:t>RequestCount (30d total)</w:t>
             </w:r>
           </w:p>
         </w:tc>
@@ -2332,7 +1616,7 @@
               <w:rPr>
                 <w:sz w:val="20"/>
               </w:rPr>
-              <w:t>0 requests = deletion candidate; &lt; 1000 = consolidation</w:t>
+              <w:t>0 requests = delete; &lt; 1000 = consolidate</w:t>
             </w:r>
           </w:p>
         </w:tc>
@@ -2360,7 +1644,7 @@
               <w:rPr>
                 <w:sz w:val="20"/>
               </w:rPr>
-              <w:t>BytesOutToDestination, ActiveConnectionCount</w:t>
+              <w:t>BytesOut, Connections</w:t>
             </w:r>
           </w:p>
         </w:tc>
@@ -2373,7 +1657,7 @@
               <w:rPr>
                 <w:sz w:val="20"/>
               </w:rPr>
-              <w:t>&lt; 1MB/30d = deletion candidate ($32/month each)</w:t>
+              <w:t>&lt; 1MB/30d = delete ($32/month)</w:t>
             </w:r>
           </w:p>
         </w:tc>
@@ -2401,7 +1685,7 @@
               <w:rPr>
                 <w:sz w:val="20"/>
               </w:rPr>
-              <w:t>VolumeReadOps, VolumeWriteOps</w:t>
+              <w:t>ReadOps, WriteOps</w:t>
             </w:r>
           </w:p>
         </w:tc>
@@ -2414,7 +1698,7 @@
               <w:rPr>
                 <w:sz w:val="20"/>
               </w:rPr>
-              <w:t>io1/io2 with &lt; 100 avg IOPS = switch to gp3 (3000 IOPS free)</w:t>
+              <w:t>io1/io2 low IOPS = switch to gp3</w:t>
             </w:r>
           </w:p>
         </w:tc>
@@ -2442,7 +1726,7 @@
               <w:rPr>
                 <w:sz w:val="20"/>
               </w:rPr>
-              <w:t>Invocations, Duration (avg+max), Errors</w:t>
+              <w:t>Invocations, Duration, Errors</w:t>
             </w:r>
           </w:p>
         </w:tc>
@@ -2455,50 +1739,12 @@
               <w:rPr>
                 <w:sz w:val="20"/>
               </w:rPr>
-              <w:t>0 invocations = delete; 100% error rate = broken</w:t>
+              <w:t>0 invocations = delete; 100% errors = broken</w:t>
             </w:r>
           </w:p>
         </w:tc>
       </w:tr>
     </w:tbl>
-    <w:p/>
-    <w:p>
-      <w:r>
-        <w:t>Rightsizing Verdict Rules:</w:t>
-      </w:r>
-    </w:p>
-    <w:p>
-      <w:pPr>
-        <w:pStyle w:val="ListBullet"/>
-      </w:pPr>
-      <w:r>
-        <w:t>RIGHT-SIZED: avg utilization 20-80%, peak &lt; 90%</w:t>
-      </w:r>
-    </w:p>
-    <w:p>
-      <w:pPr>
-        <w:pStyle w:val="ListBullet"/>
-      </w:pPr>
-      <w:r>
-        <w:t>OVER-PROVISIONED: avg &lt; 10%, peak &lt; 30% → recommend downsizing</w:t>
-      </w:r>
-    </w:p>
-    <w:p>
-      <w:pPr>
-        <w:pStyle w:val="ListBullet"/>
-      </w:pPr>
-      <w:r>
-        <w:t>UNDER-PROVISIONED: avg &gt; 80% or peak &gt; 95% → recommend upsizing</w:t>
-      </w:r>
-    </w:p>
-    <w:p>
-      <w:pPr>
-        <w:pStyle w:val="ListBullet"/>
-      </w:pPr>
-      <w:r>
-        <w:t>The AI always shows actual avg and peak numbers when making rightsizing recommendations</w:t>
-      </w:r>
-    </w:p>
     <w:p>
       <w:r>
         <w:br w:type="page"/>
@@ -2539,7 +1785,7 @@
         <w:pStyle w:val="ListBullet"/>
       </w:pPr>
       <w:r>
-        <w:t>Includes waste savings: unattached EBS, idle EIPs, KMS keys, gp2→gp3</w:t>
+        <w:t>Includes: waste (EBS, EIPs, KMS) + commitment savings (SP/RI ~30% on RDS/EC2)</w:t>
       </w:r>
     </w:p>
     <w:p>
@@ -2547,23 +1793,7 @@
         <w:pStyle w:val="ListBullet"/>
       </w:pPr>
       <w:r>
-        <w:t>Includes commitment savings: ~30% on RDS and EC2 via Savings Plans</w:t>
-      </w:r>
-    </w:p>
-    <w:p>
-      <w:pPr>
-        <w:pStyle w:val="ListBullet"/>
-      </w:pPr>
-      <w:r>
-        <w:t>Tax excluded from total spend calculation</w:t>
-      </w:r>
-    </w:p>
-    <w:p>
-      <w:pPr>
-        <w:pStyle w:val="ListBullet"/>
-      </w:pPr>
-      <w:r>
-        <w:t>Rating: Excellent (≥90%), Good (≥75%), Needs Improvement (≥50%), Critical (&lt;50%)</w:t>
+        <w:t>Idle EIPs detected from both ec2:DescribeAddresses AND VPC usage breakdown</w:t>
       </w:r>
     </w:p>
     <w:p>
@@ -2574,7 +1804,7 @@
         <w:rPr>
           <w:color w:val="1A56DB"/>
         </w:rPr>
-        <w:t>6.2 Cost Anomaly Detection</w:t>
+        <w:t>6.2 Anomaly Detection</w:t>
       </w:r>
     </w:p>
     <w:p>
@@ -2582,15 +1812,7 @@
         <w:pStyle w:val="ListBullet"/>
       </w:pPr>
       <w:r>
-        <w:t>Compares each day to 7-day rolling average; flags &gt; 2x as anomaly</w:t>
-      </w:r>
-    </w:p>
-    <w:p>
-      <w:pPr>
-        <w:pStyle w:val="ListBullet"/>
-      </w:pPr>
-      <w:r>
-        <w:t>Domain registration excluded as annual charge</w:t>
+        <w:t>Daily cost &gt; 2x 7-day average = anomaly. Domain registration excluded.</w:t>
       </w:r>
     </w:p>
     <w:p>
@@ -2601,12 +1823,7 @@
         <w:rPr>
           <w:color w:val="1A56DB"/>
         </w:rPr>
-        <w:t>6.3 Real-Time Pricing Engine</w:t>
-      </w:r>
-    </w:p>
-    <w:p>
-      <w:r>
-        <w:t>Uses ACTUAL instance types from the account (not hardcoded examples):</w:t>
+        <w:t>6.3 Pricing Engine</w:t>
       </w:r>
     </w:p>
     <w:p>
@@ -2614,7 +1831,7 @@
         <w:pStyle w:val="ListBullet"/>
       </w:pPr>
       <w:r>
-        <w:t>Reads real EC2 types from ec2:DescribeInstances</w:t>
+        <w:t>Uses ACTUAL instance types from account (not hardcoded examples)</w:t>
       </w:r>
     </w:p>
     <w:p>
@@ -2622,7 +1839,7 @@
         <w:pStyle w:val="ListBullet"/>
       </w:pPr>
       <w:r>
-        <w:t>Reads real RDS classes from rds:DescribeDBInstances</w:t>
+        <w:t>Detects RDS engine (PostgreSQL, MySQL) and deployment (Multi-AZ/Single-AZ)</w:t>
       </w:r>
     </w:p>
     <w:p>
@@ -2630,7 +1847,7 @@
         <w:pStyle w:val="ListBullet"/>
       </w:pPr>
       <w:r>
-        <w:t>Detects actual RDS engine (PostgreSQL, MySQL, etc.) and deployment option</w:t>
+        <w:t>Region-aware: EU-, USE1-, USW2- prefix detection</w:t>
       </w:r>
     </w:p>
     <w:p>
@@ -2638,239 +1855,7 @@
         <w:pStyle w:val="ListBullet"/>
       </w:pPr>
       <w:r>
-        <w:t>Region-aware: detects region from usage type prefixes (EU-, USE1-, etc.)</w:t>
-      </w:r>
-    </w:p>
-    <w:tbl>
-      <w:tblPr>
-        <w:tblStyle w:val="LightGrid-Accent1"/>
-        <w:tblW w:type="auto" w:w="0"/>
-        <w:jc w:val="left"/>
-        <w:tblLook w:firstColumn="1" w:firstRow="1" w:lastColumn="0" w:lastRow="0" w:noHBand="0" w:noVBand="1" w:val="04A0"/>
-      </w:tblPr>
-      <w:tblGrid>
-        <w:gridCol w:w="3135"/>
-        <w:gridCol w:w="3135"/>
-        <w:gridCol w:w="3135"/>
-      </w:tblGrid>
-      <w:tr>
-        <w:tc>
-          <w:tcPr>
-            <w:tcW w:type="dxa" w:w="3135"/>
-          </w:tcPr>
-          <w:p>
-            <w:r>
-              <w:rPr>
-                <w:b/>
-                <w:sz w:val="20"/>
-              </w:rPr>
-              <w:t>Pricing Tier</w:t>
-            </w:r>
-          </w:p>
-        </w:tc>
-        <w:tc>
-          <w:tcPr>
-            <w:tcW w:type="dxa" w:w="3135"/>
-          </w:tcPr>
-          <w:p>
-            <w:r>
-              <w:rPr>
-                <w:b/>
-                <w:sz w:val="20"/>
-              </w:rPr>
-              <w:t>Discount</w:t>
-            </w:r>
-          </w:p>
-        </w:tc>
-        <w:tc>
-          <w:tcPr>
-            <w:tcW w:type="dxa" w:w="3135"/>
-          </w:tcPr>
-          <w:p>
-            <w:r>
-              <w:rPr>
-                <w:b/>
-                <w:sz w:val="20"/>
-              </w:rPr>
-              <w:t>Use Case</w:t>
-            </w:r>
-          </w:p>
-        </w:tc>
-      </w:tr>
-      <w:tr>
-        <w:tc>
-          <w:tcPr>
-            <w:tcW w:type="dxa" w:w="3135"/>
-          </w:tcPr>
-          <w:p>
-            <w:r>
-              <w:rPr>
-                <w:sz w:val="20"/>
-              </w:rPr>
-              <w:t>On-Demand</w:t>
-            </w:r>
-          </w:p>
-        </w:tc>
-        <w:tc>
-          <w:tcPr>
-            <w:tcW w:type="dxa" w:w="3135"/>
-          </w:tcPr>
-          <w:p>
-            <w:r>
-              <w:rPr>
-                <w:sz w:val="20"/>
-              </w:rPr>
-              <w:t>0% (baseline)</w:t>
-            </w:r>
-          </w:p>
-        </w:tc>
-        <w:tc>
-          <w:tcPr>
-            <w:tcW w:type="dxa" w:w="3135"/>
-          </w:tcPr>
-          <w:p>
-            <w:r>
-              <w:rPr>
-                <w:sz w:val="20"/>
-              </w:rPr>
-              <w:t>Reference price</w:t>
-            </w:r>
-          </w:p>
-        </w:tc>
-      </w:tr>
-      <w:tr>
-        <w:tc>
-          <w:tcPr>
-            <w:tcW w:type="dxa" w:w="3135"/>
-          </w:tcPr>
-          <w:p>
-            <w:r>
-              <w:rPr>
-                <w:sz w:val="20"/>
-              </w:rPr>
-              <w:t>Compute Savings Plan</w:t>
-            </w:r>
-          </w:p>
-        </w:tc>
-        <w:tc>
-          <w:tcPr>
-            <w:tcW w:type="dxa" w:w="3135"/>
-          </w:tcPr>
-          <w:p>
-            <w:r>
-              <w:rPr>
-                <w:sz w:val="20"/>
-              </w:rPr>
-              <w:t>~30%</w:t>
-            </w:r>
-          </w:p>
-        </w:tc>
-        <w:tc>
-          <w:tcPr>
-            <w:tcW w:type="dxa" w:w="3135"/>
-          </w:tcPr>
-          <w:p>
-            <w:r>
-              <w:rPr>
-                <w:sz w:val="20"/>
-              </w:rPr>
-              <w:t>Default commitment (recommended)</w:t>
-            </w:r>
-          </w:p>
-        </w:tc>
-      </w:tr>
-      <w:tr>
-        <w:tc>
-          <w:tcPr>
-            <w:tcW w:type="dxa" w:w="3135"/>
-          </w:tcPr>
-          <w:p>
-            <w:r>
-              <w:rPr>
-                <w:sz w:val="20"/>
-              </w:rPr>
-              <w:t>Spot Instances</w:t>
-            </w:r>
-          </w:p>
-        </w:tc>
-        <w:tc>
-          <w:tcPr>
-            <w:tcW w:type="dxa" w:w="3135"/>
-          </w:tcPr>
-          <w:p>
-            <w:r>
-              <w:rPr>
-                <w:sz w:val="20"/>
-              </w:rPr>
-              <w:t>~70%</w:t>
-            </w:r>
-          </w:p>
-        </w:tc>
-        <w:tc>
-          <w:tcPr>
-            <w:tcW w:type="dxa" w:w="3135"/>
-          </w:tcPr>
-          <w:p>
-            <w:r>
-              <w:rPr>
-                <w:sz w:val="20"/>
-              </w:rPr>
-              <w:t>Fault-tolerant workloads</w:t>
-            </w:r>
-          </w:p>
-        </w:tc>
-      </w:tr>
-      <w:tr>
-        <w:tc>
-          <w:tcPr>
-            <w:tcW w:type="dxa" w:w="3135"/>
-          </w:tcPr>
-          <w:p>
-            <w:r>
-              <w:rPr>
-                <w:sz w:val="20"/>
-              </w:rPr>
-              <w:t>RI (1yr No Upfront)</w:t>
-            </w:r>
-          </w:p>
-        </w:tc>
-        <w:tc>
-          <w:tcPr>
-            <w:tcW w:type="dxa" w:w="3135"/>
-          </w:tcPr>
-          <w:p>
-            <w:r>
-              <w:rPr>
-                <w:sz w:val="20"/>
-              </w:rPr>
-              <w:t>varies</w:t>
-            </w:r>
-          </w:p>
-        </w:tc>
-        <w:tc>
-          <w:tcPr>
-            <w:tcW w:type="dxa" w:w="3135"/>
-          </w:tcPr>
-          <w:p>
-            <w:r>
-              <w:rPr>
-                <w:sz w:val="20"/>
-              </w:rPr>
-              <w:t>Fallback for rigid scenarios</w:t>
-            </w:r>
-          </w:p>
-        </w:tc>
-      </w:tr>
-    </w:tbl>
-    <w:p/>
-    <w:p>
-      <w:r>
-        <w:t>Capacity Mix: 30% Savings Plan + 70% Spot per instance type</w:t>
-      </w:r>
-    </w:p>
-    <w:p>
-      <w:r>
-        <w:t>Rightsize-Before-Commit: Analyze → Rightsize → Then commit</w:t>
+        <w:t>Tiers: On-Demand → Savings Plan (~30%) → Spot (~70%) → Blended mix</w:t>
       </w:r>
     </w:p>
     <w:p>
@@ -2884,596 +1869,14 @@
         <w:t>6.4 Waste Detection</w:t>
       </w:r>
     </w:p>
-    <w:tbl>
-      <w:tblPr>
-        <w:tblStyle w:val="LightGrid-Accent1"/>
-        <w:tblW w:type="auto" w:w="0"/>
-        <w:jc w:val="left"/>
-        <w:tblLook w:firstColumn="1" w:firstRow="1" w:lastColumn="0" w:lastRow="0" w:noHBand="0" w:noVBand="1" w:val="04A0"/>
-      </w:tblPr>
-      <w:tblGrid>
-        <w:gridCol w:w="3135"/>
-        <w:gridCol w:w="3135"/>
-        <w:gridCol w:w="3135"/>
-      </w:tblGrid>
-      <w:tr>
-        <w:tc>
-          <w:tcPr>
-            <w:tcW w:type="dxa" w:w="3135"/>
-          </w:tcPr>
-          <w:p>
-            <w:r>
-              <w:rPr>
-                <w:b/>
-                <w:sz w:val="20"/>
-              </w:rPr>
-              <w:t>Waste Type</w:t>
-            </w:r>
-          </w:p>
-        </w:tc>
-        <w:tc>
-          <w:tcPr>
-            <w:tcW w:type="dxa" w:w="3135"/>
-          </w:tcPr>
-          <w:p>
-            <w:r>
-              <w:rPr>
-                <w:b/>
-                <w:sz w:val="20"/>
-              </w:rPr>
-              <w:t>Detection</w:t>
-            </w:r>
-          </w:p>
-        </w:tc>
-        <w:tc>
-          <w:tcPr>
-            <w:tcW w:type="dxa" w:w="3135"/>
-          </w:tcPr>
-          <w:p>
-            <w:r>
-              <w:rPr>
-                <w:b/>
-                <w:sz w:val="20"/>
-              </w:rPr>
-              <w:t>Savings</w:t>
-            </w:r>
-          </w:p>
-        </w:tc>
-      </w:tr>
-      <w:tr>
-        <w:tc>
-          <w:tcPr>
-            <w:tcW w:type="dxa" w:w="3135"/>
-          </w:tcPr>
-          <w:p>
-            <w:r>
-              <w:rPr>
-                <w:sz w:val="20"/>
-              </w:rPr>
-              <w:t>Unattached EBS</w:t>
-            </w:r>
-          </w:p>
-        </w:tc>
-        <w:tc>
-          <w:tcPr>
-            <w:tcW w:type="dxa" w:w="3135"/>
-          </w:tcPr>
-          <w:p>
-            <w:r>
-              <w:rPr>
-                <w:sz w:val="20"/>
-              </w:rPr>
-              <w:t>Volume state = available</w:t>
-            </w:r>
-          </w:p>
-        </w:tc>
-        <w:tc>
-          <w:tcPr>
-            <w:tcW w:type="dxa" w:w="3135"/>
-          </w:tcPr>
-          <w:p>
-            <w:r>
-              <w:rPr>
-                <w:sz w:val="20"/>
-              </w:rPr>
-              <w:t>Per-volume cost</w:t>
-            </w:r>
-          </w:p>
-        </w:tc>
-      </w:tr>
-      <w:tr>
-        <w:tc>
-          <w:tcPr>
-            <w:tcW w:type="dxa" w:w="3135"/>
-          </w:tcPr>
-          <w:p>
-            <w:r>
-              <w:rPr>
-                <w:sz w:val="20"/>
-              </w:rPr>
-              <w:t>Idle Elastic IPs</w:t>
-            </w:r>
-          </w:p>
-        </w:tc>
-        <w:tc>
-          <w:tcPr>
-            <w:tcW w:type="dxa" w:w="3135"/>
-          </w:tcPr>
-          <w:p>
-            <w:r>
-              <w:rPr>
-                <w:sz w:val="20"/>
-              </w:rPr>
-              <w:t>EIP not associated</w:t>
-            </w:r>
-          </w:p>
-        </w:tc>
-        <w:tc>
-          <w:tcPr>
-            <w:tcW w:type="dxa" w:w="3135"/>
-          </w:tcPr>
-          <w:p>
-            <w:r>
-              <w:rPr>
-                <w:sz w:val="20"/>
-              </w:rPr>
-              <w:t>$3.65/month each</w:t>
-            </w:r>
-          </w:p>
-        </w:tc>
-      </w:tr>
-      <w:tr>
-        <w:tc>
-          <w:tcPr>
-            <w:tcW w:type="dxa" w:w="3135"/>
-          </w:tcPr>
-          <w:p>
-            <w:r>
-              <w:rPr>
-                <w:sz w:val="20"/>
-              </w:rPr>
-              <w:t>Idle Lambda</w:t>
-            </w:r>
-          </w:p>
-        </w:tc>
-        <w:tc>
-          <w:tcPr>
-            <w:tcW w:type="dxa" w:w="3135"/>
-          </w:tcPr>
-          <w:p>
-            <w:r>
-              <w:rPr>
-                <w:sz w:val="20"/>
-              </w:rPr>
-              <w:t>0 invocations in 30d</w:t>
-            </w:r>
-          </w:p>
-        </w:tc>
-        <w:tc>
-          <w:tcPr>
-            <w:tcW w:type="dxa" w:w="3135"/>
-          </w:tcPr>
-          <w:p>
-            <w:r>
-              <w:rPr>
-                <w:sz w:val="20"/>
-              </w:rPr>
-              <w:t>Deletion candidate</w:t>
-            </w:r>
-          </w:p>
-        </w:tc>
-      </w:tr>
-      <w:tr>
-        <w:tc>
-          <w:tcPr>
-            <w:tcW w:type="dxa" w:w="3135"/>
-          </w:tcPr>
-          <w:p>
-            <w:r>
-              <w:rPr>
-                <w:sz w:val="20"/>
-              </w:rPr>
-              <w:t>Lambda errors</w:t>
-            </w:r>
-          </w:p>
-        </w:tc>
-        <w:tc>
-          <w:tcPr>
-            <w:tcW w:type="dxa" w:w="3135"/>
-          </w:tcPr>
-          <w:p>
-            <w:r>
-              <w:rPr>
-                <w:sz w:val="20"/>
-              </w:rPr>
-              <w:t>100% error rate</w:t>
-            </w:r>
-          </w:p>
-        </w:tc>
-        <w:tc>
-          <w:tcPr>
-            <w:tcW w:type="dxa" w:w="3135"/>
-          </w:tcPr>
-          <w:p>
-            <w:r>
-              <w:rPr>
-                <w:sz w:val="20"/>
-              </w:rPr>
-              <w:t>Broken function</w:t>
-            </w:r>
-          </w:p>
-        </w:tc>
-      </w:tr>
-      <w:tr>
-        <w:tc>
-          <w:tcPr>
-            <w:tcW w:type="dxa" w:w="3135"/>
-          </w:tcPr>
-          <w:p>
-            <w:r>
-              <w:rPr>
-                <w:sz w:val="20"/>
-              </w:rPr>
-              <w:t>Deleted VPC endpoints</w:t>
-            </w:r>
-          </w:p>
-        </w:tc>
-        <w:tc>
-          <w:tcPr>
-            <w:tcW w:type="dxa" w:w="3135"/>
-          </w:tcPr>
-          <w:p>
-            <w:r>
-              <w:rPr>
-                <w:sz w:val="20"/>
-              </w:rPr>
-              <w:t>Charges with 0 current</w:t>
-            </w:r>
-          </w:p>
-        </w:tc>
-        <w:tc>
-          <w:tcPr>
-            <w:tcW w:type="dxa" w:w="3135"/>
-          </w:tcPr>
-          <w:p>
-            <w:r>
-              <w:rPr>
-                <w:sz w:val="20"/>
-              </w:rPr>
-              <w:t>Stops next cycle</w:t>
-            </w:r>
-          </w:p>
-        </w:tc>
-      </w:tr>
-      <w:tr>
-        <w:tc>
-          <w:tcPr>
-            <w:tcW w:type="dxa" w:w="3135"/>
-          </w:tcPr>
-          <w:p>
-            <w:r>
-              <w:rPr>
-                <w:sz w:val="20"/>
-              </w:rPr>
-              <w:t>KMS keys</w:t>
-            </w:r>
-          </w:p>
-        </w:tc>
-        <w:tc>
-          <w:tcPr>
-            <w:tcW w:type="dxa" w:w="3135"/>
-          </w:tcPr>
-          <w:p>
-            <w:r>
-              <w:rPr>
-                <w:sz w:val="20"/>
-              </w:rPr>
-              <w:t>Customer-managed count</w:t>
-            </w:r>
-          </w:p>
-        </w:tc>
-        <w:tc>
-          <w:tcPr>
-            <w:tcW w:type="dxa" w:w="3135"/>
-          </w:tcPr>
-          <w:p>
-            <w:r>
-              <w:rPr>
-                <w:sz w:val="20"/>
-              </w:rPr>
-              <w:t>$1/month each</w:t>
-            </w:r>
-          </w:p>
-        </w:tc>
-      </w:tr>
-      <w:tr>
-        <w:tc>
-          <w:tcPr>
-            <w:tcW w:type="dxa" w:w="3135"/>
-          </w:tcPr>
-          <w:p>
-            <w:r>
-              <w:rPr>
-                <w:sz w:val="20"/>
-              </w:rPr>
-              <w:t>Empty EKS/ECS</w:t>
-            </w:r>
-          </w:p>
-        </w:tc>
-        <w:tc>
-          <w:tcPr>
-            <w:tcW w:type="dxa" w:w="3135"/>
-          </w:tcPr>
-          <w:p>
-            <w:r>
-              <w:rPr>
-                <w:sz w:val="20"/>
-              </w:rPr>
-              <w:t>0 running tasks</w:t>
-            </w:r>
-          </w:p>
-        </w:tc>
-        <w:tc>
-          <w:tcPr>
-            <w:tcW w:type="dxa" w:w="3135"/>
-          </w:tcPr>
-          <w:p>
-            <w:r>
-              <w:rPr>
-                <w:sz w:val="20"/>
-              </w:rPr>
-              <w:t>Deletion candidate</w:t>
-            </w:r>
-          </w:p>
-        </w:tc>
-      </w:tr>
-      <w:tr>
-        <w:tc>
-          <w:tcPr>
-            <w:tcW w:type="dxa" w:w="3135"/>
-          </w:tcPr>
-          <w:p>
-            <w:r>
-              <w:rPr>
-                <w:sz w:val="20"/>
-              </w:rPr>
-              <w:t>S3 no lifecycle</w:t>
-            </w:r>
-          </w:p>
-        </w:tc>
-        <w:tc>
-          <w:tcPr>
-            <w:tcW w:type="dxa" w:w="3135"/>
-          </w:tcPr>
-          <w:p>
-            <w:r>
-              <w:rPr>
-                <w:sz w:val="20"/>
-              </w:rPr>
-              <w:t>No lifecycle config</w:t>
-            </w:r>
-          </w:p>
-        </w:tc>
-        <w:tc>
-          <w:tcPr>
-            <w:tcW w:type="dxa" w:w="3135"/>
-          </w:tcPr>
-          <w:p>
-            <w:r>
-              <w:rPr>
-                <w:sz w:val="20"/>
-              </w:rPr>
-              <w:t>Data tiering savings</w:t>
-            </w:r>
-          </w:p>
-        </w:tc>
-      </w:tr>
-      <w:tr>
-        <w:tc>
-          <w:tcPr>
-            <w:tcW w:type="dxa" w:w="3135"/>
-          </w:tcPr>
-          <w:p>
-            <w:r>
-              <w:rPr>
-                <w:sz w:val="20"/>
-              </w:rPr>
-              <w:t>S3 no Intelligent-Tiering</w:t>
-            </w:r>
-          </w:p>
-        </w:tc>
-        <w:tc>
-          <w:tcPr>
-            <w:tcW w:type="dxa" w:w="3135"/>
-          </w:tcPr>
-          <w:p>
-            <w:r>
-              <w:rPr>
-                <w:sz w:val="20"/>
-              </w:rPr>
-              <w:t>No IT config</w:t>
-            </w:r>
-          </w:p>
-        </w:tc>
-        <w:tc>
-          <w:tcPr>
-            <w:tcW w:type="dxa" w:w="3135"/>
-          </w:tcPr>
-          <w:p>
-            <w:r>
-              <w:rPr>
-                <w:sz w:val="20"/>
-              </w:rPr>
-              <w:t>Auto-tiering savings</w:t>
-            </w:r>
-          </w:p>
-        </w:tc>
-      </w:tr>
-      <w:tr>
-        <w:tc>
-          <w:tcPr>
-            <w:tcW w:type="dxa" w:w="3135"/>
-          </w:tcPr>
-          <w:p>
-            <w:r>
-              <w:rPr>
-                <w:sz w:val="20"/>
-              </w:rPr>
-              <w:t>Over-provisioned EC2</w:t>
-            </w:r>
-          </w:p>
-        </w:tc>
-        <w:tc>
-          <w:tcPr>
-            <w:tcW w:type="dxa" w:w="3135"/>
-          </w:tcPr>
-          <w:p>
-            <w:r>
-              <w:rPr>
-                <w:sz w:val="20"/>
-              </w:rPr>
-              <w:t>Compute Optimizer</w:t>
-            </w:r>
-          </w:p>
-        </w:tc>
-        <w:tc>
-          <w:tcPr>
-            <w:tcW w:type="dxa" w:w="3135"/>
-          </w:tcPr>
-          <w:p>
-            <w:r>
-              <w:rPr>
-                <w:sz w:val="20"/>
-              </w:rPr>
-              <w:t>Rightsizing savings</w:t>
-            </w:r>
-          </w:p>
-        </w:tc>
-      </w:tr>
-      <w:tr>
-        <w:tc>
-          <w:tcPr>
-            <w:tcW w:type="dxa" w:w="3135"/>
-          </w:tcPr>
-          <w:p>
-            <w:r>
-              <w:rPr>
-                <w:sz w:val="20"/>
-              </w:rPr>
-              <w:t>Idle ELB</w:t>
-            </w:r>
-          </w:p>
-        </w:tc>
-        <w:tc>
-          <w:tcPr>
-            <w:tcW w:type="dxa" w:w="3135"/>
-          </w:tcPr>
-          <w:p>
-            <w:r>
-              <w:rPr>
-                <w:sz w:val="20"/>
-              </w:rPr>
-              <w:t>0 requests in 30d</w:t>
-            </w:r>
-          </w:p>
-        </w:tc>
-        <w:tc>
-          <w:tcPr>
-            <w:tcW w:type="dxa" w:w="3135"/>
-          </w:tcPr>
-          <w:p>
-            <w:r>
-              <w:rPr>
-                <w:sz w:val="20"/>
-              </w:rPr>
-              <w:t>~$16/month per ALB</w:t>
-            </w:r>
-          </w:p>
-        </w:tc>
-      </w:tr>
-      <w:tr>
-        <w:tc>
-          <w:tcPr>
-            <w:tcW w:type="dxa" w:w="3135"/>
-          </w:tcPr>
-          <w:p>
-            <w:r>
-              <w:rPr>
-                <w:sz w:val="20"/>
-              </w:rPr>
-              <w:t>Idle NAT Gateway</w:t>
-            </w:r>
-          </w:p>
-        </w:tc>
-        <w:tc>
-          <w:tcPr>
-            <w:tcW w:type="dxa" w:w="3135"/>
-          </w:tcPr>
-          <w:p>
-            <w:r>
-              <w:rPr>
-                <w:sz w:val="20"/>
-              </w:rPr>
-              <w:t>&lt; 1MB traffic in 30d</w:t>
-            </w:r>
-          </w:p>
-        </w:tc>
-        <w:tc>
-          <w:tcPr>
-            <w:tcW w:type="dxa" w:w="3135"/>
-          </w:tcPr>
-          <w:p>
-            <w:r>
-              <w:rPr>
-                <w:sz w:val="20"/>
-              </w:rPr>
-              <w:t>~$32/month each</w:t>
-            </w:r>
-          </w:p>
-        </w:tc>
-      </w:tr>
-      <w:tr>
-        <w:tc>
-          <w:tcPr>
-            <w:tcW w:type="dxa" w:w="3135"/>
-          </w:tcPr>
-          <w:p>
-            <w:r>
-              <w:rPr>
-                <w:sz w:val="20"/>
-              </w:rPr>
-              <w:t>Over-provisioned EBS IOPS</w:t>
-            </w:r>
-          </w:p>
-        </w:tc>
-        <w:tc>
-          <w:tcPr>
-            <w:tcW w:type="dxa" w:w="3135"/>
-          </w:tcPr>
-          <w:p>
-            <w:r>
-              <w:rPr>
-                <w:sz w:val="20"/>
-              </w:rPr>
-              <w:t>io1/io2 with low IOPS</w:t>
-            </w:r>
-          </w:p>
-        </w:tc>
-        <w:tc>
-          <w:tcPr>
-            <w:tcW w:type="dxa" w:w="3135"/>
-          </w:tcPr>
-          <w:p>
-            <w:r>
-              <w:rPr>
-                <w:sz w:val="20"/>
-              </w:rPr>
-              <w:t>Switch to gp3</w:t>
-            </w:r>
-          </w:p>
-        </w:tc>
-      </w:tr>
-    </w:tbl>
+    <w:p>
+      <w:pPr>
+        <w:pStyle w:val="ListBullet"/>
+      </w:pPr>
+      <w:r>
+        <w:t>13 waste types: unattached EBS, idle EIPs, idle Lambda, idle ELB, idle NAT GW, etc.</w:t>
+      </w:r>
+    </w:p>
     <w:p>
       <w:r>
         <w:br w:type="page"/>
@@ -3491,11 +1894,6 @@
       </w:r>
     </w:p>
     <w:p>
-      <w:r>
-        <w:t>The AI response is governed by 30+ rules in the system prompt that control how questions are answered. The rules ensure responses are data-driven, accurately sorted, and grounded in the actual CloudWatch metrics and pricing data gathered from the account.</w:t>
-      </w:r>
-    </w:p>
-    <w:p>
       <w:pPr>
         <w:pStyle w:val="Heading2"/>
       </w:pPr>
@@ -3504,11 +1902,6 @@
           <w:color w:val="1A56DB"/>
         </w:rPr>
         <w:t>7.1 Question Classification</w:t>
-      </w:r>
-    </w:p>
-    <w:p>
-      <w:r>
-        <w:t>The AI classifies each question into one of these categories and responds accordingly:</w:t>
       </w:r>
     </w:p>
     <w:tbl>
@@ -3534,7 +1927,7 @@
                 <w:b/>
                 <w:sz w:val="20"/>
               </w:rPr>
-              <w:t>Question Type</w:t>
+              <w:t>Type</w:t>
             </w:r>
           </w:p>
         </w:tc>
@@ -3562,7 +1955,7 @@
                 <w:b/>
                 <w:sz w:val="20"/>
               </w:rPr>
-              <w:t>Response Strategy</w:t>
+              <w:t>Strategy</w:t>
             </w:r>
           </w:p>
         </w:tc>
@@ -3577,7 +1970,7 @@
               <w:rPr>
                 <w:sz w:val="20"/>
               </w:rPr>
-              <w:t>General cost analysis</w:t>
+              <w:t>General analysis</w:t>
             </w:r>
           </w:p>
         </w:tc>
@@ -3590,7 +1983,7 @@
               <w:rPr>
                 <w:sz w:val="20"/>
               </w:rPr>
-              <w:t>"How efficient is my account?"</w:t>
+              <w:t>"How efficient?"</w:t>
             </w:r>
           </w:p>
         </w:tc>
@@ -3603,7 +1996,7 @@
               <w:rPr>
                 <w:sz w:val="20"/>
               </w:rPr>
-              <w:t>Full ranked cost breakdown, efficiency score, savings recommendations sorted by dollar impact</w:t>
+              <w:t>Ranked cost breakdown + efficiency score + savings</w:t>
             </w:r>
           </w:p>
         </w:tc>
@@ -3618,7 +2011,7 @@
               <w:rPr>
                 <w:sz w:val="20"/>
               </w:rPr>
-              <w:t>Specific resource query</w:t>
+              <w:t>Specific query</w:t>
             </w:r>
           </w:p>
         </w:tc>
@@ -3631,7 +2024,7 @@
               <w:rPr>
                 <w:sz w:val="20"/>
               </w:rPr>
-              <w:t>"List my unattached EBS volumes"</w:t>
+              <w:t>"List EBS volumes"</w:t>
             </w:r>
           </w:p>
         </w:tc>
@@ -3644,7 +2037,7 @@
               <w:rPr>
                 <w:sz w:val="20"/>
               </w:rPr>
-              <w:t>Direct answer with resource-level detail only — no full cost breakdown</w:t>
+              <w:t>Direct resource-level answer only</w:t>
             </w:r>
           </w:p>
         </w:tc>
@@ -3659,7 +2052,7 @@
               <w:rPr>
                 <w:sz w:val="20"/>
               </w:rPr>
-              <w:t>Savings/optimization</w:t>
+              <w:t>Savings</w:t>
             </w:r>
           </w:p>
         </w:tc>
@@ -3672,7 +2065,7 @@
               <w:rPr>
                 <w:sz w:val="20"/>
               </w:rPr>
-              <w:t>"How can I save on top 3 services?"</w:t>
+              <w:t>"How to save on top 3?"</w:t>
             </w:r>
           </w:p>
         </w:tc>
@@ -3685,7 +2078,7 @@
               <w:rPr>
                 <w:sz w:val="20"/>
               </w:rPr>
-              <w:t>Top services with actual pricing, rightsizing verdicts, commitment recommendations</w:t>
+              <w:t>Actual pricing + rightsizing + commitments</w:t>
             </w:r>
           </w:p>
         </w:tc>
@@ -3700,7 +2093,7 @@
               <w:rPr>
                 <w:sz w:val="20"/>
               </w:rPr>
-              <w:t>Month comparison</w:t>
+              <w:t>Comparison</w:t>
             </w:r>
           </w:p>
         </w:tc>
@@ -3713,7 +2106,7 @@
               <w:rPr>
                 <w:sz w:val="20"/>
               </w:rPr>
-              <w:t>"Compare Feb and March"</w:t>
+              <w:t>"Compare Feb vs March"</w:t>
             </w:r>
           </w:p>
         </w:tc>
@@ -3726,7 +2119,7 @@
               <w:rPr>
                 <w:sz w:val="20"/>
               </w:rPr>
-              <w:t>Side-by-side table with difference and % change per service</w:t>
+              <w:t>Side-by-side with % change</w:t>
             </w:r>
           </w:p>
         </w:tc>
@@ -3741,7 +2134,7 @@
               <w:rPr>
                 <w:sz w:val="20"/>
               </w:rPr>
-              <w:t>Multi-month trend</w:t>
+              <w:t>Rightsizing</w:t>
             </w:r>
           </w:p>
         </w:tc>
@@ -3754,7 +2147,7 @@
               <w:rPr>
                 <w:sz w:val="20"/>
               </w:rPr>
-              <w:t>"Last 3 months spending"</w:t>
+              <w:t>"Is my RDS right-sized?"</w:t>
             </w:r>
           </w:p>
         </w:tc>
@@ -3767,130 +2160,7 @@
               <w:rPr>
                 <w:sz w:val="20"/>
               </w:rPr>
-              <w:t>Monthly table with trend direction, partial-month warning for current month</w:t>
-            </w:r>
-          </w:p>
-        </w:tc>
-      </w:tr>
-      <w:tr>
-        <w:tc>
-          <w:tcPr>
-            <w:tcW w:type="dxa" w:w="3135"/>
-          </w:tcPr>
-          <w:p>
-            <w:r>
-              <w:rPr>
-                <w:sz w:val="20"/>
-              </w:rPr>
-              <w:t>Waste detection</w:t>
-            </w:r>
-          </w:p>
-        </w:tc>
-        <w:tc>
-          <w:tcPr>
-            <w:tcW w:type="dxa" w:w="3135"/>
-          </w:tcPr>
-          <w:p>
-            <w:r>
-              <w:rPr>
-                <w:sz w:val="20"/>
-              </w:rPr>
-              <w:t>"What services do I not need?"</w:t>
-            </w:r>
-          </w:p>
-        </w:tc>
-        <w:tc>
-          <w:tcPr>
-            <w:tcW w:type="dxa" w:w="3135"/>
-          </w:tcPr>
-          <w:p>
-            <w:r>
-              <w:rPr>
-                <w:sz w:val="20"/>
-              </w:rPr>
-              <w:t>Only resources with concrete evidence of waste — no generic advice</w:t>
-            </w:r>
-          </w:p>
-        </w:tc>
-      </w:tr>
-      <w:tr>
-        <w:tc>
-          <w:tcPr>
-            <w:tcW w:type="dxa" w:w="3135"/>
-          </w:tcPr>
-          <w:p>
-            <w:r>
-              <w:rPr>
-                <w:sz w:val="20"/>
-              </w:rPr>
-              <w:t>RI/SP pricing</w:t>
-            </w:r>
-          </w:p>
-        </w:tc>
-        <w:tc>
-          <w:tcPr>
-            <w:tcW w:type="dxa" w:w="3135"/>
-          </w:tcPr>
-          <w:p>
-            <w:r>
-              <w:rPr>
-                <w:sz w:val="20"/>
-              </w:rPr>
-              <w:t>"Show RDS RI options"</w:t>
-            </w:r>
-          </w:p>
-        </w:tc>
-        <w:tc>
-          <w:tcPr>
-            <w:tcW w:type="dxa" w:w="3135"/>
-          </w:tcPr>
-          <w:p>
-            <w:r>
-              <w:rPr>
-                <w:sz w:val="20"/>
-              </w:rPr>
-              <w:t>Actual instance types with on-demand vs SP vs RI pricing from the account</w:t>
-            </w:r>
-          </w:p>
-        </w:tc>
-      </w:tr>
-      <w:tr>
-        <w:tc>
-          <w:tcPr>
-            <w:tcW w:type="dxa" w:w="3135"/>
-          </w:tcPr>
-          <w:p>
-            <w:r>
-              <w:rPr>
-                <w:sz w:val="20"/>
-              </w:rPr>
-              <w:t>Rightsizing</w:t>
-            </w:r>
-          </w:p>
-        </w:tc>
-        <w:tc>
-          <w:tcPr>
-            <w:tcW w:type="dxa" w:w="3135"/>
-          </w:tcPr>
-          <w:p>
-            <w:r>
-              <w:rPr>
-                <w:sz w:val="20"/>
-              </w:rPr>
-              <w:t>"Is my RDS right-sized?"</w:t>
-            </w:r>
-          </w:p>
-        </w:tc>
-        <w:tc>
-          <w:tcPr>
-            <w:tcW w:type="dxa" w:w="3135"/>
-          </w:tcPr>
-          <w:p>
-            <w:r>
-              <w:rPr>
-                <w:sz w:val="20"/>
-              </w:rPr>
-              <w:t>CloudWatch metrics (avg+peak CPU, memory, IOPS) with verdict and pricing for recommended size</w:t>
+              <w:t>CloudWatch metrics + verdict + pricing</w:t>
             </w:r>
           </w:p>
         </w:tc>
@@ -3904,7 +2174,7 @@
         <w:rPr>
           <w:color w:val="1A56DB"/>
         </w:rPr>
-        <w:t>7.2 Response Ranking Rules</w:t>
+        <w:t>7.2 Ranking Rules</w:t>
       </w:r>
     </w:p>
     <w:p>
@@ -3912,15 +2182,7 @@
         <w:pStyle w:val="ListBullet"/>
       </w:pPr>
       <w:r>
-        <w:t>Services ranked strictly by cost_usd descending — never rank cheaper above more expensive</w:t>
-      </w:r>
-    </w:p>
-    <w:p>
-      <w:pPr>
-        <w:pStyle w:val="ListBullet"/>
-      </w:pPr>
-      <w:r>
-        <w:t>Savings recommendations sorted by estimated dollar savings descending</w:t>
+        <w:t>Services ranked by cost descending; savings ranked by dollar impact descending</w:t>
       </w:r>
     </w:p>
     <w:p>
@@ -3936,15 +2198,7 @@
         <w:pStyle w:val="ListBullet"/>
       </w:pPr>
       <w:r>
-        <w:t>Tax ALWAYS excluded from analysis — never listed as numbered item</w:t>
-      </w:r>
-    </w:p>
-    <w:p>
-      <w:pPr>
-        <w:pStyle w:val="ListBullet"/>
-      </w:pPr>
-      <w:r>
-        <w:t>"Potential Savings: N/A" is never written — if no savings, don't mention it</w:t>
+        <w:t>Tax, Registrar, Cost Explorer, CloudTrail = NON-ACTIONABLE (never in savings)</w:t>
       </w:r>
     </w:p>
     <w:p>
@@ -3955,12 +2209,7 @@
         <w:rPr>
           <w:color w:val="1A56DB"/>
         </w:rPr>
-        <w:t>7.3 Rightsizing Response Logic</w:t>
-      </w:r>
-    </w:p>
-    <w:p>
-      <w:r>
-        <w:t>For every paid service with CloudWatch metrics, the AI follows this sequence:</w:t>
+        <w:t>7.3 Rightsizing Workflow</w:t>
       </w:r>
     </w:p>
     <w:p>
@@ -3968,7 +2217,7 @@
         <w:pStyle w:val="ListBullet"/>
       </w:pPr>
       <w:r>
-        <w:t>Show actual 30-day avg and peak (max) utilization numbers</w:t>
+        <w:t>Analyze: show actual avg + peak utilization from 30-day CloudWatch data</w:t>
       </w:r>
     </w:p>
     <w:p>
@@ -3976,7 +2225,7 @@
         <w:pStyle w:val="ListBullet"/>
       </w:pPr>
       <w:r>
-        <w:t>Classify as RIGHT-SIZED, OVER-PROVISIONED, or UNDER-PROVISIONED</w:t>
+        <w:t>Rightsize: recommend specific smaller/larger instance class</w:t>
       </w:r>
     </w:p>
     <w:p>
@@ -3984,7 +2233,7 @@
         <w:pStyle w:val="ListBullet"/>
       </w:pPr>
       <w:r>
-        <w:t>If over-provisioned: recommend specific smaller instance class</w:t>
+        <w:t>Commit: show Savings Plan pricing on the right-sized instance</w:t>
       </w:r>
     </w:p>
     <w:p>
@@ -3992,71 +2241,7 @@
         <w:pStyle w:val="ListBullet"/>
       </w:pPr>
       <w:r>
-        <w:t>If under-provisioned: recommend upsizing or read replicas</w:t>
-      </w:r>
-    </w:p>
-    <w:p>
-      <w:pPr>
-        <w:pStyle w:val="ListBullet"/>
-      </w:pPr>
-      <w:r>
-        <w:t>Combine with pricing_context to show cost of recommended size</w:t>
-      </w:r>
-    </w:p>
-    <w:p/>
-    <w:p>
-      <w:r>
-        <w:t>The "Analyze → Rightsize → Commit" workflow is enforced:</w:t>
-      </w:r>
-    </w:p>
-    <w:p>
-      <w:pPr>
-        <w:pStyle w:val="ListBullet"/>
-      </w:pPr>
-      <w:r>
-        <w:rPr>
-          <w:b/>
-        </w:rPr>
-        <w:t xml:space="preserve">Analyze: </w:t>
-      </w:r>
-      <w:r>
-        <w:t>Step 1: Show utilization data proving over/under-provisioning</w:t>
-      </w:r>
-    </w:p>
-    <w:p>
-      <w:pPr>
-        <w:pStyle w:val="ListBullet"/>
-      </w:pPr>
-      <w:r>
-        <w:rPr>
-          <w:b/>
-        </w:rPr>
-        <w:t xml:space="preserve">Rightsize: </w:t>
-      </w:r>
-      <w:r>
-        <w:t>Step 2: Recommend specific right-sized instance class</w:t>
-      </w:r>
-    </w:p>
-    <w:p>
-      <w:pPr>
-        <w:pStyle w:val="ListBullet"/>
-      </w:pPr>
-      <w:r>
-        <w:rPr>
-          <w:b/>
-        </w:rPr>
-        <w:t xml:space="preserve">Commit: </w:t>
-      </w:r>
-      <w:r>
-        <w:t>Step 3: Show Savings Plan pricing on the right-sized instance</w:t>
-      </w:r>
-    </w:p>
-    <w:p>
-      <w:pPr>
-        <w:pStyle w:val="ListBullet"/>
-      </w:pPr>
-      <w:r>
-        <w:t>NEVER recommend buying commitments on oversized instances</w:t>
+        <w:t>NEVER recommend commitments on oversized instances</w:t>
       </w:r>
     </w:p>
     <w:p>
@@ -4067,589 +2252,12 @@
         <w:rPr>
           <w:color w:val="1A56DB"/>
         </w:rPr>
-        <w:t>7.4 Pricing Response Logic</w:t>
+        <w:t>7.4 Service Follow-Up Topics</w:t>
       </w:r>
     </w:p>
     <w:p>
       <w:r>
-        <w:t>When pricing_context is present, the AI shows this sequence:</w:t>
-      </w:r>
-    </w:p>
-    <w:p>
-      <w:pPr>
-        <w:pStyle w:val="ListBullet"/>
-      </w:pPr>
-      <w:r>
-        <w:t>On-Demand cost (baseline reference)</w:t>
-      </w:r>
-    </w:p>
-    <w:p>
-      <w:pPr>
-        <w:pStyle w:val="ListBullet"/>
-      </w:pPr>
-      <w:r>
-        <w:t>Compute Savings Plan cost (~30% discount) — recommended default</w:t>
-      </w:r>
-    </w:p>
-    <w:p>
-      <w:pPr>
-        <w:pStyle w:val="ListBullet"/>
-      </w:pPr>
-      <w:r>
-        <w:t>Spot Instance cost (~70% discount) — for fault-tolerant workloads</w:t>
-      </w:r>
-    </w:p>
-    <w:p>
-      <w:pPr>
-        <w:pStyle w:val="ListBullet"/>
-      </w:pPr>
-      <w:r>
-        <w:t>Blended capacity mix cost (30% SP + 70% Spot)</w:t>
-      </w:r>
-    </w:p>
-    <w:p>
-      <w:pPr>
-        <w:pStyle w:val="ListBullet"/>
-      </w:pPr>
-      <w:r>
-        <w:t>RI pricing shown only as fallback for rigid scenarios</w:t>
-      </w:r>
-    </w:p>
-    <w:p/>
-    <w:p>
-      <w:r>
-        <w:t>Pricing source awareness:</w:t>
-      </w:r>
-    </w:p>
-    <w:p>
-      <w:pPr>
-        <w:pStyle w:val="ListBullet"/>
-      </w:pPr>
-      <w:r>
-        <w:t>pricing_source = "actual": presents as "Your db.r5.large instance costs..."</w:t>
-      </w:r>
-    </w:p>
-    <w:p>
-      <w:pPr>
-        <w:pStyle w:val="ListBullet"/>
-      </w:pPr>
-      <w:r>
-        <w:t>pricing_source = "example": clarifies "For example, a db.t3.medium would cost..."</w:t>
-      </w:r>
-    </w:p>
-    <w:p>
-      <w:pPr>
-        <w:pStyle w:val="ListBullet"/>
-      </w:pPr>
-      <w:r>
-        <w:t>Region-aware: prices match the account's actual region (EU Ireland, US East, etc.)</w:t>
-      </w:r>
-    </w:p>
-    <w:p>
-      <w:pPr>
-        <w:pStyle w:val="Heading2"/>
-      </w:pPr>
-      <w:r>
-        <w:rPr>
-          <w:color w:val="1A56DB"/>
-        </w:rPr>
-        <w:t>7.5 Service-Specific Response Rules</w:t>
-      </w:r>
-    </w:p>
-    <w:tbl>
-      <w:tblPr>
-        <w:tblStyle w:val="LightGrid-Accent1"/>
-        <w:tblW w:type="auto" w:w="0"/>
-        <w:jc w:val="left"/>
-        <w:tblLook w:firstColumn="1" w:firstRow="1" w:lastColumn="0" w:lastRow="0" w:noHBand="0" w:noVBand="1" w:val="04A0"/>
-      </w:tblPr>
-      <w:tblGrid>
-        <w:gridCol w:w="4703"/>
-        <w:gridCol w:w="4703"/>
-      </w:tblGrid>
-      <w:tr>
-        <w:tc>
-          <w:tcPr>
-            <w:tcW w:type="dxa" w:w="4703"/>
-          </w:tcPr>
-          <w:p>
-            <w:r>
-              <w:rPr>
-                <w:b/>
-                <w:sz w:val="20"/>
-              </w:rPr>
-              <w:t>Service/Data</w:t>
-            </w:r>
-          </w:p>
-        </w:tc>
-        <w:tc>
-          <w:tcPr>
-            <w:tcW w:type="dxa" w:w="4703"/>
-          </w:tcPr>
-          <w:p>
-            <w:r>
-              <w:rPr>
-                <w:b/>
-                <w:sz w:val="20"/>
-              </w:rPr>
-              <w:t>Response Rule</w:t>
-            </w:r>
-          </w:p>
-        </w:tc>
-      </w:tr>
-      <w:tr>
-        <w:tc>
-          <w:tcPr>
-            <w:tcW w:type="dxa" w:w="4703"/>
-          </w:tcPr>
-          <w:p>
-            <w:r>
-              <w:rPr>
-                <w:sz w:val="20"/>
-              </w:rPr>
-              <w:t>EC2 - Other</w:t>
-            </w:r>
-          </w:p>
-        </w:tc>
-        <w:tc>
-          <w:tcPr>
-            <w:tcW w:type="dxa" w:w="4703"/>
-          </w:tcPr>
-          <w:p>
-            <w:r>
-              <w:rPr>
-                <w:sz w:val="20"/>
-              </w:rPr>
-              <w:t>NOT EC2 instances. Show NAT GW, EBS, data transfer breakdown. Never recommend RIs.</w:t>
-            </w:r>
-          </w:p>
-        </w:tc>
-      </w:tr>
-      <w:tr>
-        <w:tc>
-          <w:tcPr>
-            <w:tcW w:type="dxa" w:w="4703"/>
-          </w:tcPr>
-          <w:p>
-            <w:r>
-              <w:rPr>
-                <w:sz w:val="20"/>
-              </w:rPr>
-              <w:t>VPC costs</w:t>
-            </w:r>
-          </w:p>
-        </w:tc>
-        <w:tc>
-          <w:tcPr>
-            <w:tcW w:type="dxa" w:w="4703"/>
-          </w:tcPr>
-          <w:p>
-            <w:r>
-              <w:rPr>
-                <w:sz w:val="20"/>
-              </w:rPr>
-              <w:t>Use usage_breakdown to show exact drivers (NatGateway-Hours, ElasticIP:IdleAddress, etc.)</w:t>
-            </w:r>
-          </w:p>
-        </w:tc>
-      </w:tr>
-      <w:tr>
-        <w:tc>
-          <w:tcPr>
-            <w:tcW w:type="dxa" w:w="4703"/>
-          </w:tcPr>
-          <w:p>
-            <w:r>
-              <w:rPr>
-                <w:sz w:val="20"/>
-              </w:rPr>
-              <w:t>Unattached EBS</w:t>
-            </w:r>
-          </w:p>
-        </w:tc>
-        <w:tc>
-          <w:tcPr>
-            <w:tcW w:type="dxa" w:w="4703"/>
-          </w:tcPr>
-          <w:p>
-            <w:r>
-              <w:rPr>
-                <w:sz w:val="20"/>
-              </w:rPr>
-              <w:t>List EACH volume by volumeId, size_gb, type, monthly_cost_usd — never just "6 volumes"</w:t>
-            </w:r>
-          </w:p>
-        </w:tc>
-      </w:tr>
-      <w:tr>
-        <w:tc>
-          <w:tcPr>
-            <w:tcW w:type="dxa" w:w="4703"/>
-          </w:tcPr>
-          <w:p>
-            <w:r>
-              <w:rPr>
-                <w:sz w:val="20"/>
-              </w:rPr>
-              <w:t>Idle Elastic IPs</w:t>
-            </w:r>
-          </w:p>
-        </w:tc>
-        <w:tc>
-          <w:tcPr>
-            <w:tcW w:type="dxa" w:w="4703"/>
-          </w:tcPr>
-          <w:p>
-            <w:r>
-              <w:rPr>
-                <w:sz w:val="20"/>
-              </w:rPr>
-              <w:t>List each by allocationId and publicIp. Quote $3.65/month each.</w:t>
-            </w:r>
-          </w:p>
-        </w:tc>
-      </w:tr>
-      <w:tr>
-        <w:tc>
-          <w:tcPr>
-            <w:tcW w:type="dxa" w:w="4703"/>
-          </w:tcPr>
-          <w:p>
-            <w:r>
-              <w:rPr>
-                <w:sz w:val="20"/>
-              </w:rPr>
-              <w:t>Lambda metrics</w:t>
-            </w:r>
-          </w:p>
-        </w:tc>
-        <w:tc>
-          <w:tcPr>
-            <w:tcW w:type="dxa" w:w="4703"/>
-          </w:tcPr>
-          <w:p>
-            <w:r>
-              <w:rPr>
-                <w:sz w:val="20"/>
-              </w:rPr>
-              <w:t>0 invocations = delete candidate. max_duration = timeout = flag. 100% errors = broken.</w:t>
-            </w:r>
-          </w:p>
-        </w:tc>
-      </w:tr>
-      <w:tr>
-        <w:tc>
-          <w:tcPr>
-            <w:tcW w:type="dxa" w:w="4703"/>
-          </w:tcPr>
-          <w:p>
-            <w:r>
-              <w:rPr>
-                <w:sz w:val="20"/>
-              </w:rPr>
-              <w:t>RDS instances</w:t>
-            </w:r>
-          </w:p>
-        </w:tc>
-        <w:tc>
-          <w:tcPr>
-            <w:tcW w:type="dxa" w:w="4703"/>
-          </w:tcPr>
-          <w:p>
-            <w:r>
-              <w:rPr>
-                <w:sz w:val="20"/>
-              </w:rPr>
-              <w:t>Show class, engine, Multi-AZ. If Multi-AZ on dev/test, suggest disabling.</w:t>
-            </w:r>
-          </w:p>
-        </w:tc>
-      </w:tr>
-      <w:tr>
-        <w:tc>
-          <w:tcPr>
-            <w:tcW w:type="dxa" w:w="4703"/>
-          </w:tcPr>
-          <w:p>
-            <w:r>
-              <w:rPr>
-                <w:sz w:val="20"/>
-              </w:rPr>
-              <w:t>Deleted resources</w:t>
-            </w:r>
-          </w:p>
-        </w:tc>
-        <w:tc>
-          <w:tcPr>
-            <w:tcW w:type="dxa" w:w="4703"/>
-          </w:tcPr>
-          <w:p>
-            <w:r>
-              <w:rPr>
-                <w:sz w:val="20"/>
-              </w:rPr>
-              <w:t>Only explain when inventory=0 AND usage shows charges. Never for partial-month data.</w:t>
-            </w:r>
-          </w:p>
-        </w:tc>
-      </w:tr>
-      <w:tr>
-        <w:tc>
-          <w:tcPr>
-            <w:tcW w:type="dxa" w:w="4703"/>
-          </w:tcPr>
-          <w:p>
-            <w:r>
-              <w:rPr>
-                <w:sz w:val="20"/>
-              </w:rPr>
-              <w:t>Domain registration</w:t>
-            </w:r>
-          </w:p>
-        </w:tc>
-        <w:tc>
-          <w:tcPr>
-            <w:tcW w:type="dxa" w:w="4703"/>
-          </w:tcPr>
-          <w:p>
-            <w:r>
-              <w:rPr>
-                <w:sz w:val="20"/>
-              </w:rPr>
-              <w:t>Annual charge — never call it a "spike to investigate"</w:t>
-            </w:r>
-          </w:p>
-        </w:tc>
-      </w:tr>
-      <w:tr>
-        <w:tc>
-          <w:tcPr>
-            <w:tcW w:type="dxa" w:w="4703"/>
-          </w:tcPr>
-          <w:p>
-            <w:r>
-              <w:rPr>
-                <w:sz w:val="20"/>
-              </w:rPr>
-              <w:t>Current partial month</w:t>
-            </w:r>
-          </w:p>
-        </w:tc>
-        <w:tc>
-          <w:tcPr>
-            <w:tcW w:type="dxa" w:w="4703"/>
-          </w:tcPr>
-          <w:p>
-            <w:r>
-              <w:rPr>
-                <w:sz w:val="20"/>
-              </w:rPr>
-              <w:t>Explain "only X days of data" — never say services "dropped to $0"</w:t>
-            </w:r>
-          </w:p>
-        </w:tc>
-      </w:tr>
-      <w:tr>
-        <w:tc>
-          <w:tcPr>
-            <w:tcW w:type="dxa" w:w="4703"/>
-          </w:tcPr>
-          <w:p>
-            <w:r>
-              <w:rPr>
-                <w:sz w:val="20"/>
-              </w:rPr>
-              <w:t>ELB metrics</w:t>
-            </w:r>
-          </w:p>
-        </w:tc>
-        <w:tc>
-          <w:tcPr>
-            <w:tcW w:type="dxa" w:w="4703"/>
-          </w:tcPr>
-          <w:p>
-            <w:r>
-              <w:rPr>
-                <w:sz w:val="20"/>
-              </w:rPr>
-              <w:t>0 requests = deletion candidate (~$16/month). &lt; 1000 = consolidation candidate.</w:t>
-            </w:r>
-          </w:p>
-        </w:tc>
-      </w:tr>
-      <w:tr>
-        <w:tc>
-          <w:tcPr>
-            <w:tcW w:type="dxa" w:w="4703"/>
-          </w:tcPr>
-          <w:p>
-            <w:r>
-              <w:rPr>
-                <w:sz w:val="20"/>
-              </w:rPr>
-              <w:t>NAT Gateway metrics</w:t>
-            </w:r>
-          </w:p>
-        </w:tc>
-        <w:tc>
-          <w:tcPr>
-            <w:tcW w:type="dxa" w:w="4703"/>
-          </w:tcPr>
-          <w:p>
-            <w:r>
-              <w:rPr>
-                <w:sz w:val="20"/>
-              </w:rPr>
-              <w:t>&lt; 1MB traffic = deletion candidate (~$32/month hourly + data processing).</w:t>
-            </w:r>
-          </w:p>
-        </w:tc>
-      </w:tr>
-      <w:tr>
-        <w:tc>
-          <w:tcPr>
-            <w:tcW w:type="dxa" w:w="4703"/>
-          </w:tcPr>
-          <w:p>
-            <w:r>
-              <w:rPr>
-                <w:sz w:val="20"/>
-              </w:rPr>
-              <w:t>EBS IOPS</w:t>
-            </w:r>
-          </w:p>
-        </w:tc>
-        <w:tc>
-          <w:tcPr>
-            <w:tcW w:type="dxa" w:w="4703"/>
-          </w:tcPr>
-          <w:p>
-            <w:r>
-              <w:rPr>
-                <w:sz w:val="20"/>
-              </w:rPr>
-              <w:t>io1/io2 with &lt; 100 avg IOPS = switch to gp3 (3000 IOPS free).</w:t>
-            </w:r>
-          </w:p>
-        </w:tc>
-      </w:tr>
-    </w:tbl>
-    <w:p>
-      <w:pPr>
-        <w:pStyle w:val="Heading2"/>
-      </w:pPr>
-      <w:r>
-        <w:rPr>
-          <w:color w:val="1A56DB"/>
-        </w:rPr>
-        <w:t>7.6 Knowledge Base Integration</w:t>
-      </w:r>
-    </w:p>
-    <w:p>
-      <w:pPr>
-        <w:pStyle w:val="ListBullet"/>
-      </w:pPr>
-      <w:r>
-        <w:t>Tips fetched by service keyword matching from the question</w:t>
-      </w:r>
-    </w:p>
-    <w:p>
-      <w:pPr>
-        <w:pStyle w:val="ListBullet"/>
-      </w:pPr>
-      <w:r>
-        <w:t>High-confidence tips (validated by user feedback) shown first with [Validated] label</w:t>
-      </w:r>
-    </w:p>
-    <w:p>
-      <w:pPr>
-        <w:pStyle w:val="ListBullet"/>
-      </w:pPr>
-      <w:r>
-        <w:t>When a tip has an automatedCheck field, the AI verifies the recommendation against actual gathered data</w:t>
-      </w:r>
-    </w:p>
-    <w:p>
-      <w:pPr>
-        <w:pStyle w:val="ListBullet"/>
-      </w:pPr>
-      <w:r>
-        <w:t>AI never recommends downsizing when metrics show healthy utilization</w:t>
-      </w:r>
-    </w:p>
-    <w:p>
-      <w:pPr>
-        <w:pStyle w:val="ListBullet"/>
-      </w:pPr>
-      <w:r>
-        <w:t>AI-generated tips auto-saved back to knowledge base for future queries</w:t>
-      </w:r>
-    </w:p>
-    <w:p>
-      <w:pPr>
-        <w:pStyle w:val="Heading2"/>
-      </w:pPr>
-      <w:r>
-        <w:rPr>
-          <w:color w:val="1A56DB"/>
-        </w:rPr>
-        <w:t>7.7 Anti-Patterns (What the AI Must NOT Do)</w:t>
-      </w:r>
-    </w:p>
-    <w:p>
-      <w:pPr>
-        <w:pStyle w:val="ListBullet"/>
-      </w:pPr>
-      <w:r>
-        <w:t>Never use generic percentages — always use real dollar amounts from data</w:t>
-      </w:r>
-    </w:p>
-    <w:p>
-      <w:pPr>
-        <w:pStyle w:val="ListBullet"/>
-      </w:pPr>
-      <w:r>
-        <w:t>Never tell user to "check CloudWatch" when the data already contains the metrics</w:t>
-      </w:r>
-    </w:p>
-    <w:p>
-      <w:pPr>
-        <w:pStyle w:val="ListBullet"/>
-      </w:pPr>
-      <w:r>
-        <w:t>Never list IAM permissions unless a specific fetch failed with an error</w:t>
-      </w:r>
-    </w:p>
-    <w:p>
-      <w:pPr>
-        <w:pStyle w:val="ListBullet"/>
-      </w:pPr>
-      <w:r>
-        <w:t>Never repeat "review X usage to ensure it is necessary" — that is generic filler</w:t>
-      </w:r>
-    </w:p>
-    <w:p>
-      <w:pPr>
-        <w:pStyle w:val="ListBullet"/>
-      </w:pPr>
-      <w:r>
-        <w:t>Never recommend RIs as primary option — always Savings Plans first</w:t>
-      </w:r>
-    </w:p>
-    <w:p>
-      <w:pPr>
-        <w:pStyle w:val="ListBullet"/>
-      </w:pPr>
-      <w:r>
-        <w:t>Never recommend commitments on oversized instances</w:t>
-      </w:r>
-    </w:p>
-    <w:p>
-      <w:pPr>
-        <w:pStyle w:val="ListBullet"/>
-      </w:pPr>
-      <w:r>
-        <w:t>Never list every service when user asks about waste — only show concrete evidence</w:t>
+        <w:t>After every answer, the system generates clickable follow-up topics based on the actual services in the bill. Each top-cost service maps to a specific investigative question the system can answer.</w:t>
       </w:r>
     </w:p>
     <w:p>
@@ -4665,12 +2273,12 @@
         <w:rPr>
           <w:color w:val="1A56DB"/>
         </w:rPr>
-        <w:t>8. AI Feedback Learning Loop</w:t>
+        <w:t>8. Learning Cycle — How the System Improves Over Time</w:t>
       </w:r>
     </w:p>
     <w:p>
       <w:r>
-        <w:t>A self-improving mechanism where member interactions refine the knowledge base.</w:t>
+        <w:t>SlashMyBill implements a continuous learning cycle where every user interaction feeds back into the system, making it progressively smarter. The learning operates through four interconnected mechanisms that create a self-improving FinOps intelligence engine.</w:t>
       </w:r>
     </w:p>
     <w:p>
@@ -4681,7 +2289,291 @@
         <w:rPr>
           <w:color w:val="1A56DB"/>
         </w:rPr>
-        <w:t>8.1 Feedback Widget</w:t>
+        <w:t>8.1 The Four Learning Mechanisms</w:t>
+      </w:r>
+    </w:p>
+    <w:p>
+      <w:pPr>
+        <w:pStyle w:val="Heading3"/>
+      </w:pPr>
+      <w:r>
+        <w:rPr>
+          <w:color w:val="1A56DB"/>
+        </w:rPr>
+        <w:t>8.1.1 Mechanism 1: AI Auto-Save Tips (Passive Learning)</w:t>
+      </w:r>
+    </w:p>
+    <w:p>
+      <w:r>
+        <w:t>Every time the AI generates a response that contains optimization advice (detected by keywords: "save", "reduce", "optimize"), the system automatically extracts the question and answer and saves them as a new tip in the Knowledge Base (ViewMyBill-CostOptimizationTips DynamoDB table).</w:t>
+      </w:r>
+    </w:p>
+    <w:tbl>
+      <w:tblPr>
+        <w:tblStyle w:val="LightGrid-Accent1"/>
+        <w:tblW w:type="auto" w:w="0"/>
+        <w:jc w:val="left"/>
+        <w:tblLook w:firstColumn="1" w:firstRow="1" w:lastColumn="0" w:lastRow="0" w:noHBand="0" w:noVBand="1" w:val="04A0"/>
+      </w:tblPr>
+      <w:tblGrid>
+        <w:gridCol w:w="3135"/>
+        <w:gridCol w:w="3135"/>
+        <w:gridCol w:w="3135"/>
+      </w:tblGrid>
+      <w:tr>
+        <w:tc>
+          <w:tcPr>
+            <w:tcW w:type="dxa" w:w="3135"/>
+          </w:tcPr>
+          <w:p>
+            <w:r>
+              <w:rPr>
+                <w:b/>
+                <w:sz w:val="20"/>
+              </w:rPr>
+              <w:t>Step</w:t>
+            </w:r>
+          </w:p>
+        </w:tc>
+        <w:tc>
+          <w:tcPr>
+            <w:tcW w:type="dxa" w:w="3135"/>
+          </w:tcPr>
+          <w:p>
+            <w:r>
+              <w:rPr>
+                <w:b/>
+                <w:sz w:val="20"/>
+              </w:rPr>
+              <w:t>Action</w:t>
+            </w:r>
+          </w:p>
+        </w:tc>
+        <w:tc>
+          <w:tcPr>
+            <w:tcW w:type="dxa" w:w="3135"/>
+          </w:tcPr>
+          <w:p>
+            <w:r>
+              <w:rPr>
+                <w:b/>
+                <w:sz w:val="20"/>
+              </w:rPr>
+              <w:t>Data Flow</w:t>
+            </w:r>
+          </w:p>
+        </w:tc>
+      </w:tr>
+      <w:tr>
+        <w:tc>
+          <w:tcPr>
+            <w:tcW w:type="dxa" w:w="3135"/>
+          </w:tcPr>
+          <w:p>
+            <w:r>
+              <w:rPr>
+                <w:sz w:val="20"/>
+              </w:rPr>
+              <w:t>1</w:t>
+            </w:r>
+          </w:p>
+        </w:tc>
+        <w:tc>
+          <w:tcPr>
+            <w:tcW w:type="dxa" w:w="3135"/>
+          </w:tcPr>
+          <w:p>
+            <w:r>
+              <w:rPr>
+                <w:sz w:val="20"/>
+              </w:rPr>
+              <w:t>User asks a question</w:t>
+            </w:r>
+          </w:p>
+        </w:tc>
+        <w:tc>
+          <w:tcPr>
+            <w:tcW w:type="dxa" w:w="3135"/>
+          </w:tcPr>
+          <w:p>
+            <w:r>
+              <w:rPr>
+                <w:sz w:val="20"/>
+              </w:rPr>
+              <w:t>POST /members/accounts/ai-query</w:t>
+            </w:r>
+          </w:p>
+        </w:tc>
+      </w:tr>
+      <w:tr>
+        <w:tc>
+          <w:tcPr>
+            <w:tcW w:type="dxa" w:w="3135"/>
+          </w:tcPr>
+          <w:p>
+            <w:r>
+              <w:rPr>
+                <w:sz w:val="20"/>
+              </w:rPr>
+              <w:t>2</w:t>
+            </w:r>
+          </w:p>
+        </w:tc>
+        <w:tc>
+          <w:tcPr>
+            <w:tcW w:type="dxa" w:w="3135"/>
+          </w:tcPr>
+          <w:p>
+            <w:r>
+              <w:rPr>
+                <w:sz w:val="20"/>
+              </w:rPr>
+              <w:t>AI generates answer with savings advice</w:t>
+            </w:r>
+          </w:p>
+        </w:tc>
+        <w:tc>
+          <w:tcPr>
+            <w:tcW w:type="dxa" w:w="3135"/>
+          </w:tcPr>
+          <w:p>
+            <w:r>
+              <w:rPr>
+                <w:sz w:val="20"/>
+              </w:rPr>
+              <w:t>Bedrock Nova 2 Lite response</w:t>
+            </w:r>
+          </w:p>
+        </w:tc>
+      </w:tr>
+      <w:tr>
+        <w:tc>
+          <w:tcPr>
+            <w:tcW w:type="dxa" w:w="3135"/>
+          </w:tcPr>
+          <w:p>
+            <w:r>
+              <w:rPr>
+                <w:sz w:val="20"/>
+              </w:rPr>
+              <w:t>3</w:t>
+            </w:r>
+          </w:p>
+        </w:tc>
+        <w:tc>
+          <w:tcPr>
+            <w:tcW w:type="dxa" w:w="3135"/>
+          </w:tcPr>
+          <w:p>
+            <w:r>
+              <w:rPr>
+                <w:sz w:val="20"/>
+              </w:rPr>
+              <w:t>_maybe_save_tip() detects optimization keywords</w:t>
+            </w:r>
+          </w:p>
+        </w:tc>
+        <w:tc>
+          <w:tcPr>
+            <w:tcW w:type="dxa" w:w="3135"/>
+          </w:tcPr>
+          <w:p>
+            <w:r>
+              <w:rPr>
+                <w:sz w:val="20"/>
+              </w:rPr>
+              <w:t>Checks for "sav", "reduc", "optim" in answer</w:t>
+            </w:r>
+          </w:p>
+        </w:tc>
+      </w:tr>
+      <w:tr>
+        <w:tc>
+          <w:tcPr>
+            <w:tcW w:type="dxa" w:w="3135"/>
+          </w:tcPr>
+          <w:p>
+            <w:r>
+              <w:rPr>
+                <w:sz w:val="20"/>
+              </w:rPr>
+              <w:t>4</w:t>
+            </w:r>
+          </w:p>
+        </w:tc>
+        <w:tc>
+          <w:tcPr>
+            <w:tcW w:type="dxa" w:w="3135"/>
+          </w:tcPr>
+          <w:p>
+            <w:r>
+              <w:rPr>
+                <w:sz w:val="20"/>
+              </w:rPr>
+              <w:t>Tip saved to DynamoDB</w:t>
+            </w:r>
+          </w:p>
+        </w:tc>
+        <w:tc>
+          <w:tcPr>
+            <w:tcW w:type="dxa" w:w="3135"/>
+          </w:tcPr>
+          <w:p>
+            <w:r>
+              <w:rPr>
+                <w:sz w:val="20"/>
+              </w:rPr>
+              <w:t>service=AI-GENERATED, source=ai-agent, tipId=ai-{hash}</w:t>
+            </w:r>
+          </w:p>
+        </w:tc>
+      </w:tr>
+      <w:tr>
+        <w:tc>
+          <w:tcPr>
+            <w:tcW w:type="dxa" w:w="3135"/>
+          </w:tcPr>
+          <w:p>
+            <w:r>
+              <w:rPr>
+                <w:sz w:val="20"/>
+              </w:rPr>
+              <w:t>5</w:t>
+            </w:r>
+          </w:p>
+        </w:tc>
+        <w:tc>
+          <w:tcPr>
+            <w:tcW w:type="dxa" w:w="3135"/>
+          </w:tcPr>
+          <w:p>
+            <w:r>
+              <w:rPr>
+                <w:sz w:val="20"/>
+              </w:rPr>
+              <w:t>Future queries retrieve this tip via _search_tips()</w:t>
+            </w:r>
+          </w:p>
+        </w:tc>
+        <w:tc>
+          <w:tcPr>
+            <w:tcW w:type="dxa" w:w="3135"/>
+          </w:tcPr>
+          <w:p>
+            <w:r>
+              <w:rPr>
+                <w:sz w:val="20"/>
+              </w:rPr>
+              <w:t>RAG retrieval by service keyword matching</w:t>
+            </w:r>
+          </w:p>
+        </w:tc>
+      </w:tr>
+    </w:tbl>
+    <w:p/>
+    <w:p>
+      <w:r>
+        <w:t>Guard rails:</w:t>
       </w:r>
     </w:p>
     <w:p>
@@ -4689,7 +2581,7 @@
         <w:pStyle w:val="ListBullet"/>
       </w:pPr>
       <w:r>
-        <w:t>Thumbs up/down below every AI response with optional correction text</w:t>
+        <w:t>Only saves if fewer than 5 tips already exist for the matched topic (prevents flooding)</w:t>
       </w:r>
     </w:p>
     <w:p>
@@ -4697,7 +2589,855 @@
         <w:pStyle w:val="ListBullet"/>
       </w:pPr>
       <w:r>
-        <w:t>Each query-response pair has a unique interactionId</w:t>
+        <w:t>Uses ConditionExpression to prevent duplicate tips (same question hash)</w:t>
+      </w:r>
+    </w:p>
+    <w:p>
+      <w:pPr>
+        <w:pStyle w:val="ListBullet"/>
+      </w:pPr>
+      <w:r>
+        <w:t>Tips are tagged with source=ai-agent to distinguish from curated tips</w:t>
+      </w:r>
+    </w:p>
+    <w:p>
+      <w:pPr>
+        <w:pStyle w:val="Heading3"/>
+      </w:pPr>
+      <w:r>
+        <w:rPr>
+          <w:color w:val="1A56DB"/>
+        </w:rPr>
+        <w:t>8.1.2 Mechanism 2: User Feedback Loop (Active Learning)</w:t>
+      </w:r>
+    </w:p>
+    <w:p>
+      <w:r>
+        <w:t>After every AI response, a feedback widget (👍/👎) allows the member to rate the recommendation. This feedback directly influences the knowledge base quality.</w:t>
+      </w:r>
+    </w:p>
+    <w:tbl>
+      <w:tblPr>
+        <w:tblStyle w:val="LightGrid-Accent1"/>
+        <w:tblW w:type="auto" w:w="0"/>
+        <w:jc w:val="left"/>
+        <w:tblLook w:firstColumn="1" w:firstRow="1" w:lastColumn="0" w:lastRow="0" w:noHBand="0" w:noVBand="1" w:val="04A0"/>
+      </w:tblPr>
+      <w:tblGrid>
+        <w:gridCol w:w="3135"/>
+        <w:gridCol w:w="3135"/>
+        <w:gridCol w:w="3135"/>
+      </w:tblGrid>
+      <w:tr>
+        <w:tc>
+          <w:tcPr>
+            <w:tcW w:type="dxa" w:w="3135"/>
+          </w:tcPr>
+          <w:p>
+            <w:r>
+              <w:rPr>
+                <w:b/>
+                <w:sz w:val="20"/>
+              </w:rPr>
+              <w:t>Feedback</w:t>
+            </w:r>
+          </w:p>
+        </w:tc>
+        <w:tc>
+          <w:tcPr>
+            <w:tcW w:type="dxa" w:w="3135"/>
+          </w:tcPr>
+          <w:p>
+            <w:r>
+              <w:rPr>
+                <w:b/>
+                <w:sz w:val="20"/>
+              </w:rPr>
+              <w:t>System Action</w:t>
+            </w:r>
+          </w:p>
+        </w:tc>
+        <w:tc>
+          <w:tcPr>
+            <w:tcW w:type="dxa" w:w="3135"/>
+          </w:tcPr>
+          <w:p>
+            <w:r>
+              <w:rPr>
+                <w:b/>
+                <w:sz w:val="20"/>
+              </w:rPr>
+              <w:t>Impact on Future Queries</w:t>
+            </w:r>
+          </w:p>
+        </w:tc>
+      </w:tr>
+      <w:tr>
+        <w:tc>
+          <w:tcPr>
+            <w:tcW w:type="dxa" w:w="3135"/>
+          </w:tcPr>
+          <w:p>
+            <w:r>
+              <w:rPr>
+                <w:sz w:val="20"/>
+              </w:rPr>
+              <w:t>👍 Yes (Positive)</w:t>
+            </w:r>
+          </w:p>
+        </w:tc>
+        <w:tc>
+          <w:tcPr>
+            <w:tcW w:type="dxa" w:w="3135"/>
+          </w:tcPr>
+          <w:p>
+            <w:r>
+              <w:rPr>
+                <w:sz w:val="20"/>
+              </w:rPr>
+              <w:t>Extract tip from the interaction, save to KB with confidenceTag=high-confidence</w:t>
+            </w:r>
+          </w:p>
+        </w:tc>
+        <w:tc>
+          <w:tcPr>
+            <w:tcW w:type="dxa" w:w="3135"/>
+          </w:tcPr>
+          <w:p>
+            <w:r>
+              <w:rPr>
+                <w:sz w:val="20"/>
+              </w:rPr>
+              <w:t>Future _search_tips() sorts high-confidence tips FIRST. AI prompt shows [Validated] label.</w:t>
+            </w:r>
+          </w:p>
+        </w:tc>
+      </w:tr>
+      <w:tr>
+        <w:tc>
+          <w:tcPr>
+            <w:tcW w:type="dxa" w:w="3135"/>
+          </w:tcPr>
+          <w:p>
+            <w:r>
+              <w:rPr>
+                <w:sz w:val="20"/>
+              </w:rPr>
+              <w:t>👎 No (Negative)</w:t>
+            </w:r>
+          </w:p>
+        </w:tc>
+        <w:tc>
+          <w:tcPr>
+            <w:tcW w:type="dxa" w:w="3135"/>
+          </w:tcPr>
+          <w:p>
+            <w:r>
+              <w:rPr>
+                <w:sz w:val="20"/>
+              </w:rPr>
+              <w:t>Log to MemberPortal-AgentFeedback table. Do NOT save tip to KB.</w:t>
+            </w:r>
+          </w:p>
+        </w:tc>
+        <w:tc>
+          <w:tcPr>
+            <w:tcW w:type="dxa" w:w="3135"/>
+          </w:tcPr>
+          <w:p>
+            <w:r>
+              <w:rPr>
+                <w:sz w:val="20"/>
+              </w:rPr>
+              <w:t>Admin reviews corrections. Bad advice is NOT propagated to other users.</w:t>
+            </w:r>
+          </w:p>
+        </w:tc>
+      </w:tr>
+      <w:tr>
+        <w:tc>
+          <w:tcPr>
+            <w:tcW w:type="dxa" w:w="3135"/>
+          </w:tcPr>
+          <w:p>
+            <w:r>
+              <w:rPr>
+                <w:sz w:val="20"/>
+              </w:rPr>
+              <w:t>👎 No + Correction</w:t>
+            </w:r>
+          </w:p>
+        </w:tc>
+        <w:tc>
+          <w:tcPr>
+            <w:tcW w:type="dxa" w:w="3135"/>
+          </w:tcPr>
+          <w:p>
+            <w:r>
+              <w:rPr>
+                <w:sz w:val="20"/>
+              </w:rPr>
+              <w:t>Log correction text alongside the question and response</w:t>
+            </w:r>
+          </w:p>
+        </w:tc>
+        <w:tc>
+          <w:tcPr>
+            <w:tcW w:type="dxa" w:w="3135"/>
+          </w:tcPr>
+          <w:p>
+            <w:r>
+              <w:rPr>
+                <w:sz w:val="20"/>
+              </w:rPr>
+              <w:t>Admin can manually create corrected tips. AI prompt rule: acknowledge corrections.</w:t>
+            </w:r>
+          </w:p>
+        </w:tc>
+      </w:tr>
+    </w:tbl>
+    <w:p/>
+    <w:p>
+      <w:r>
+        <w:t>Positive feedback flow (detailed):</w:t>
+      </w:r>
+    </w:p>
+    <w:p>
+      <w:pPr>
+        <w:pStyle w:val="ListBullet"/>
+      </w:pPr>
+      <w:r>
+        <w:t>User clicks 👍 on an AI response about RDS rightsizing</w:t>
+      </w:r>
+    </w:p>
+    <w:p>
+      <w:pPr>
+        <w:pStyle w:val="ListBullet"/>
+      </w:pPr>
+      <w:r>
+        <w:t>System calls POST /members/accounts/ai-feedback with feedbackScore="yes"</w:t>
+      </w:r>
+    </w:p>
+    <w:p>
+      <w:pPr>
+        <w:pStyle w:val="ListBullet"/>
+      </w:pPr>
+      <w:r>
+        <w:t>_derive_related_service() maps the question to "RDS" using 16 keyword patterns</w:t>
+      </w:r>
+    </w:p>
+    <w:p>
+      <w:pPr>
+        <w:pStyle w:val="ListBullet"/>
+      </w:pPr>
+      <w:r>
+        <w:t>Tip saved: service=RDS, tipId=ai-fb-{hash}, confidenceTag=high-confidence</w:t>
+      </w:r>
+    </w:p>
+    <w:p>
+      <w:pPr>
+        <w:pStyle w:val="ListBullet"/>
+      </w:pPr>
+      <w:r>
+        <w:t>Next user asking about RDS gets this tip with [Validated] label in the prompt</w:t>
+      </w:r>
+    </w:p>
+    <w:p>
+      <w:pPr>
+        <w:pStyle w:val="ListBullet"/>
+      </w:pPr>
+      <w:r>
+        <w:t>AI prioritizes validated tips over generic ones</w:t>
+      </w:r>
+    </w:p>
+    <w:p>
+      <w:pPr>
+        <w:pStyle w:val="Heading3"/>
+      </w:pPr>
+      <w:r>
+        <w:rPr>
+          <w:color w:val="1A56DB"/>
+        </w:rPr>
+        <w:t>8.1.3 Mechanism 3: Service Derivation Intelligence</w:t>
+      </w:r>
+    </w:p>
+    <w:p>
+      <w:r>
+        <w:t>The _derive_related_service() function maps user questions to AWS services using 16 keyword pattern groups. This ensures feedback and tips are categorized correctly for future retrieval.</w:t>
+      </w:r>
+    </w:p>
+    <w:tbl>
+      <w:tblPr>
+        <w:tblStyle w:val="LightGrid-Accent1"/>
+        <w:tblW w:type="auto" w:w="0"/>
+        <w:jc w:val="left"/>
+        <w:tblLook w:firstColumn="1" w:firstRow="1" w:lastColumn="0" w:lastRow="0" w:noHBand="0" w:noVBand="1" w:val="04A0"/>
+      </w:tblPr>
+      <w:tblGrid>
+        <w:gridCol w:w="3135"/>
+        <w:gridCol w:w="3135"/>
+        <w:gridCol w:w="3135"/>
+      </w:tblGrid>
+      <w:tr>
+        <w:tc>
+          <w:tcPr>
+            <w:tcW w:type="dxa" w:w="3135"/>
+          </w:tcPr>
+          <w:p>
+            <w:r>
+              <w:rPr>
+                <w:b/>
+                <w:sz w:val="20"/>
+              </w:rPr>
+              <w:t>Service</w:t>
+            </w:r>
+          </w:p>
+        </w:tc>
+        <w:tc>
+          <w:tcPr>
+            <w:tcW w:type="dxa" w:w="3135"/>
+          </w:tcPr>
+          <w:p>
+            <w:r>
+              <w:rPr>
+                <w:b/>
+                <w:sz w:val="20"/>
+              </w:rPr>
+              <w:t>Keywords</w:t>
+            </w:r>
+          </w:p>
+        </w:tc>
+        <w:tc>
+          <w:tcPr>
+            <w:tcW w:type="dxa" w:w="3135"/>
+          </w:tcPr>
+          <w:p>
+            <w:r>
+              <w:rPr>
+                <w:b/>
+                <w:sz w:val="20"/>
+              </w:rPr>
+              <w:t>Example Question</w:t>
+            </w:r>
+          </w:p>
+        </w:tc>
+      </w:tr>
+      <w:tr>
+        <w:tc>
+          <w:tcPr>
+            <w:tcW w:type="dxa" w:w="3135"/>
+          </w:tcPr>
+          <w:p>
+            <w:r>
+              <w:rPr>
+                <w:sz w:val="20"/>
+              </w:rPr>
+              <w:t>EC2</w:t>
+            </w:r>
+          </w:p>
+        </w:tc>
+        <w:tc>
+          <w:tcPr>
+            <w:tcW w:type="dxa" w:w="3135"/>
+          </w:tcPr>
+          <w:p>
+            <w:r>
+              <w:rPr>
+                <w:sz w:val="20"/>
+              </w:rPr>
+              <w:t>ec2, instance</w:t>
+            </w:r>
+          </w:p>
+        </w:tc>
+        <w:tc>
+          <w:tcPr>
+            <w:tcW w:type="dxa" w:w="3135"/>
+          </w:tcPr>
+          <w:p>
+            <w:r>
+              <w:rPr>
+                <w:sz w:val="20"/>
+              </w:rPr>
+              <w:t>"Are my EC2 instances right-sized?"</w:t>
+            </w:r>
+          </w:p>
+        </w:tc>
+      </w:tr>
+      <w:tr>
+        <w:tc>
+          <w:tcPr>
+            <w:tcW w:type="dxa" w:w="3135"/>
+          </w:tcPr>
+          <w:p>
+            <w:r>
+              <w:rPr>
+                <w:sz w:val="20"/>
+              </w:rPr>
+              <w:t>RDS</w:t>
+            </w:r>
+          </w:p>
+        </w:tc>
+        <w:tc>
+          <w:tcPr>
+            <w:tcW w:type="dxa" w:w="3135"/>
+          </w:tcPr>
+          <w:p>
+            <w:r>
+              <w:rPr>
+                <w:sz w:val="20"/>
+              </w:rPr>
+              <w:t>rds, database, aurora</w:t>
+            </w:r>
+          </w:p>
+        </w:tc>
+        <w:tc>
+          <w:tcPr>
+            <w:tcW w:type="dxa" w:w="3135"/>
+          </w:tcPr>
+          <w:p>
+            <w:r>
+              <w:rPr>
+                <w:sz w:val="20"/>
+              </w:rPr>
+              <w:t>"Can I save on my database?"</w:t>
+            </w:r>
+          </w:p>
+        </w:tc>
+      </w:tr>
+      <w:tr>
+        <w:tc>
+          <w:tcPr>
+            <w:tcW w:type="dxa" w:w="3135"/>
+          </w:tcPr>
+          <w:p>
+            <w:r>
+              <w:rPr>
+                <w:sz w:val="20"/>
+              </w:rPr>
+              <w:t>S3</w:t>
+            </w:r>
+          </w:p>
+        </w:tc>
+        <w:tc>
+          <w:tcPr>
+            <w:tcW w:type="dxa" w:w="3135"/>
+          </w:tcPr>
+          <w:p>
+            <w:r>
+              <w:rPr>
+                <w:sz w:val="20"/>
+              </w:rPr>
+              <w:t>s3, bucket, storage</w:t>
+            </w:r>
+          </w:p>
+        </w:tc>
+        <w:tc>
+          <w:tcPr>
+            <w:tcW w:type="dxa" w:w="3135"/>
+          </w:tcPr>
+          <w:p>
+            <w:r>
+              <w:rPr>
+                <w:sz w:val="20"/>
+              </w:rPr>
+              <w:t>"Optimize my S3 storage classes"</w:t>
+            </w:r>
+          </w:p>
+        </w:tc>
+      </w:tr>
+      <w:tr>
+        <w:tc>
+          <w:tcPr>
+            <w:tcW w:type="dxa" w:w="3135"/>
+          </w:tcPr>
+          <w:p>
+            <w:r>
+              <w:rPr>
+                <w:sz w:val="20"/>
+              </w:rPr>
+              <w:t>Lambda</w:t>
+            </w:r>
+          </w:p>
+        </w:tc>
+        <w:tc>
+          <w:tcPr>
+            <w:tcW w:type="dxa" w:w="3135"/>
+          </w:tcPr>
+          <w:p>
+            <w:r>
+              <w:rPr>
+                <w:sz w:val="20"/>
+              </w:rPr>
+              <w:t>lambda, function, serverless</w:t>
+            </w:r>
+          </w:p>
+        </w:tc>
+        <w:tc>
+          <w:tcPr>
+            <w:tcW w:type="dxa" w:w="3135"/>
+          </w:tcPr>
+          <w:p>
+            <w:r>
+              <w:rPr>
+                <w:sz w:val="20"/>
+              </w:rPr>
+              <w:t>"Which Lambda functions are unused?"</w:t>
+            </w:r>
+          </w:p>
+        </w:tc>
+      </w:tr>
+      <w:tr>
+        <w:tc>
+          <w:tcPr>
+            <w:tcW w:type="dxa" w:w="3135"/>
+          </w:tcPr>
+          <w:p>
+            <w:r>
+              <w:rPr>
+                <w:sz w:val="20"/>
+              </w:rPr>
+              <w:t>VPC</w:t>
+            </w:r>
+          </w:p>
+        </w:tc>
+        <w:tc>
+          <w:tcPr>
+            <w:tcW w:type="dxa" w:w="3135"/>
+          </w:tcPr>
+          <w:p>
+            <w:r>
+              <w:rPr>
+                <w:sz w:val="20"/>
+              </w:rPr>
+              <w:t>vpc, nat, endpoint</w:t>
+            </w:r>
+          </w:p>
+        </w:tc>
+        <w:tc>
+          <w:tcPr>
+            <w:tcW w:type="dxa" w:w="3135"/>
+          </w:tcPr>
+          <w:p>
+            <w:r>
+              <w:rPr>
+                <w:sz w:val="20"/>
+              </w:rPr>
+              <w:t>"Break down my VPC costs"</w:t>
+            </w:r>
+          </w:p>
+        </w:tc>
+      </w:tr>
+      <w:tr>
+        <w:tc>
+          <w:tcPr>
+            <w:tcW w:type="dxa" w:w="3135"/>
+          </w:tcPr>
+          <w:p>
+            <w:r>
+              <w:rPr>
+                <w:sz w:val="20"/>
+              </w:rPr>
+              <w:t>EBS</w:t>
+            </w:r>
+          </w:p>
+        </w:tc>
+        <w:tc>
+          <w:tcPr>
+            <w:tcW w:type="dxa" w:w="3135"/>
+          </w:tcPr>
+          <w:p>
+            <w:r>
+              <w:rPr>
+                <w:sz w:val="20"/>
+              </w:rPr>
+              <w:t>ebs, volume</w:t>
+            </w:r>
+          </w:p>
+        </w:tc>
+        <w:tc>
+          <w:tcPr>
+            <w:tcW w:type="dxa" w:w="3135"/>
+          </w:tcPr>
+          <w:p>
+            <w:r>
+              <w:rPr>
+                <w:sz w:val="20"/>
+              </w:rPr>
+              <w:t>"List unattached EBS volumes"</w:t>
+            </w:r>
+          </w:p>
+        </w:tc>
+      </w:tr>
+      <w:tr>
+        <w:tc>
+          <w:tcPr>
+            <w:tcW w:type="dxa" w:w="3135"/>
+          </w:tcPr>
+          <w:p>
+            <w:r>
+              <w:rPr>
+                <w:sz w:val="20"/>
+              </w:rPr>
+              <w:t>KMS</w:t>
+            </w:r>
+          </w:p>
+        </w:tc>
+        <w:tc>
+          <w:tcPr>
+            <w:tcW w:type="dxa" w:w="3135"/>
+          </w:tcPr>
+          <w:p>
+            <w:r>
+              <w:rPr>
+                <w:sz w:val="20"/>
+              </w:rPr>
+              <w:t>kms, key, encrypt</w:t>
+            </w:r>
+          </w:p>
+        </w:tc>
+        <w:tc>
+          <w:tcPr>
+            <w:tcW w:type="dxa" w:w="3135"/>
+          </w:tcPr>
+          <w:p>
+            <w:r>
+              <w:rPr>
+                <w:sz w:val="20"/>
+              </w:rPr>
+              <w:t>"Are my KMS keys being used?"</w:t>
+            </w:r>
+          </w:p>
+        </w:tc>
+      </w:tr>
+      <w:tr>
+        <w:tc>
+          <w:tcPr>
+            <w:tcW w:type="dxa" w:w="3135"/>
+          </w:tcPr>
+          <w:p>
+            <w:r>
+              <w:rPr>
+                <w:sz w:val="20"/>
+              </w:rPr>
+              <w:t>ELB</w:t>
+            </w:r>
+          </w:p>
+        </w:tc>
+        <w:tc>
+          <w:tcPr>
+            <w:tcW w:type="dxa" w:w="3135"/>
+          </w:tcPr>
+          <w:p>
+            <w:r>
+              <w:rPr>
+                <w:sz w:val="20"/>
+              </w:rPr>
+              <w:t>elb, load balancer</w:t>
+            </w:r>
+          </w:p>
+        </w:tc>
+        <w:tc>
+          <w:tcPr>
+            <w:tcW w:type="dxa" w:w="3135"/>
+          </w:tcPr>
+          <w:p>
+            <w:r>
+              <w:rPr>
+                <w:sz w:val="20"/>
+              </w:rPr>
+              <w:t>"Are any load balancers idle?"</w:t>
+            </w:r>
+          </w:p>
+        </w:tc>
+      </w:tr>
+      <w:tr>
+        <w:tc>
+          <w:tcPr>
+            <w:tcW w:type="dxa" w:w="3135"/>
+          </w:tcPr>
+          <w:p>
+            <w:r>
+              <w:rPr>
+                <w:sz w:val="20"/>
+              </w:rPr>
+              <w:t>CloudFront</w:t>
+            </w:r>
+          </w:p>
+        </w:tc>
+        <w:tc>
+          <w:tcPr>
+            <w:tcW w:type="dxa" w:w="3135"/>
+          </w:tcPr>
+          <w:p>
+            <w:r>
+              <w:rPr>
+                <w:sz w:val="20"/>
+              </w:rPr>
+              <w:t>cloudfront, cdn</w:t>
+            </w:r>
+          </w:p>
+        </w:tc>
+        <w:tc>
+          <w:tcPr>
+            <w:tcW w:type="dxa" w:w="3135"/>
+          </w:tcPr>
+          <w:p>
+            <w:r>
+              <w:rPr>
+                <w:sz w:val="20"/>
+              </w:rPr>
+              <w:t>"Optimize my CloudFront cache"</w:t>
+            </w:r>
+          </w:p>
+        </w:tc>
+      </w:tr>
+      <w:tr>
+        <w:tc>
+          <w:tcPr>
+            <w:tcW w:type="dxa" w:w="3135"/>
+          </w:tcPr>
+          <w:p>
+            <w:r>
+              <w:rPr>
+                <w:sz w:val="20"/>
+              </w:rPr>
+              <w:t>ElastiCache</w:t>
+            </w:r>
+          </w:p>
+        </w:tc>
+        <w:tc>
+          <w:tcPr>
+            <w:tcW w:type="dxa" w:w="3135"/>
+          </w:tcPr>
+          <w:p>
+            <w:r>
+              <w:rPr>
+                <w:sz w:val="20"/>
+              </w:rPr>
+              <w:t>elasticache, redis</w:t>
+            </w:r>
+          </w:p>
+        </w:tc>
+        <w:tc>
+          <w:tcPr>
+            <w:tcW w:type="dxa" w:w="3135"/>
+          </w:tcPr>
+          <w:p>
+            <w:r>
+              <w:rPr>
+                <w:sz w:val="20"/>
+              </w:rPr>
+              <w:t>"Right-size my ElastiCache"</w:t>
+            </w:r>
+          </w:p>
+        </w:tc>
+      </w:tr>
+      <w:tr>
+        <w:tc>
+          <w:tcPr>
+            <w:tcW w:type="dxa" w:w="3135"/>
+          </w:tcPr>
+          <w:p>
+            <w:r>
+              <w:rPr>
+                <w:sz w:val="20"/>
+              </w:rPr>
+              <w:t>General</w:t>
+            </w:r>
+          </w:p>
+        </w:tc>
+        <w:tc>
+          <w:tcPr>
+            <w:tcW w:type="dxa" w:w="3135"/>
+          </w:tcPr>
+          <w:p>
+            <w:r>
+              <w:rPr>
+                <w:sz w:val="20"/>
+              </w:rPr>
+              <w:t>(fallback)</w:t>
+            </w:r>
+          </w:p>
+        </w:tc>
+        <w:tc>
+          <w:tcPr>
+            <w:tcW w:type="dxa" w:w="3135"/>
+          </w:tcPr>
+          <w:p>
+            <w:r>
+              <w:rPr>
+                <w:sz w:val="20"/>
+              </w:rPr>
+              <w:t>"How can I reduce my AWS bill?"</w:t>
+            </w:r>
+          </w:p>
+        </w:tc>
+      </w:tr>
+    </w:tbl>
+    <w:p>
+      <w:pPr>
+        <w:pStyle w:val="Heading3"/>
+      </w:pPr>
+      <w:r>
+        <w:rPr>
+          <w:color w:val="1A56DB"/>
+        </w:rPr>
+        <w:t>8.1.4 Mechanism 4: Automated Check Verification (Data-Grounded Learning)</w:t>
+      </w:r>
+    </w:p>
+    <w:p>
+      <w:r>
+        <w:t>Each of the 68 tips in the knowledge base has an automatedCheck field that maps to specific AWS API calls and data fields. When the AI cites a tip, it MUST verify the recommendation against the actual gathered data. This prevents the AI from recommending downsizing when metrics show healthy utilization.</w:t>
+      </w:r>
+    </w:p>
+    <w:p>
+      <w:r>
+        <w:t>Example verification flow:</w:t>
+      </w:r>
+    </w:p>
+    <w:p>
+      <w:pPr>
+        <w:pStyle w:val="ListBullet"/>
+      </w:pPr>
+      <w:r>
+        <w:t>Tip rds-001: "Right-size RDS instances" → automatedCheck: cloudwatch:RDS/CPUUtilization avg+max 30d</w:t>
+      </w:r>
+    </w:p>
+    <w:p>
+      <w:pPr>
+        <w:pStyle w:val="ListBullet"/>
+      </w:pPr>
+      <w:r>
+        <w:t>System gathers rds_cpu_metrics: avg_cpu=45%, max_cpu=72%, avg_connections=150</w:t>
+      </w:r>
+    </w:p>
+    <w:p>
+      <w:pPr>
+        <w:pStyle w:val="ListBullet"/>
+      </w:pPr>
+      <w:r>
+        <w:t>AI sees the metrics and states: "Your RDS instance averages 45% CPU (peak 72%) — it is RIGHT-SIZED"</w:t>
+      </w:r>
+    </w:p>
+    <w:p>
+      <w:pPr>
+        <w:pStyle w:val="ListBullet"/>
+      </w:pPr>
+      <w:r>
+        <w:t>AI does NOT recommend downsizing because the data contradicts the tip</w:t>
+      </w:r>
+    </w:p>
+    <w:p>
+      <w:pPr>
+        <w:pStyle w:val="ListBullet"/>
+      </w:pPr>
+      <w:r>
+        <w:t>If avg_cpu=8%, max_cpu=15%, AI would say: "OVER-PROVISIONED — downsize from db.r5.large to db.r5.medium"</w:t>
+      </w:r>
+    </w:p>
+    <w:p>
+      <w:r>
+        <w:br w:type="page"/>
       </w:r>
     </w:p>
     <w:p>
@@ -4708,31 +3448,95 @@
         <w:rPr>
           <w:color w:val="1A56DB"/>
         </w:rPr>
-        <w:t>8.2 Learning Mechanism</w:t>
+        <w:t>8.2 The Complete Learning Cycle Diagram</w:t>
       </w:r>
     </w:p>
     <w:p>
-      <w:pPr>
-        <w:pStyle w:val="ListBullet"/>
-      </w:pPr>
       <w:r>
-        <w:t>Positive ("Yes"): extracts tip, saves to KB with "High Confidence" tag</w:t>
+        <w:t>The following shows how all four mechanisms work together in a continuous cycle:</w:t>
+      </w:r>
+    </w:p>
+    <w:p/>
+    <w:p>
+      <w:r>
+        <w:rPr>
+          <w:rFonts w:ascii="Consolas" w:hAnsi="Consolas"/>
+          <w:sz w:val="20"/>
+        </w:rPr>
+        <w:t>1. USER ASKS QUESTION</w:t>
+        <w:br/>
+        <w:t xml:space="preserve">   ↓</w:t>
+        <w:br/>
+        <w:t>2. SYSTEM GATHERS DATA (20+ AWS APIs + CloudWatch metrics)</w:t>
+        <w:br/>
+        <w:t xml:space="preserve">   ↓</w:t>
+        <w:br/>
+        <w:t>3. SYSTEM SEARCHES KNOWLEDGE BASE (_search_tips)</w:t>
+        <w:br/>
+        <w:t xml:space="preserve">   → High-confidence tips (from user feedback) shown FIRST with [Validated] label</w:t>
+        <w:br/>
+        <w:t xml:space="preserve">   → AI-generated tips (from auto-save) shown next</w:t>
+        <w:br/>
+        <w:t xml:space="preserve">   → Curated tips (from seed data) shown last</w:t>
+        <w:br/>
+        <w:t xml:space="preserve">   ↓</w:t>
+        <w:br/>
+        <w:t>4. AI GENERATES ANSWER (Bedrock Nova 2 Lite)</w:t>
+        <w:br/>
+        <w:t xml:space="preserve">   → Verifies tips against actual CloudWatch metrics (automatedCheck)</w:t>
+        <w:br/>
+        <w:t xml:space="preserve">   → Uses actual instance types and region-aware pricing</w:t>
+        <w:br/>
+        <w:t xml:space="preserve">   ↓</w:t>
+        <w:br/>
+        <w:t>5. AUTO-SAVE TIP (_maybe_save_tip)</w:t>
+        <w:br/>
+        <w:t xml:space="preserve">   → If answer contains optimization advice, save as AI-GENERATED tip</w:t>
+        <w:br/>
+        <w:t xml:space="preserve">   ↓</w:t>
+        <w:br/>
+        <w:t>6. USER SEES ANSWER + FEEDBACK WIDGET + SERVICE FOLLOW-UPS</w:t>
+        <w:br/>
+        <w:t xml:space="preserve">   ↓</w:t>
+        <w:br/>
+        <w:t>7a. USER CLICKS 👍 (Positive)</w:t>
+        <w:br/>
+        <w:t xml:space="preserve">    → Tip saved to KB with confidenceTag=high-confidence</w:t>
+        <w:br/>
+        <w:t xml:space="preserve">    → Future users get this validated tip FIRST</w:t>
+        <w:br/>
+        <w:t xml:space="preserve">    → Knowledge base quality INCREASES</w:t>
+        <w:br/>
+        <w:br/>
+        <w:t>7b. USER CLICKS 👎 (Negative)</w:t>
+        <w:br/>
+        <w:t xml:space="preserve">    → Feedback logged to AgentFeedback table</w:t>
+        <w:br/>
+        <w:t xml:space="preserve">    → Optional correction text captured</w:t>
+        <w:br/>
+        <w:t xml:space="preserve">    → Bad tip NOT saved to KB</w:t>
+        <w:br/>
+        <w:t xml:space="preserve">    → Admin reviews and creates corrected tip manually</w:t>
+        <w:br/>
+        <w:t xml:space="preserve">    → Knowledge base accuracy INCREASES</w:t>
+        <w:br/>
+        <w:br/>
+        <w:t>7c. USER CLICKS SERVICE FOLLOW-UP TOPIC</w:t>
+        <w:br/>
+        <w:t xml:space="preserve">    → New question submitted automatically</w:t>
+        <w:br/>
+        <w:t xml:space="preserve">    → Cycle restarts at step 1 with deeper investigation</w:t>
+        <w:br/>
+        <w:t xml:space="preserve">    → More data gathered, more tips generated</w:t>
+        <w:br/>
+        <w:t xml:space="preserve">   ↓</w:t>
+        <w:br/>
+        <w:t>8. CYCLE REPEATS — each interaction makes the system smarter</w:t>
       </w:r>
     </w:p>
     <w:p>
-      <w:pPr>
-        <w:pStyle w:val="ListBullet"/>
-      </w:pPr>
       <w:r>
-        <w:t>Negative ("No"): logs correction for admin review, does NOT save tip</w:t>
-      </w:r>
-    </w:p>
-    <w:p>
-      <w:pPr>
-        <w:pStyle w:val="ListBullet"/>
-      </w:pPr>
-      <w:r>
-        <w:t>Future queries prioritize high-confidence tips in RAG retrieval</w:t>
+        <w:br w:type="page"/>
       </w:r>
     </w:p>
     <w:p>
@@ -4743,7 +3547,7 @@
         <w:rPr>
           <w:color w:val="1A56DB"/>
         </w:rPr>
-        <w:t>8.3 Feedback Storage</w:t>
+        <w:t>8.3 Learning Data Stores</w:t>
       </w:r>
     </w:p>
     <w:tbl>
@@ -4754,13 +3558,14 @@
         <w:tblLook w:firstColumn="1" w:firstRow="1" w:lastColumn="0" w:lastRow="0" w:noHBand="0" w:noVBand="1" w:val="04A0"/>
       </w:tblPr>
       <w:tblGrid>
-        <w:gridCol w:w="4703"/>
-        <w:gridCol w:w="4703"/>
+        <w:gridCol w:w="3135"/>
+        <w:gridCol w:w="3135"/>
+        <w:gridCol w:w="3135"/>
       </w:tblGrid>
       <w:tr>
         <w:tc>
           <w:tcPr>
-            <w:tcW w:type="dxa" w:w="4703"/>
+            <w:tcW w:type="dxa" w:w="3135"/>
           </w:tcPr>
           <w:p>
             <w:r>
@@ -4768,13 +3573,13 @@
                 <w:b/>
                 <w:sz w:val="20"/>
               </w:rPr>
-              <w:t>Field</w:t>
-            </w:r>
-          </w:p>
-        </w:tc>
-        <w:tc>
-          <w:tcPr>
-            <w:tcW w:type="dxa" w:w="4703"/>
+              <w:t>Store</w:t>
+            </w:r>
+          </w:p>
+        </w:tc>
+        <w:tc>
+          <w:tcPr>
+            <w:tcW w:type="dxa" w:w="3135"/>
           </w:tcPr>
           <w:p>
             <w:r>
@@ -4782,7 +3587,21 @@
                 <w:b/>
                 <w:sz w:val="20"/>
               </w:rPr>
-              <w:t>Description</w:t>
+              <w:t>Table</w:t>
+            </w:r>
+          </w:p>
+        </w:tc>
+        <w:tc>
+          <w:tcPr>
+            <w:tcW w:type="dxa" w:w="3135"/>
+          </w:tcPr>
+          <w:p>
+            <w:r>
+              <w:rPr>
+                <w:b/>
+                <w:sz w:val="20"/>
+              </w:rPr>
+              <w:t>What It Learns</w:t>
             </w:r>
           </w:p>
         </w:tc>
@@ -4790,27 +3609,40 @@
       <w:tr>
         <w:tc>
           <w:tcPr>
-            <w:tcW w:type="dxa" w:w="4703"/>
-          </w:tcPr>
-          <w:p>
-            <w:r>
-              <w:rPr>
-                <w:sz w:val="20"/>
-              </w:rPr>
-              <w:t>memberEmail (PK)</w:t>
-            </w:r>
-          </w:p>
-        </w:tc>
-        <w:tc>
-          <w:tcPr>
-            <w:tcW w:type="dxa" w:w="4703"/>
-          </w:tcPr>
-          <w:p>
-            <w:r>
-              <w:rPr>
-                <w:sz w:val="20"/>
-              </w:rPr>
-              <w:t>Member who provided feedback</w:t>
+            <w:tcW w:type="dxa" w:w="3135"/>
+          </w:tcPr>
+          <w:p>
+            <w:r>
+              <w:rPr>
+                <w:sz w:val="20"/>
+              </w:rPr>
+              <w:t>Knowledge Base</w:t>
+            </w:r>
+          </w:p>
+        </w:tc>
+        <w:tc>
+          <w:tcPr>
+            <w:tcW w:type="dxa" w:w="3135"/>
+          </w:tcPr>
+          <w:p>
+            <w:r>
+              <w:rPr>
+                <w:sz w:val="20"/>
+              </w:rPr>
+              <w:t>ViewMyBill-CostOptimizationTips</w:t>
+            </w:r>
+          </w:p>
+        </w:tc>
+        <w:tc>
+          <w:tcPr>
+            <w:tcW w:type="dxa" w:w="3135"/>
+          </w:tcPr>
+          <w:p>
+            <w:r>
+              <w:rPr>
+                <w:sz w:val="20"/>
+              </w:rPr>
+              <w:t>68 curated tips + AI-generated tips + user-validated tips</w:t>
             </w:r>
           </w:p>
         </w:tc>
@@ -4818,27 +3650,40 @@
       <w:tr>
         <w:tc>
           <w:tcPr>
-            <w:tcW w:type="dxa" w:w="4703"/>
-          </w:tcPr>
-          <w:p>
-            <w:r>
-              <w:rPr>
-                <w:sz w:val="20"/>
-              </w:rPr>
-              <w:t>interactionId (SK)</w:t>
-            </w:r>
-          </w:p>
-        </w:tc>
-        <w:tc>
-          <w:tcPr>
-            <w:tcW w:type="dxa" w:w="4703"/>
-          </w:tcPr>
-          <w:p>
-            <w:r>
-              <w:rPr>
-                <w:sz w:val="20"/>
-              </w:rPr>
-              <w:t>Unique query-response pair ID</w:t>
+            <w:tcW w:type="dxa" w:w="3135"/>
+          </w:tcPr>
+          <w:p>
+            <w:r>
+              <w:rPr>
+                <w:sz w:val="20"/>
+              </w:rPr>
+              <w:t>Feedback Log</w:t>
+            </w:r>
+          </w:p>
+        </w:tc>
+        <w:tc>
+          <w:tcPr>
+            <w:tcW w:type="dxa" w:w="3135"/>
+          </w:tcPr>
+          <w:p>
+            <w:r>
+              <w:rPr>
+                <w:sz w:val="20"/>
+              </w:rPr>
+              <w:t>MemberPortal-AgentFeedback</w:t>
+            </w:r>
+          </w:p>
+        </w:tc>
+        <w:tc>
+          <w:tcPr>
+            <w:tcW w:type="dxa" w:w="3135"/>
+          </w:tcPr>
+          <w:p>
+            <w:r>
+              <w:rPr>
+                <w:sz w:val="20"/>
+              </w:rPr>
+              <w:t>Every thumbs up/down with question, answer, correction, service</w:t>
             </w:r>
           </w:p>
         </w:tc>
@@ -4846,27 +3691,40 @@
       <w:tr>
         <w:tc>
           <w:tcPr>
-            <w:tcW w:type="dxa" w:w="4703"/>
-          </w:tcPr>
-          <w:p>
-            <w:r>
-              <w:rPr>
-                <w:sz w:val="20"/>
-              </w:rPr>
-              <w:t>userQuestion</w:t>
-            </w:r>
-          </w:p>
-        </w:tc>
-        <w:tc>
-          <w:tcPr>
-            <w:tcW w:type="dxa" w:w="4703"/>
-          </w:tcPr>
-          <w:p>
-            <w:r>
-              <w:rPr>
-                <w:sz w:val="20"/>
-              </w:rPr>
-              <w:t>The exact question asked</w:t>
+            <w:tcW w:type="dxa" w:w="3135"/>
+          </w:tcPr>
+          <w:p>
+            <w:r>
+              <w:rPr>
+                <w:sz w:val="20"/>
+              </w:rPr>
+              <w:t>Tip Confidence</w:t>
+            </w:r>
+          </w:p>
+        </w:tc>
+        <w:tc>
+          <w:tcPr>
+            <w:tcW w:type="dxa" w:w="3135"/>
+          </w:tcPr>
+          <w:p>
+            <w:r>
+              <w:rPr>
+                <w:sz w:val="20"/>
+              </w:rPr>
+              <w:t>confidenceTag field on tips</w:t>
+            </w:r>
+          </w:p>
+        </w:tc>
+        <w:tc>
+          <w:tcPr>
+            <w:tcW w:type="dxa" w:w="3135"/>
+          </w:tcPr>
+          <w:p>
+            <w:r>
+              <w:rPr>
+                <w:sz w:val="20"/>
+              </w:rPr>
+              <w:t>high-confidence = validated by user feedback; shown first in RAG</w:t>
             </w:r>
           </w:p>
         </w:tc>
@@ -4874,27 +3732,222 @@
       <w:tr>
         <w:tc>
           <w:tcPr>
-            <w:tcW w:type="dxa" w:w="4703"/>
-          </w:tcPr>
-          <w:p>
-            <w:r>
-              <w:rPr>
-                <w:sz w:val="20"/>
-              </w:rPr>
-              <w:t>agentResponse</w:t>
-            </w:r>
-          </w:p>
-        </w:tc>
-        <w:tc>
-          <w:tcPr>
-            <w:tcW w:type="dxa" w:w="4703"/>
-          </w:tcPr>
-          <w:p>
-            <w:r>
-              <w:rPr>
-                <w:sz w:val="20"/>
-              </w:rPr>
-              <w:t>AI recommendation (truncated 2000 chars)</w:t>
+            <w:tcW w:type="dxa" w:w="3135"/>
+          </w:tcPr>
+          <w:p>
+            <w:r>
+              <w:rPr>
+                <w:sz w:val="20"/>
+              </w:rPr>
+              <w:t>Service Mapping</w:t>
+            </w:r>
+          </w:p>
+        </w:tc>
+        <w:tc>
+          <w:tcPr>
+            <w:tcW w:type="dxa" w:w="3135"/>
+          </w:tcPr>
+          <w:p>
+            <w:r>
+              <w:rPr>
+                <w:sz w:val="20"/>
+              </w:rPr>
+              <w:t>relatedService field on feedback</w:t>
+            </w:r>
+          </w:p>
+        </w:tc>
+        <w:tc>
+          <w:tcPr>
+            <w:tcW w:type="dxa" w:w="3135"/>
+          </w:tcPr>
+          <w:p>
+            <w:r>
+              <w:rPr>
+                <w:sz w:val="20"/>
+              </w:rPr>
+              <w:t>16 keyword patterns map questions to AWS services</w:t>
+            </w:r>
+          </w:p>
+        </w:tc>
+      </w:tr>
+    </w:tbl>
+    <w:p>
+      <w:pPr>
+        <w:pStyle w:val="Heading2"/>
+      </w:pPr>
+      <w:r>
+        <w:rPr>
+          <w:color w:val="1A56DB"/>
+        </w:rPr>
+        <w:t>8.4 How Quality Improves Over Time</w:t>
+      </w:r>
+    </w:p>
+    <w:p>
+      <w:r>
+        <w:t>The system quality improves through three compounding effects:</w:t>
+      </w:r>
+    </w:p>
+    <w:p>
+      <w:pPr>
+        <w:pStyle w:val="ListBullet"/>
+      </w:pPr>
+      <w:r>
+        <w:rPr>
+          <w:b/>
+        </w:rPr>
+        <w:t xml:space="preserve">1. Crowdsourced Validation: </w:t>
+      </w:r>
+      <w:r>
+        <w:t>Positive feedback creates high-confidence tips that are prioritized in future queries, so the best advice surfaces first for all users.</w:t>
+      </w:r>
+    </w:p>
+    <w:p>
+      <w:pPr>
+        <w:pStyle w:val="ListBullet"/>
+      </w:pPr>
+      <w:r>
+        <w:rPr>
+          <w:b/>
+        </w:rPr>
+        <w:t xml:space="preserve">2. Error Correction: </w:t>
+      </w:r>
+      <w:r>
+        <w:t>Negative feedback with corrections prevents bad advice from entering the KB and gives admins specific data to create better tips.</w:t>
+      </w:r>
+    </w:p>
+    <w:p>
+      <w:pPr>
+        <w:pStyle w:val="ListBullet"/>
+      </w:pPr>
+      <w:r>
+        <w:rPr>
+          <w:b/>
+        </w:rPr>
+        <w:t xml:space="preserve">3. Knowledge Expansion: </w:t>
+      </w:r>
+      <w:r>
+        <w:t>Every AI response that contains optimization advice is auto-saved, expanding the KB beyond the initial 68 curated tips to cover edge cases and specific workload patterns.</w:t>
+      </w:r>
+    </w:p>
+    <w:p>
+      <w:pPr>
+        <w:pStyle w:val="Heading2"/>
+      </w:pPr>
+      <w:r>
+        <w:rPr>
+          <w:color w:val="1A56DB"/>
+        </w:rPr>
+        <w:t>8.5 Admin Oversight</w:t>
+      </w:r>
+    </w:p>
+    <w:p>
+      <w:r>
+        <w:t>The Admin Panel provides full visibility into the learning cycle:</w:t>
+      </w:r>
+    </w:p>
+    <w:p>
+      <w:pPr>
+        <w:pStyle w:val="ListBullet"/>
+      </w:pPr>
+      <w:r>
+        <w:t>Feedback Tab: view all member feedback with question, score, service, correction, date</w:t>
+      </w:r>
+    </w:p>
+    <w:p>
+      <w:pPr>
+        <w:pStyle w:val="ListBullet"/>
+      </w:pPr>
+      <w:r>
+        <w:t>Tips Tab: view all tips including AI-generated and user-validated ones</w:t>
+      </w:r>
+    </w:p>
+    <w:p>
+      <w:pPr>
+        <w:pStyle w:val="ListBullet"/>
+      </w:pPr>
+      <w:r>
+        <w:t>Automated Check badge: see which tips have data-grounded verification</w:t>
+      </w:r>
+    </w:p>
+    <w:p>
+      <w:pPr>
+        <w:pStyle w:val="ListBullet"/>
+      </w:pPr>
+      <w:r>
+        <w:t>Admin can manually create, edit, or delete tips based on feedback review</w:t>
+      </w:r>
+    </w:p>
+    <w:p>
+      <w:pPr>
+        <w:pStyle w:val="ListBullet"/>
+      </w:pPr>
+      <w:r>
+        <w:t>Admin can promote AI-generated tips to curated status or remove low-quality ones</w:t>
+      </w:r>
+    </w:p>
+    <w:p>
+      <w:pPr>
+        <w:pStyle w:val="Heading2"/>
+      </w:pPr>
+      <w:r>
+        <w:rPr>
+          <w:color w:val="1A56DB"/>
+        </w:rPr>
+        <w:t>8.6 Learning Metrics</w:t>
+      </w:r>
+    </w:p>
+    <w:tbl>
+      <w:tblPr>
+        <w:tblStyle w:val="LightGrid-Accent1"/>
+        <w:tblW w:type="auto" w:w="0"/>
+        <w:jc w:val="left"/>
+        <w:tblLook w:firstColumn="1" w:firstRow="1" w:lastColumn="0" w:lastRow="0" w:noHBand="0" w:noVBand="1" w:val="04A0"/>
+      </w:tblPr>
+      <w:tblGrid>
+        <w:gridCol w:w="3135"/>
+        <w:gridCol w:w="3135"/>
+        <w:gridCol w:w="3135"/>
+      </w:tblGrid>
+      <w:tr>
+        <w:tc>
+          <w:tcPr>
+            <w:tcW w:type="dxa" w:w="3135"/>
+          </w:tcPr>
+          <w:p>
+            <w:r>
+              <w:rPr>
+                <w:b/>
+                <w:sz w:val="20"/>
+              </w:rPr>
+              <w:t>Metric</w:t>
+            </w:r>
+          </w:p>
+        </w:tc>
+        <w:tc>
+          <w:tcPr>
+            <w:tcW w:type="dxa" w:w="3135"/>
+          </w:tcPr>
+          <w:p>
+            <w:r>
+              <w:rPr>
+                <w:b/>
+                <w:sz w:val="20"/>
+              </w:rPr>
+              <w:t>Source</w:t>
+            </w:r>
+          </w:p>
+        </w:tc>
+        <w:tc>
+          <w:tcPr>
+            <w:tcW w:type="dxa" w:w="3135"/>
+          </w:tcPr>
+          <w:p>
+            <w:r>
+              <w:rPr>
+                <w:b/>
+                <w:sz w:val="20"/>
+              </w:rPr>
+              <w:t>What It Measures</w:t>
             </w:r>
           </w:p>
         </w:tc>
@@ -4902,27 +3955,40 @@
       <w:tr>
         <w:tc>
           <w:tcPr>
-            <w:tcW w:type="dxa" w:w="4703"/>
-          </w:tcPr>
-          <w:p>
-            <w:r>
-              <w:rPr>
-                <w:sz w:val="20"/>
-              </w:rPr>
-              <w:t>feedbackScore</w:t>
-            </w:r>
-          </w:p>
-        </w:tc>
-        <w:tc>
-          <w:tcPr>
-            <w:tcW w:type="dxa" w:w="4703"/>
-          </w:tcPr>
-          <w:p>
-            <w:r>
-              <w:rPr>
-                <w:sz w:val="20"/>
-              </w:rPr>
-              <w:t>"yes" or "no"</w:t>
+            <w:tcW w:type="dxa" w:w="3135"/>
+          </w:tcPr>
+          <w:p>
+            <w:r>
+              <w:rPr>
+                <w:sz w:val="20"/>
+              </w:rPr>
+              <w:t>Total tips in KB</w:t>
+            </w:r>
+          </w:p>
+        </w:tc>
+        <w:tc>
+          <w:tcPr>
+            <w:tcW w:type="dxa" w:w="3135"/>
+          </w:tcPr>
+          <w:p>
+            <w:r>
+              <w:rPr>
+                <w:sz w:val="20"/>
+              </w:rPr>
+              <w:t>ViewMyBill-CostOptimizationTips scan</w:t>
+            </w:r>
+          </w:p>
+        </w:tc>
+        <w:tc>
+          <w:tcPr>
+            <w:tcW w:type="dxa" w:w="3135"/>
+          </w:tcPr>
+          <w:p>
+            <w:r>
+              <w:rPr>
+                <w:sz w:val="20"/>
+              </w:rPr>
+              <w:t>Knowledge base size (68 curated + AI-generated + validated)</w:t>
             </w:r>
           </w:p>
         </w:tc>
@@ -4930,27 +3996,40 @@
       <w:tr>
         <w:tc>
           <w:tcPr>
-            <w:tcW w:type="dxa" w:w="4703"/>
-          </w:tcPr>
-          <w:p>
-            <w:r>
-              <w:rPr>
-                <w:sz w:val="20"/>
-              </w:rPr>
-              <w:t>relatedService</w:t>
-            </w:r>
-          </w:p>
-        </w:tc>
-        <w:tc>
-          <w:tcPr>
-            <w:tcW w:type="dxa" w:w="4703"/>
-          </w:tcPr>
-          <w:p>
-            <w:r>
-              <w:rPr>
-                <w:sz w:val="20"/>
-              </w:rPr>
-              <w:t>Auto-derived AWS service (16 keyword mappings)</w:t>
+            <w:tcW w:type="dxa" w:w="3135"/>
+          </w:tcPr>
+          <w:p>
+            <w:r>
+              <w:rPr>
+                <w:sz w:val="20"/>
+              </w:rPr>
+              <w:t>High-confidence tips</w:t>
+            </w:r>
+          </w:p>
+        </w:tc>
+        <w:tc>
+          <w:tcPr>
+            <w:tcW w:type="dxa" w:w="3135"/>
+          </w:tcPr>
+          <w:p>
+            <w:r>
+              <w:rPr>
+                <w:sz w:val="20"/>
+              </w:rPr>
+              <w:t>confidenceTag=high-confidence count</w:t>
+            </w:r>
+          </w:p>
+        </w:tc>
+        <w:tc>
+          <w:tcPr>
+            <w:tcW w:type="dxa" w:w="3135"/>
+          </w:tcPr>
+          <w:p>
+            <w:r>
+              <w:rPr>
+                <w:sz w:val="20"/>
+              </w:rPr>
+              <w:t>User-validated recommendations</w:t>
             </w:r>
           </w:p>
         </w:tc>
@@ -4958,27 +4037,40 @@
       <w:tr>
         <w:tc>
           <w:tcPr>
-            <w:tcW w:type="dxa" w:w="4703"/>
-          </w:tcPr>
-          <w:p>
-            <w:r>
-              <w:rPr>
-                <w:sz w:val="20"/>
-              </w:rPr>
-              <w:t>userCorrection</w:t>
-            </w:r>
-          </w:p>
-        </w:tc>
-        <w:tc>
-          <w:tcPr>
-            <w:tcW w:type="dxa" w:w="4703"/>
-          </w:tcPr>
-          <w:p>
-            <w:r>
-              <w:rPr>
-                <w:sz w:val="20"/>
-              </w:rPr>
-              <w:t>Optional correction text</w:t>
+            <w:tcW w:type="dxa" w:w="3135"/>
+          </w:tcPr>
+          <w:p>
+            <w:r>
+              <w:rPr>
+                <w:sz w:val="20"/>
+              </w:rPr>
+              <w:t>Positive feedback rate</w:t>
+            </w:r>
+          </w:p>
+        </w:tc>
+        <w:tc>
+          <w:tcPr>
+            <w:tcW w:type="dxa" w:w="3135"/>
+          </w:tcPr>
+          <w:p>
+            <w:r>
+              <w:rPr>
+                <w:sz w:val="20"/>
+              </w:rPr>
+              <w:t>feedbackScore=yes / total feedback</w:t>
+            </w:r>
+          </w:p>
+        </w:tc>
+        <w:tc>
+          <w:tcPr>
+            <w:tcW w:type="dxa" w:w="3135"/>
+          </w:tcPr>
+          <w:p>
+            <w:r>
+              <w:rPr>
+                <w:sz w:val="20"/>
+              </w:rPr>
+              <w:t>AI recommendation accuracy</w:t>
             </w:r>
           </w:p>
         </w:tc>
@@ -4986,27 +4078,122 @@
       <w:tr>
         <w:tc>
           <w:tcPr>
-            <w:tcW w:type="dxa" w:w="4703"/>
-          </w:tcPr>
-          <w:p>
-            <w:r>
-              <w:rPr>
-                <w:sz w:val="20"/>
-              </w:rPr>
-              <w:t>createdAt</w:t>
-            </w:r>
-          </w:p>
-        </w:tc>
-        <w:tc>
-          <w:tcPr>
-            <w:tcW w:type="dxa" w:w="4703"/>
-          </w:tcPr>
-          <w:p>
-            <w:r>
-              <w:rPr>
-                <w:sz w:val="20"/>
-              </w:rPr>
-              <w:t>ISO 8601 timestamp</w:t>
+            <w:tcW w:type="dxa" w:w="3135"/>
+          </w:tcPr>
+          <w:p>
+            <w:r>
+              <w:rPr>
+                <w:sz w:val="20"/>
+              </w:rPr>
+              <w:t>Correction rate</w:t>
+            </w:r>
+          </w:p>
+        </w:tc>
+        <w:tc>
+          <w:tcPr>
+            <w:tcW w:type="dxa" w:w="3135"/>
+          </w:tcPr>
+          <w:p>
+            <w:r>
+              <w:rPr>
+                <w:sz w:val="20"/>
+              </w:rPr>
+              <w:t>userCorrection not null / feedbackScore=no</w:t>
+            </w:r>
+          </w:p>
+        </w:tc>
+        <w:tc>
+          <w:tcPr>
+            <w:tcW w:type="dxa" w:w="3135"/>
+          </w:tcPr>
+          <w:p>
+            <w:r>
+              <w:rPr>
+                <w:sz w:val="20"/>
+              </w:rPr>
+              <w:t>How often users provide specific corrections</w:t>
+            </w:r>
+          </w:p>
+        </w:tc>
+      </w:tr>
+      <w:tr>
+        <w:tc>
+          <w:tcPr>
+            <w:tcW w:type="dxa" w:w="3135"/>
+          </w:tcPr>
+          <w:p>
+            <w:r>
+              <w:rPr>
+                <w:sz w:val="20"/>
+              </w:rPr>
+              <w:t>Service coverage</w:t>
+            </w:r>
+          </w:p>
+        </w:tc>
+        <w:tc>
+          <w:tcPr>
+            <w:tcW w:type="dxa" w:w="3135"/>
+          </w:tcPr>
+          <w:p>
+            <w:r>
+              <w:rPr>
+                <w:sz w:val="20"/>
+              </w:rPr>
+              <w:t>Distinct relatedService values</w:t>
+            </w:r>
+          </w:p>
+        </w:tc>
+        <w:tc>
+          <w:tcPr>
+            <w:tcW w:type="dxa" w:w="3135"/>
+          </w:tcPr>
+          <w:p>
+            <w:r>
+              <w:rPr>
+                <w:sz w:val="20"/>
+              </w:rPr>
+              <w:t>Which AWS services have the most feedback data</w:t>
+            </w:r>
+          </w:p>
+        </w:tc>
+      </w:tr>
+      <w:tr>
+        <w:tc>
+          <w:tcPr>
+            <w:tcW w:type="dxa" w:w="3135"/>
+          </w:tcPr>
+          <w:p>
+            <w:r>
+              <w:rPr>
+                <w:sz w:val="20"/>
+              </w:rPr>
+              <w:t>Auto-saved tips</w:t>
+            </w:r>
+          </w:p>
+        </w:tc>
+        <w:tc>
+          <w:tcPr>
+            <w:tcW w:type="dxa" w:w="3135"/>
+          </w:tcPr>
+          <w:p>
+            <w:r>
+              <w:rPr>
+                <w:sz w:val="20"/>
+              </w:rPr>
+              <w:t>source=ai-agent count</w:t>
+            </w:r>
+          </w:p>
+        </w:tc>
+        <w:tc>
+          <w:tcPr>
+            <w:tcW w:type="dxa" w:w="3135"/>
+          </w:tcPr>
+          <w:p>
+            <w:r>
+              <w:rPr>
+                <w:sz w:val="20"/>
+              </w:rPr>
+              <w:t>AI-generated knowledge expansion</w:t>
             </w:r>
           </w:p>
         </w:tc>
@@ -5030,18 +4217,7 @@
     </w:p>
     <w:p>
       <w:r>
-        <w:t>The DynamoDB table ViewMyBill-CostOptimizationTips contains 68 optimization tips, each with an automatedCheck field that maps to the exact AWS API calls and data fields the system gathers. This ensures every recommendation is verifiable against real data.</w:t>
-      </w:r>
-    </w:p>
-    <w:p>
-      <w:pPr>
-        <w:pStyle w:val="Heading2"/>
-      </w:pPr>
-      <w:r>
-        <w:rPr>
-          <w:color w:val="1A56DB"/>
-        </w:rPr>
-        <w:t>9.1 Tips by Service</w:t>
+        <w:t>68 curated tips + AI-generated + user-validated. Each has an automatedCheck field.</w:t>
       </w:r>
     </w:p>
     <w:tbl>
@@ -5081,7 +4257,7 @@
                 <w:b/>
                 <w:sz w:val="20"/>
               </w:rPr>
-              <w:t>Tip Count</w:t>
+              <w:t>Tips</w:t>
             </w:r>
           </w:p>
         </w:tc>
@@ -5136,7 +4312,7 @@
               <w:rPr>
                 <w:sz w:val="20"/>
               </w:rPr>
-              <w:t>CPU metrics, Compute Optimizer, instance types, ASG, Graviton detection</w:t>
+              <w:t>CPU metrics, Compute Optimizer, Graviton, ASG</w:t>
             </w:r>
           </w:p>
         </w:tc>
@@ -5177,7 +4353,7 @@
               <w:rPr>
                 <w:sz w:val="20"/>
               </w:rPr>
-              <w:t>CPU/memory/IOPS metrics, engine detection, RI/SP pricing, read replicas</w:t>
+              <w:t>CPU/memory/IOPS, engine detection, RI/SP pricing</w:t>
             </w:r>
           </w:p>
         </w:tc>
@@ -5218,7 +4394,7 @@
               <w:rPr>
                 <w:sz w:val="20"/>
               </w:rPr>
-              <w:t>Lifecycle policies, Intelligent-Tiering, versioning, multipart uploads</w:t>
+              <w:t>Lifecycle, Intelligent-Tiering, versioning</w:t>
             </w:r>
           </w:p>
         </w:tc>
@@ -5259,7 +4435,7 @@
               <w:rPr>
                 <w:sz w:val="20"/>
               </w:rPr>
-              <w:t>Invocations, duration, architecture (x86 vs ARM)</w:t>
+              <w:t>Invocations, duration, architecture</w:t>
             </w:r>
           </w:p>
         </w:tc>
@@ -5300,7 +4476,7 @@
               <w:rPr>
                 <w:sz w:val="20"/>
               </w:rPr>
-              <w:t>Request count, idle detection, type optimization</w:t>
+              <w:t>Request count, idle detection</w:t>
             </w:r>
           </w:p>
         </w:tc>
@@ -5341,7 +4517,7 @@
               <w:rPr>
                 <w:sz w:val="20"/>
               </w:rPr>
-              <w:t>Bytes processed, connection count, VPC endpoint alternatives</w:t>
+              <w:t>Bytes processed, connections</w:t>
             </w:r>
           </w:p>
         </w:tc>
@@ -5382,7 +4558,7 @@
               <w:rPr>
                 <w:sz w:val="20"/>
               </w:rPr>
-              <w:t>IOPS, unattached volumes, gp2→gp3, snapshots, lifecycle</w:t>
+              <w:t>IOPS, unattached, gp2→gp3, snapshots</w:t>
             </w:r>
           </w:p>
         </w:tc>
@@ -5397,7 +4573,7 @@
               <w:rPr>
                 <w:sz w:val="20"/>
               </w:rPr>
-              <w:t>KMS</w:t>
+              <w:t>General</w:t>
             </w:r>
           </w:p>
         </w:tc>
@@ -5410,7 +4586,7 @@
               <w:rPr>
                 <w:sz w:val="20"/>
               </w:rPr>
-              <w:t>2</w:t>
+              <w:t>18</w:t>
             </w:r>
           </w:p>
         </w:tc>
@@ -5423,7 +4599,7 @@
               <w:rPr>
                 <w:sz w:val="20"/>
               </w:rPr>
-              <w:t>Key count, API request volume</w:t>
+              <w:t>Budgets, anomaly detection, tagging, Savings Plans</w:t>
             </w:r>
           </w:p>
         </w:tc>
@@ -5438,7 +4614,7 @@
               <w:rPr>
                 <w:sz w:val="20"/>
               </w:rPr>
-              <w:t>Data Transfer</w:t>
+              <w:t>Others</w:t>
             </w:r>
           </w:p>
         </w:tc>
@@ -5451,7 +4627,7 @@
               <w:rPr>
                 <w:sz w:val="20"/>
               </w:rPr>
-              <w:t>4</w:t>
+              <w:t>13</w:t>
             </w:r>
           </w:p>
         </w:tc>
@@ -5464,272 +4640,12 @@
               <w:rPr>
                 <w:sz w:val="20"/>
               </w:rPr>
-              <w:t>Cross-AZ, egress, compression, CloudFront offload</w:t>
-            </w:r>
-          </w:p>
-        </w:tc>
-      </w:tr>
-      <w:tr>
-        <w:tc>
-          <w:tcPr>
-            <w:tcW w:type="dxa" w:w="3135"/>
-          </w:tcPr>
-          <w:p>
-            <w:r>
-              <w:rPr>
-                <w:sz w:val="20"/>
-              </w:rPr>
-              <w:t>ElastiCache</w:t>
-            </w:r>
-          </w:p>
-        </w:tc>
-        <w:tc>
-          <w:tcPr>
-            <w:tcW w:type="dxa" w:w="3135"/>
-          </w:tcPr>
-          <w:p>
-            <w:r>
-              <w:rPr>
-                <w:sz w:val="20"/>
-              </w:rPr>
-              <w:t>2</w:t>
-            </w:r>
-          </w:p>
-        </w:tc>
-        <w:tc>
-          <w:tcPr>
-            <w:tcW w:type="dxa" w:w="3135"/>
-          </w:tcPr>
-          <w:p>
-            <w:r>
-              <w:rPr>
-                <w:sz w:val="20"/>
-              </w:rPr>
-              <w:t>CPU, memory, connections, reserved nodes</w:t>
-            </w:r>
-          </w:p>
-        </w:tc>
-      </w:tr>
-      <w:tr>
-        <w:tc>
-          <w:tcPr>
-            <w:tcW w:type="dxa" w:w="3135"/>
-          </w:tcPr>
-          <w:p>
-            <w:r>
-              <w:rPr>
-                <w:sz w:val="20"/>
-              </w:rPr>
-              <w:t>DynamoDB</w:t>
-            </w:r>
-          </w:p>
-        </w:tc>
-        <w:tc>
-          <w:tcPr>
-            <w:tcW w:type="dxa" w:w="3135"/>
-          </w:tcPr>
-          <w:p>
-            <w:r>
-              <w:rPr>
-                <w:sz w:val="20"/>
-              </w:rPr>
-              <w:t>2</w:t>
-            </w:r>
-          </w:p>
-        </w:tc>
-        <w:tc>
-          <w:tcPr>
-            <w:tcW w:type="dxa" w:w="3135"/>
-          </w:tcPr>
-          <w:p>
-            <w:r>
-              <w:rPr>
-                <w:sz w:val="20"/>
-              </w:rPr>
-              <w:t>Capacity mode, consumed RCU/WCU</w:t>
-            </w:r>
-          </w:p>
-        </w:tc>
-      </w:tr>
-      <w:tr>
-        <w:tc>
-          <w:tcPr>
-            <w:tcW w:type="dxa" w:w="3135"/>
-          </w:tcPr>
-          <w:p>
-            <w:r>
-              <w:rPr>
-                <w:sz w:val="20"/>
-              </w:rPr>
-              <w:t>CloudFront</w:t>
-            </w:r>
-          </w:p>
-        </w:tc>
-        <w:tc>
-          <w:tcPr>
-            <w:tcW w:type="dxa" w:w="3135"/>
-          </w:tcPr>
-          <w:p>
-            <w:r>
-              <w:rPr>
-                <w:sz w:val="20"/>
-              </w:rPr>
-              <w:t>2</w:t>
-            </w:r>
-          </w:p>
-        </w:tc>
-        <w:tc>
-          <w:tcPr>
-            <w:tcW w:type="dxa" w:w="3135"/>
-          </w:tcPr>
-          <w:p>
-            <w:r>
-              <w:rPr>
-                <w:sz w:val="20"/>
-              </w:rPr>
-              <w:t>Cache hit rate, Security Savings Bundle</w:t>
-            </w:r>
-          </w:p>
-        </w:tc>
-      </w:tr>
-      <w:tr>
-        <w:tc>
-          <w:tcPr>
-            <w:tcW w:type="dxa" w:w="3135"/>
-          </w:tcPr>
-          <w:p>
-            <w:r>
-              <w:rPr>
-                <w:sz w:val="20"/>
-              </w:rPr>
-              <w:t>EFS</w:t>
-            </w:r>
-          </w:p>
-        </w:tc>
-        <w:tc>
-          <w:tcPr>
-            <w:tcW w:type="dxa" w:w="3135"/>
-          </w:tcPr>
-          <w:p>
-            <w:r>
-              <w:rPr>
-                <w:sz w:val="20"/>
-              </w:rPr>
-              <w:t>1</w:t>
-            </w:r>
-          </w:p>
-        </w:tc>
-        <w:tc>
-          <w:tcPr>
-            <w:tcW w:type="dxa" w:w="3135"/>
-          </w:tcPr>
-          <w:p>
-            <w:r>
-              <w:rPr>
-                <w:sz w:val="20"/>
-              </w:rPr>
-              <w:t>Throughput mode, I/O metrics</w:t>
-            </w:r>
-          </w:p>
-        </w:tc>
-      </w:tr>
-      <w:tr>
-        <w:tc>
-          <w:tcPr>
-            <w:tcW w:type="dxa" w:w="3135"/>
-          </w:tcPr>
-          <w:p>
-            <w:r>
-              <w:rPr>
-                <w:sz w:val="20"/>
-              </w:rPr>
-              <w:t>General</w:t>
-            </w:r>
-          </w:p>
-        </w:tc>
-        <w:tc>
-          <w:tcPr>
-            <w:tcW w:type="dxa" w:w="3135"/>
-          </w:tcPr>
-          <w:p>
-            <w:r>
-              <w:rPr>
-                <w:sz w:val="20"/>
-              </w:rPr>
-              <w:t>18</w:t>
-            </w:r>
-          </w:p>
-        </w:tc>
-        <w:tc>
-          <w:tcPr>
-            <w:tcW w:type="dxa" w:w="3135"/>
-          </w:tcPr>
-          <w:p>
-            <w:r>
-              <w:rPr>
-                <w:sz w:val="20"/>
-              </w:rPr>
-              <w:t>Budgets, anomaly detection, tagging, billing alarms, Savings Plans</w:t>
+              <w:t>KMS, CloudFront, ElastiCache, DynamoDB, EFS, Data Transfer</w:t>
             </w:r>
           </w:p>
         </w:tc>
       </w:tr>
     </w:tbl>
-    <w:p>
-      <w:pPr>
-        <w:pStyle w:val="Heading2"/>
-      </w:pPr>
-      <w:r>
-        <w:rPr>
-          <w:color w:val="1A56DB"/>
-        </w:rPr>
-        <w:t>9.2 Automated Check Format</w:t>
-      </w:r>
-    </w:p>
-    <w:p>
-      <w:r>
-        <w:t>Each automatedCheck field describes:</w:t>
-      </w:r>
-    </w:p>
-    <w:p>
-      <w:pPr>
-        <w:pStyle w:val="ListBullet"/>
-      </w:pPr>
-      <w:r>
-        <w:t>The AWS API calls the system makes (e.g., cloudwatch:GetMetricStatistics)</w:t>
-      </w:r>
-    </w:p>
-    <w:p>
-      <w:pPr>
-        <w:pStyle w:val="ListBullet"/>
-      </w:pPr>
-      <w:r>
-        <w:t>The data fields to check (e.g., rds_cpu_metrics.avg_cpu_pct)</w:t>
-      </w:r>
-    </w:p>
-    <w:p>
-      <w:pPr>
-        <w:pStyle w:val="ListBullet"/>
-      </w:pPr>
-      <w:r>
-        <w:t>The threshold logic (e.g., avg_cpu &lt; 10% = OVER-PROVISIONED)</w:t>
-      </w:r>
-    </w:p>
-    <w:p/>
-    <w:p>
-      <w:r>
-        <w:t>Example: rds-001 (Right-size RDS instances):</w:t>
-      </w:r>
-    </w:p>
-    <w:p>
-      <w:r>
-        <w:rPr>
-          <w:i/>
-          <w:sz w:val="18"/>
-        </w:rPr>
-        <w:t>cloudwatch:GetMetricStatistics(RDS/CPUUtilization+DatabaseConnections+FreeableMemory+ReadIOPS+WriteIOPS, avg+max 30d) → rds_cpu_metrics per instance</w:t>
-      </w:r>
-    </w:p>
     <w:p>
       <w:r>
         <w:br w:type="page"/>
@@ -5759,7 +4675,7 @@
     </w:p>
     <w:p>
       <w:r>
-        <w:t>AI Answer → Drill-down buttons → "Show as Table" → Sortable table (with totals) → Chart toggles (Bar/Line/Doughnut/Pie/Polar) → Chart.js visualization → Copy button</w:t>
+        <w:t>AI Answer → Drill-down buttons → Service follow-up topics → "Show as Table" → Chart toggles → Chart.js visualization → Copy button → Feedback widget</w:t>
       </w:r>
     </w:p>
     <w:p>
@@ -5770,312 +4686,14 @@
         <w:rPr>
           <w:color w:val="1A56DB"/>
         </w:rPr>
-        <w:t>10.2 Chart Types</w:t>
+        <w:t>10.2 Service Follow-Up Topics</w:t>
       </w:r>
     </w:p>
-    <w:tbl>
-      <w:tblPr>
-        <w:tblStyle w:val="LightGrid-Accent1"/>
-        <w:tblW w:type="auto" w:w="0"/>
-        <w:jc w:val="left"/>
-        <w:tblLook w:firstColumn="1" w:firstRow="1" w:lastColumn="0" w:lastRow="0" w:noHBand="0" w:noVBand="1" w:val="04A0"/>
-      </w:tblPr>
-      <w:tblGrid>
-        <w:gridCol w:w="3135"/>
-        <w:gridCol w:w="3135"/>
-        <w:gridCol w:w="3135"/>
-      </w:tblGrid>
-      <w:tr>
-        <w:tc>
-          <w:tcPr>
-            <w:tcW w:type="dxa" w:w="3135"/>
-          </w:tcPr>
-          <w:p>
-            <w:r>
-              <w:rPr>
-                <w:b/>
-                <w:sz w:val="20"/>
-              </w:rPr>
-              <w:t>Chart ID</w:t>
-            </w:r>
-          </w:p>
-        </w:tc>
-        <w:tc>
-          <w:tcPr>
-            <w:tcW w:type="dxa" w:w="3135"/>
-          </w:tcPr>
-          <w:p>
-            <w:r>
-              <w:rPr>
-                <w:b/>
-                <w:sz w:val="20"/>
-              </w:rPr>
-              <w:t>Type</w:t>
-            </w:r>
-          </w:p>
-        </w:tc>
-        <w:tc>
-          <w:tcPr>
-            <w:tcW w:type="dxa" w:w="3135"/>
-          </w:tcPr>
-          <w:p>
-            <w:r>
-              <w:rPr>
-                <w:b/>
-                <w:sz w:val="20"/>
-              </w:rPr>
-              <w:t>Data Source</w:t>
-            </w:r>
-          </w:p>
-        </w:tc>
-      </w:tr>
-      <w:tr>
-        <w:tc>
-          <w:tcPr>
-            <w:tcW w:type="dxa" w:w="3135"/>
-          </w:tcPr>
-          <w:p>
-            <w:r>
-              <w:rPr>
-                <w:sz w:val="20"/>
-              </w:rPr>
-              <w:t>service-costs</w:t>
-            </w:r>
-          </w:p>
-        </w:tc>
-        <w:tc>
-          <w:tcPr>
-            <w:tcW w:type="dxa" w:w="3135"/>
-          </w:tcPr>
-          <w:p>
-            <w:r>
-              <w:rPr>
-                <w:sz w:val="20"/>
-              </w:rPr>
-              <w:t>Horizontal Bar</w:t>
-            </w:r>
-          </w:p>
-        </w:tc>
-        <w:tc>
-          <w:tcPr>
-            <w:tcW w:type="dxa" w:w="3135"/>
-          </w:tcPr>
-          <w:p>
-            <w:r>
-              <w:rPr>
-                <w:sz w:val="20"/>
-              </w:rPr>
-              <w:t>Cost by service (30 days)</w:t>
-            </w:r>
-          </w:p>
-        </w:tc>
-      </w:tr>
-      <w:tr>
-        <w:tc>
-          <w:tcPr>
-            <w:tcW w:type="dxa" w:w="3135"/>
-          </w:tcPr>
-          <w:p>
-            <w:r>
-              <w:rPr>
-                <w:sz w:val="20"/>
-              </w:rPr>
-              <w:t>daily-trend</w:t>
-            </w:r>
-          </w:p>
-        </w:tc>
-        <w:tc>
-          <w:tcPr>
-            <w:tcW w:type="dxa" w:w="3135"/>
-          </w:tcPr>
-          <w:p>
-            <w:r>
-              <w:rPr>
-                <w:sz w:val="20"/>
-              </w:rPr>
-              <w:t>Line</w:t>
-            </w:r>
-          </w:p>
-        </w:tc>
-        <w:tc>
-          <w:tcPr>
-            <w:tcW w:type="dxa" w:w="3135"/>
-          </w:tcPr>
-          <w:p>
-            <w:r>
-              <w:rPr>
-                <w:sz w:val="20"/>
-              </w:rPr>
-              <w:t>Daily cost trend (7 days)</w:t>
-            </w:r>
-          </w:p>
-        </w:tc>
-      </w:tr>
-      <w:tr>
-        <w:tc>
-          <w:tcPr>
-            <w:tcW w:type="dxa" w:w="3135"/>
-          </w:tcPr>
-          <w:p>
-            <w:r>
-              <w:rPr>
-                <w:sz w:val="20"/>
-              </w:rPr>
-              <w:t>vpc-breakdown</w:t>
-            </w:r>
-          </w:p>
-        </w:tc>
-        <w:tc>
-          <w:tcPr>
-            <w:tcW w:type="dxa" w:w="3135"/>
-          </w:tcPr>
-          <w:p>
-            <w:r>
-              <w:rPr>
-                <w:sz w:val="20"/>
-              </w:rPr>
-              <w:t>Doughnut</w:t>
-            </w:r>
-          </w:p>
-        </w:tc>
-        <w:tc>
-          <w:tcPr>
-            <w:tcW w:type="dxa" w:w="3135"/>
-          </w:tcPr>
-          <w:p>
-            <w:r>
-              <w:rPr>
-                <w:sz w:val="20"/>
-              </w:rPr>
-              <w:t>VPC usage type breakdown</w:t>
-            </w:r>
-          </w:p>
-        </w:tc>
-      </w:tr>
-      <w:tr>
-        <w:tc>
-          <w:tcPr>
-            <w:tcW w:type="dxa" w:w="3135"/>
-          </w:tcPr>
-          <w:p>
-            <w:r>
-              <w:rPr>
-                <w:sz w:val="20"/>
-              </w:rPr>
-              <w:t>ec2other-breakdown</w:t>
-            </w:r>
-          </w:p>
-        </w:tc>
-        <w:tc>
-          <w:tcPr>
-            <w:tcW w:type="dxa" w:w="3135"/>
-          </w:tcPr>
-          <w:p>
-            <w:r>
-              <w:rPr>
-                <w:sz w:val="20"/>
-              </w:rPr>
-              <w:t>Doughnut</w:t>
-            </w:r>
-          </w:p>
-        </w:tc>
-        <w:tc>
-          <w:tcPr>
-            <w:tcW w:type="dxa" w:w="3135"/>
-          </w:tcPr>
-          <w:p>
-            <w:r>
-              <w:rPr>
-                <w:sz w:val="20"/>
-              </w:rPr>
-              <w:t>EC2-Other usage type breakdown</w:t>
-            </w:r>
-          </w:p>
-        </w:tc>
-      </w:tr>
-      <w:tr>
-        <w:tc>
-          <w:tcPr>
-            <w:tcW w:type="dxa" w:w="3135"/>
-          </w:tcPr>
-          <w:p>
-            <w:r>
-              <w:rPr>
-                <w:sz w:val="20"/>
-              </w:rPr>
-              <w:t>month-comparison</w:t>
-            </w:r>
-          </w:p>
-        </w:tc>
-        <w:tc>
-          <w:tcPr>
-            <w:tcW w:type="dxa" w:w="3135"/>
-          </w:tcPr>
-          <w:p>
-            <w:r>
-              <w:rPr>
-                <w:sz w:val="20"/>
-              </w:rPr>
-              <w:t>Grouped Bar</w:t>
-            </w:r>
-          </w:p>
-        </w:tc>
-        <w:tc>
-          <w:tcPr>
-            <w:tcW w:type="dxa" w:w="3135"/>
-          </w:tcPr>
-          <w:p>
-            <w:r>
-              <w:rPr>
-                <w:sz w:val="20"/>
-              </w:rPr>
-              <w:t>Two-month comparison</w:t>
-            </w:r>
-          </w:p>
-        </w:tc>
-      </w:tr>
-      <w:tr>
-        <w:tc>
-          <w:tcPr>
-            <w:tcW w:type="dxa" w:w="3135"/>
-          </w:tcPr>
-          <w:p>
-            <w:r>
-              <w:rPr>
-                <w:sz w:val="20"/>
-              </w:rPr>
-              <w:t>efficiency-score</w:t>
-            </w:r>
-          </w:p>
-        </w:tc>
-        <w:tc>
-          <w:tcPr>
-            <w:tcW w:type="dxa" w:w="3135"/>
-          </w:tcPr>
-          <w:p>
-            <w:r>
-              <w:rPr>
-                <w:sz w:val="20"/>
-              </w:rPr>
-              <w:t>Doughnut</w:t>
-            </w:r>
-          </w:p>
-        </w:tc>
-        <w:tc>
-          <w:tcPr>
-            <w:tcW w:type="dxa" w:w="3135"/>
-          </w:tcPr>
-          <w:p>
-            <w:r>
-              <w:rPr>
-                <w:sz w:val="20"/>
-              </w:rPr>
-              <w:t>Cost efficiency gauge</w:t>
-            </w:r>
-          </w:p>
-        </w:tc>
-      </w:tr>
-    </w:tbl>
+    <w:p>
+      <w:r>
+        <w:t>After every answer, clickable buttons for each top-cost service from the bill. 22 service mappings generate specific investigative questions the system can answer.</w:t>
+      </w:r>
+    </w:p>
     <w:p>
       <w:pPr>
         <w:pStyle w:val="Heading2"/>
@@ -6100,15 +4718,7 @@
         <w:pStyle w:val="ListBullet"/>
       </w:pPr>
       <w:r>
-        <w:t>Ninja icon next to input prompt, SlashMyBill.png in header</w:t>
-      </w:r>
-    </w:p>
-    <w:p>
-      <w:pPr>
-        <w:pStyle w:val="ListBullet"/>
-      </w:pPr>
-      <w:r>
-        <w:t>Left-aligned AI text, account dropdown shows accountName</w:t>
+        <w:t>Ninja icon, SlashMyBill.png header, left-aligned AI text</w:t>
       </w:r>
     </w:p>
     <w:p>
@@ -6129,13 +4739,10 @@
     </w:p>
     <w:p>
       <w:pPr>
-        <w:pStyle w:val="Heading2"/>
+        <w:pStyle w:val="ListBullet"/>
       </w:pPr>
       <w:r>
-        <w:rPr>
-          <w:color w:val="1A56DB"/>
-        </w:rPr>
-        <w:t>11.1 Leads Tab</w:t>
+        <w:t>Leads Tab: view, search, sort, edit, delete, bulk delete, sync billing</w:t>
       </w:r>
     </w:p>
     <w:p>
@@ -6143,18 +4750,7 @@
         <w:pStyle w:val="ListBullet"/>
       </w:pPr>
       <w:r>
-        <w:t>View, search, sort, edit, delete leads. Bulk delete. Sync billing from S3.</w:t>
-      </w:r>
-    </w:p>
-    <w:p>
-      <w:pPr>
-        <w:pStyle w:val="Heading2"/>
-      </w:pPr>
-      <w:r>
-        <w:rPr>
-          <w:color w:val="1A56DB"/>
-        </w:rPr>
-        <w:t>11.2 Tips Tab</w:t>
+        <w:t>Tips Tab: CRUD for 68+ tips with automated check viewer (⚙ Check badge)</w:t>
       </w:r>
     </w:p>
     <w:p>
@@ -6162,50 +4758,7 @@
         <w:pStyle w:val="ListBullet"/>
       </w:pPr>
       <w:r>
-        <w:t>Full CRUD for 68 optimization tips with automated check viewer</w:t>
-      </w:r>
-    </w:p>
-    <w:p>
-      <w:pPr>
-        <w:pStyle w:val="ListBullet"/>
-      </w:pPr>
-      <w:r>
-        <w:t>Gear icon (Check) badge shows which tips have automated checks</w:t>
-      </w:r>
-    </w:p>
-    <w:p>
-      <w:pPr>
-        <w:pStyle w:val="ListBullet"/>
-      </w:pPr>
-      <w:r>
-        <w:t>Click to view the exact API calls and data fields the system verifies</w:t>
-      </w:r>
-    </w:p>
-    <w:p>
-      <w:pPr>
-        <w:pStyle w:val="Heading2"/>
-      </w:pPr>
-      <w:r>
-        <w:rPr>
-          <w:color w:val="1A56DB"/>
-        </w:rPr>
-        <w:t>11.3 Feedback Tab</w:t>
-      </w:r>
-    </w:p>
-    <w:p>
-      <w:pPr>
-        <w:pStyle w:val="ListBullet"/>
-      </w:pPr>
-      <w:r>
-        <w:t>View all AI feedback: email, question, score, service, correction, date</w:t>
-      </w:r>
-    </w:p>
-    <w:p>
-      <w:pPr>
-        <w:pStyle w:val="ListBullet"/>
-      </w:pPr>
-      <w:r>
-        <w:t>Search, sort, paginate (15 per page)</w:t>
+        <w:t>Feedback Tab: all AI feedback with email, question, score, service, correction, date</w:t>
       </w:r>
     </w:p>
     <w:p>
@@ -6288,7 +4841,7 @@
               <w:rPr>
                 <w:sz w:val="20"/>
               </w:rPr>
-              <w:t>JWT tokens (HS256, 24h expiry)</w:t>
+              <w:t>JWT (HS256, 24h)</w:t>
             </w:r>
           </w:p>
         </w:tc>
@@ -6316,7 +4869,7 @@
               <w:rPr>
                 <w:sz w:val="20"/>
               </w:rPr>
-              <w:t>3-step OTP flow via SES (5-min TTL, rate-limited)</w:t>
+              <w:t>OTP via SES (5-min TTL)</w:t>
             </w:r>
           </w:p>
         </w:tc>
@@ -6344,7 +4897,7 @@
               <w:rPr>
                 <w:sz w:val="20"/>
               </w:rPr>
-              <w:t>bcrypt hashing with salt</w:t>
+              <w:t>bcrypt + salt</w:t>
             </w:r>
           </w:p>
         </w:tc>
@@ -6372,7 +4925,7 @@
               <w:rPr>
                 <w:sz w:val="20"/>
               </w:rPr>
-              <w:t>STS AssumeRole with ExternalId (SHA-256 of email)</w:t>
+              <w:t>STS AssumeRole + ExternalId</w:t>
             </w:r>
           </w:p>
         </w:tc>
@@ -6387,7 +4940,7 @@
               <w:rPr>
                 <w:sz w:val="20"/>
               </w:rPr>
-              <w:t>API Security</w:t>
+              <w:t>API</w:t>
             </w:r>
           </w:p>
         </w:tc>
@@ -6415,7 +4968,7 @@
               <w:rPr>
                 <w:sz w:val="20"/>
               </w:rPr>
-              <w:t>Data Encryption</w:t>
+              <w:t>Encryption</w:t>
             </w:r>
           </w:p>
         </w:tc>
@@ -6428,7 +4981,7 @@
               <w:rPr>
                 <w:sz w:val="20"/>
               </w:rPr>
-              <w:t>DynamoDB SSE, S3 default encryption</w:t>
+              <w:t>DynamoDB SSE, S3 default</w:t>
             </w:r>
           </w:p>
         </w:tc>
@@ -6443,7 +4996,7 @@
               <w:rPr>
                 <w:sz w:val="20"/>
               </w:rPr>
-              <w:t>IAM</w:t>
+              <w:t>Deployment</w:t>
             </w:r>
           </w:p>
         </w:tc>
@@ -6456,63 +5009,7 @@
               <w:rPr>
                 <w:sz w:val="20"/>
               </w:rPr>
-              <w:t>ReadOnlyAccess + minimal billing inline policy</w:t>
-            </w:r>
-          </w:p>
-        </w:tc>
-      </w:tr>
-      <w:tr>
-        <w:tc>
-          <w:tcPr>
-            <w:tcW w:type="dxa" w:w="4703"/>
-          </w:tcPr>
-          <w:p>
-            <w:r>
-              <w:rPr>
-                <w:sz w:val="20"/>
-              </w:rPr>
-              <w:t>Deployment</w:t>
-            </w:r>
-          </w:p>
-        </w:tc>
-        <w:tc>
-          <w:tcPr>
-            <w:tcW w:type="dxa" w:w="4703"/>
-          </w:tcPr>
-          <w:p>
-            <w:r>
-              <w:rPr>
-                <w:sz w:val="20"/>
-              </w:rPr>
-              <w:t>GitHub OIDC → IAM Role (no stored credentials)</w:t>
-            </w:r>
-          </w:p>
-        </w:tc>
-      </w:tr>
-      <w:tr>
-        <w:tc>
-          <w:tcPr>
-            <w:tcW w:type="dxa" w:w="4703"/>
-          </w:tcPr>
-          <w:p>
-            <w:r>
-              <w:rPr>
-                <w:sz w:val="20"/>
-              </w:rPr>
-              <w:t>S3 Lifecycle</w:t>
-            </w:r>
-          </w:p>
-        </w:tc>
-        <w:tc>
-          <w:tcPr>
-            <w:tcW w:type="dxa" w:w="4703"/>
-          </w:tcPr>
-          <w:p>
-            <w:r>
-              <w:rPr>
-                <w:sz w:val="20"/>
-              </w:rPr>
-              <w:t>Auto-delete bills and reports after 1 day</w:t>
+              <w:t>GitHub OIDC (no stored credentials)</w:t>
             </w:r>
           </w:p>
         </w:tc>
@@ -6778,7 +5275,7 @@
               <w:rPr>
                 <w:sz w:val="20"/>
               </w:rPr>
-              <w:t>OTP send/verify</w:t>
+              <w:t>OTP</w:t>
             </w:r>
           </w:p>
         </w:tc>
@@ -6886,7 +5383,7 @@
               <w:rPr>
                 <w:sz w:val="20"/>
               </w:rPr>
-              <w:t>Member portal + AI + feedback</w:t>
+              <w:t>Member + AI + feedback + learning</w:t>
             </w:r>
           </w:p>
         </w:tc>
@@ -7131,7 +5628,7 @@
               <w:rPr>
                 <w:sz w:val="20"/>
               </w:rPr>
-              <w:t>RAG KB (68 tips + automated checks)</w:t>
+              <w:t>RAG KB (68+ tips + automated checks + learning)</w:t>
             </w:r>
           </w:p>
         </w:tc>
@@ -7185,7 +5682,7 @@
               <w:rPr>
                 <w:sz w:val="20"/>
               </w:rPr>
-              <w:t>OTP codes (TTL 5 min)</w:t>
+              <w:t>OTP codes</w:t>
             </w:r>
           </w:p>
         </w:tc>
@@ -7347,7 +5844,7 @@
               <w:rPr>
                 <w:sz w:val="20"/>
               </w:rPr>
-              <w:t>AI feedback loop</w:t>
+              <w:t>Feedback learning loop</w:t>
             </w:r>
           </w:p>
         </w:tc>
@@ -7371,7 +5868,7 @@
     </w:p>
     <w:p>
       <w:r>
-        <w:t>Trigger: Push to main | Platform: GitHub Actions + AWS OIDC</w:t>
+        <w:t>Trigger: Push to main | GitHub Actions + AWS OIDC</w:t>
       </w:r>
     </w:p>
     <w:p>
@@ -7385,7 +5882,7 @@
         <w:t xml:space="preserve">1. </w:t>
       </w:r>
       <w:r>
-        <w:t>Package 6 Lambda functions → S3</w:t>
+        <w:t>Package 6 Lambdas → S3</w:t>
       </w:r>
     </w:p>
     <w:p>
@@ -7399,7 +5896,7 @@
         <w:t xml:space="preserve">2. </w:t>
       </w:r>
       <w:r>
-        <w:t>Deploy CloudFormation stack</w:t>
+        <w:t>Deploy CloudFormation</w:t>
       </w:r>
     </w:p>
     <w:p>
@@ -7413,7 +5910,7 @@
         <w:t xml:space="preserve">3. </w:t>
       </w:r>
       <w:r>
-        <w:t>Update Lambda function code</w:t>
+        <w:t>Update Lambda code</w:t>
       </w:r>
     </w:p>
     <w:p>
@@ -7427,7 +5924,7 @@
         <w:t xml:space="preserve">4. </w:t>
       </w:r>
       <w:r>
-        <w:t>Seed DynamoDB knowledge base (68 tips with automated checks)</w:t>
+        <w:t>Seed DynamoDB KB (68 tips + automated checks)</w:t>
       </w:r>
     </w:p>
     <w:p>
@@ -7441,7 +5938,7 @@
         <w:t xml:space="preserve">5. </w:t>
       </w:r>
       <w:r>
-        <w:t>Deploy website files + inject API URL</w:t>
+        <w:t>Deploy frontends + inject API URL</w:t>
       </w:r>
     </w:p>
     <w:p>
@@ -7455,7 +5952,7 @@
         <w:t xml:space="preserve">6. </w:t>
       </w:r>
       <w:r>
-        <w:t>Sync to eshkolai.com bucket</w:t>
+        <w:t>Sync to eshkolai.com</w:t>
       </w:r>
     </w:p>
     <w:p>
@@ -7496,7 +5993,7 @@
         <w:rPr>
           <w:color w:val="1A56DB"/>
         </w:rPr>
-        <w:t>15.1 Public Routes</w:t>
+        <w:t>15.1 Public</w:t>
       </w:r>
     </w:p>
     <w:tbl>
@@ -7591,7 +6088,7 @@
               <w:rPr>
                 <w:sz w:val="20"/>
               </w:rPr>
-              <w:t>Upload PDF bill</w:t>
+              <w:t>Upload PDF</w:t>
             </w:r>
           </w:p>
         </w:tc>
@@ -7632,7 +6129,7 @@
               <w:rPr>
                 <w:sz w:val="20"/>
               </w:rPr>
-              <w:t>Analyze uploaded bill</w:t>
+              <w:t>Analyze bill</w:t>
             </w:r>
           </w:p>
         </w:tc>
@@ -7673,7 +6170,7 @@
               <w:rPr>
                 <w:sz w:val="20"/>
               </w:rPr>
-              <w:t>Send OTP email</w:t>
+              <w:t>Send OTP</w:t>
             </w:r>
           </w:p>
         </w:tc>
@@ -7714,7 +6211,7 @@
               <w:rPr>
                 <w:sz w:val="20"/>
               </w:rPr>
-              <w:t>Verify OTP code</w:t>
+              <w:t>Verify OTP</w:t>
             </w:r>
           </w:p>
         </w:tc>
@@ -7729,7 +6226,7 @@
         <w:rPr>
           <w:color w:val="1A56DB"/>
         </w:rPr>
-        <w:t>15.2 Admin Routes</w:t>
+        <w:t>15.2 Admin</w:t>
       </w:r>
     </w:p>
     <w:tbl>
@@ -7824,7 +6321,7 @@
               <w:rPr>
                 <w:sz w:val="20"/>
               </w:rPr>
-              <w:t>Admin authentication</w:t>
+              <w:t>Auth</w:t>
             </w:r>
           </w:p>
         </w:tc>
@@ -7839,7 +6336,7 @@
               <w:rPr>
                 <w:sz w:val="20"/>
               </w:rPr>
-              <w:t>GET</w:t>
+              <w:t>GET/PUT/DELETE</w:t>
             </w:r>
           </w:p>
         </w:tc>
@@ -7865,7 +6362,7 @@
               <w:rPr>
                 <w:sz w:val="20"/>
               </w:rPr>
-              <w:t>List leads</w:t>
+              <w:t>Leads CRUD</w:t>
             </w:r>
           </w:p>
         </w:tc>
@@ -7880,7 +6377,7 @@
               <w:rPr>
                 <w:sz w:val="20"/>
               </w:rPr>
-              <w:t>PUT</w:t>
+              <w:t>POST</w:t>
             </w:r>
           </w:p>
         </w:tc>
@@ -7893,7 +6390,7 @@
               <w:rPr>
                 <w:sz w:val="20"/>
               </w:rPr>
-              <w:t>/admin/leads</w:t>
+              <w:t>/admin/leads/bulk-delete</w:t>
             </w:r>
           </w:p>
         </w:tc>
@@ -7906,7 +6403,7 @@
               <w:rPr>
                 <w:sz w:val="20"/>
               </w:rPr>
-              <w:t>Update lead</w:t>
+              <w:t>Bulk delete</w:t>
             </w:r>
           </w:p>
         </w:tc>
@@ -7921,7 +6418,7 @@
               <w:rPr>
                 <w:sz w:val="20"/>
               </w:rPr>
-              <w:t>DELETE</w:t>
+              <w:t>GET/POST/PUT/DELETE</w:t>
             </w:r>
           </w:p>
         </w:tc>
@@ -7934,7 +6431,7 @@
               <w:rPr>
                 <w:sz w:val="20"/>
               </w:rPr>
-              <w:t>/admin/leads</w:t>
+              <w:t>/admin/tips</w:t>
             </w:r>
           </w:p>
         </w:tc>
@@ -7947,7 +6444,7 @@
               <w:rPr>
                 <w:sz w:val="20"/>
               </w:rPr>
-              <w:t>Delete lead</w:t>
+              <w:t>Tips CRUD</w:t>
             </w:r>
           </w:p>
         </w:tc>
@@ -7962,7 +6459,7 @@
               <w:rPr>
                 <w:sz w:val="20"/>
               </w:rPr>
-              <w:t>POST</w:t>
+              <w:t>GET</w:t>
             </w:r>
           </w:p>
         </w:tc>
@@ -7975,7 +6472,7 @@
               <w:rPr>
                 <w:sz w:val="20"/>
               </w:rPr>
-              <w:t>/admin/leads/bulk-delete</w:t>
+              <w:t>/admin/feedback</w:t>
             </w:r>
           </w:p>
         </w:tc>
@@ -7988,130 +6485,7 @@
               <w:rPr>
                 <w:sz w:val="20"/>
               </w:rPr>
-              <w:t>Bulk delete</w:t>
-            </w:r>
-          </w:p>
-        </w:tc>
-      </w:tr>
-      <w:tr>
-        <w:tc>
-          <w:tcPr>
-            <w:tcW w:type="dxa" w:w="3135"/>
-          </w:tcPr>
-          <w:p>
-            <w:r>
-              <w:rPr>
-                <w:sz w:val="20"/>
-              </w:rPr>
-              <w:t>POST</w:t>
-            </w:r>
-          </w:p>
-        </w:tc>
-        <w:tc>
-          <w:tcPr>
-            <w:tcW w:type="dxa" w:w="3135"/>
-          </w:tcPr>
-          <w:p>
-            <w:r>
-              <w:rPr>
-                <w:sz w:val="20"/>
-              </w:rPr>
-              <w:t>/admin/leads/sync-billing</w:t>
-            </w:r>
-          </w:p>
-        </w:tc>
-        <w:tc>
-          <w:tcPr>
-            <w:tcW w:type="dxa" w:w="3135"/>
-          </w:tcPr>
-          <w:p>
-            <w:r>
-              <w:rPr>
-                <w:sz w:val="20"/>
-              </w:rPr>
-              <w:t>Sync billing from S3</w:t>
-            </w:r>
-          </w:p>
-        </w:tc>
-      </w:tr>
-      <w:tr>
-        <w:tc>
-          <w:tcPr>
-            <w:tcW w:type="dxa" w:w="3135"/>
-          </w:tcPr>
-          <w:p>
-            <w:r>
-              <w:rPr>
-                <w:sz w:val="20"/>
-              </w:rPr>
-              <w:t>GET/POST/PUT/DELETE</w:t>
-            </w:r>
-          </w:p>
-        </w:tc>
-        <w:tc>
-          <w:tcPr>
-            <w:tcW w:type="dxa" w:w="3135"/>
-          </w:tcPr>
-          <w:p>
-            <w:r>
-              <w:rPr>
-                <w:sz w:val="20"/>
-              </w:rPr>
-              <w:t>/admin/tips</w:t>
-            </w:r>
-          </w:p>
-        </w:tc>
-        <w:tc>
-          <w:tcPr>
-            <w:tcW w:type="dxa" w:w="3135"/>
-          </w:tcPr>
-          <w:p>
-            <w:r>
-              <w:rPr>
-                <w:sz w:val="20"/>
-              </w:rPr>
-              <w:t>Tips CRUD</w:t>
-            </w:r>
-          </w:p>
-        </w:tc>
-      </w:tr>
-      <w:tr>
-        <w:tc>
-          <w:tcPr>
-            <w:tcW w:type="dxa" w:w="3135"/>
-          </w:tcPr>
-          <w:p>
-            <w:r>
-              <w:rPr>
-                <w:sz w:val="20"/>
-              </w:rPr>
-              <w:t>GET</w:t>
-            </w:r>
-          </w:p>
-        </w:tc>
-        <w:tc>
-          <w:tcPr>
-            <w:tcW w:type="dxa" w:w="3135"/>
-          </w:tcPr>
-          <w:p>
-            <w:r>
-              <w:rPr>
-                <w:sz w:val="20"/>
-              </w:rPr>
-              <w:t>/admin/feedback</w:t>
-            </w:r>
-          </w:p>
-        </w:tc>
-        <w:tc>
-          <w:tcPr>
-            <w:tcW w:type="dxa" w:w="3135"/>
-          </w:tcPr>
-          <w:p>
-            <w:r>
-              <w:rPr>
-                <w:sz w:val="20"/>
-              </w:rPr>
-              <w:t>List AI feedback</w:t>
+              <w:t>Feedback list</w:t>
             </w:r>
           </w:p>
         </w:tc>
@@ -8126,7 +6500,7 @@
         <w:rPr>
           <w:color w:val="1A56DB"/>
         </w:rPr>
-        <w:t>15.3 Member Routes (JWT)</w:t>
+        <w:t>15.3 Member (JWT)</w:t>
       </w:r>
     </w:p>
     <w:tbl>
@@ -8221,7 +6595,7 @@
               <w:rPr>
                 <w:sz w:val="20"/>
               </w:rPr>
-              <w:t>Register (OTP verified)</w:t>
+              <w:t>Register</w:t>
             </w:r>
           </w:p>
         </w:tc>
@@ -8277,7 +6651,7 @@
               <w:rPr>
                 <w:sz w:val="20"/>
               </w:rPr>
-              <w:t>POST</w:t>
+              <w:t>GET/POST/PUT/DELETE</w:t>
             </w:r>
           </w:p>
         </w:tc>
@@ -8290,7 +6664,7 @@
               <w:rPr>
                 <w:sz w:val="20"/>
               </w:rPr>
-              <w:t>/members/reset-password</w:t>
+              <w:t>/members/accounts</w:t>
             </w:r>
           </w:p>
         </w:tc>
@@ -8303,7 +6677,7 @@
               <w:rPr>
                 <w:sz w:val="20"/>
               </w:rPr>
-              <w:t>Reset password via OTP</w:t>
+              <w:t>Account mgmt</w:t>
             </w:r>
           </w:p>
         </w:tc>
@@ -8318,7 +6692,7 @@
               <w:rPr>
                 <w:sz w:val="20"/>
               </w:rPr>
-              <w:t>GET/POST/PUT/DELETE</w:t>
+              <w:t>POST</w:t>
             </w:r>
           </w:p>
         </w:tc>
@@ -8331,7 +6705,7 @@
               <w:rPr>
                 <w:sz w:val="20"/>
               </w:rPr>
-              <w:t>/members/accounts</w:t>
+              <w:t>/members/accounts/template</w:t>
             </w:r>
           </w:p>
         </w:tc>
@@ -8344,7 +6718,7 @@
               <w:rPr>
                 <w:sz w:val="20"/>
               </w:rPr>
-              <w:t>Account management</w:t>
+              <w:t>CF template</w:t>
             </w:r>
           </w:p>
         </w:tc>
@@ -8372,7 +6746,7 @@
               <w:rPr>
                 <w:sz w:val="20"/>
               </w:rPr>
-              <w:t>/members/accounts/template</w:t>
+              <w:t>/members/accounts/test</w:t>
             </w:r>
           </w:p>
         </w:tc>
@@ -8385,7 +6759,7 @@
               <w:rPr>
                 <w:sz w:val="20"/>
               </w:rPr>
-              <w:t>Generate CF template</w:t>
+              <w:t>Test connection</w:t>
             </w:r>
           </w:p>
         </w:tc>
@@ -8413,7 +6787,7 @@
               <w:rPr>
                 <w:sz w:val="20"/>
               </w:rPr>
-              <w:t>/members/accounts/test</w:t>
+              <w:t>/members/accounts/ai-query</w:t>
             </w:r>
           </w:p>
         </w:tc>
@@ -8426,7 +6800,7 @@
               <w:rPr>
                 <w:sz w:val="20"/>
               </w:rPr>
-              <w:t>Test connection</w:t>
+              <w:t>Ask AI agent</w:t>
             </w:r>
           </w:p>
         </w:tc>
@@ -8454,7 +6828,7 @@
               <w:rPr>
                 <w:sz w:val="20"/>
               </w:rPr>
-              <w:t>/members/accounts/execute</w:t>
+              <w:t>/members/accounts/ai-feedback</w:t>
             </w:r>
           </w:p>
         </w:tc>
@@ -8467,7 +6841,7 @@
               <w:rPr>
                 <w:sz w:val="20"/>
               </w:rPr>
-              <w:t>Execute AWS command</w:t>
+              <w:t>Submit feedback (learning loop)</w:t>
             </w:r>
           </w:p>
         </w:tc>
@@ -8482,7 +6856,7 @@
               <w:rPr>
                 <w:sz w:val="20"/>
               </w:rPr>
-              <w:t>POST</w:t>
+              <w:t>GET/POST/DELETE</w:t>
             </w:r>
           </w:p>
         </w:tc>
@@ -8495,7 +6869,7 @@
               <w:rPr>
                 <w:sz w:val="20"/>
               </w:rPr>
-              <w:t>/members/accounts/ai-query</w:t>
+              <w:t>/members/dashboard</w:t>
             </w:r>
           </w:p>
         </w:tc>
@@ -8508,89 +6882,7 @@
               <w:rPr>
                 <w:sz w:val="20"/>
               </w:rPr>
-              <w:t>Ask AI agent</w:t>
-            </w:r>
-          </w:p>
-        </w:tc>
-      </w:tr>
-      <w:tr>
-        <w:tc>
-          <w:tcPr>
-            <w:tcW w:type="dxa" w:w="3135"/>
-          </w:tcPr>
-          <w:p>
-            <w:r>
-              <w:rPr>
-                <w:sz w:val="20"/>
-              </w:rPr>
-              <w:t>POST</w:t>
-            </w:r>
-          </w:p>
-        </w:tc>
-        <w:tc>
-          <w:tcPr>
-            <w:tcW w:type="dxa" w:w="3135"/>
-          </w:tcPr>
-          <w:p>
-            <w:r>
-              <w:rPr>
-                <w:sz w:val="20"/>
-              </w:rPr>
-              <w:t>/members/accounts/ai-feedback</w:t>
-            </w:r>
-          </w:p>
-        </w:tc>
-        <w:tc>
-          <w:tcPr>
-            <w:tcW w:type="dxa" w:w="3135"/>
-          </w:tcPr>
-          <w:p>
-            <w:r>
-              <w:rPr>
-                <w:sz w:val="20"/>
-              </w:rPr>
-              <w:t>Submit feedback</w:t>
-            </w:r>
-          </w:p>
-        </w:tc>
-      </w:tr>
-      <w:tr>
-        <w:tc>
-          <w:tcPr>
-            <w:tcW w:type="dxa" w:w="3135"/>
-          </w:tcPr>
-          <w:p>
-            <w:r>
-              <w:rPr>
-                <w:sz w:val="20"/>
-              </w:rPr>
-              <w:t>GET/POST/DELETE</w:t>
-            </w:r>
-          </w:p>
-        </w:tc>
-        <w:tc>
-          <w:tcPr>
-            <w:tcW w:type="dxa" w:w="3135"/>
-          </w:tcPr>
-          <w:p>
-            <w:r>
-              <w:rPr>
-                <w:sz w:val="20"/>
-              </w:rPr>
-              <w:t>/members/dashboard</w:t>
-            </w:r>
-          </w:p>
-        </w:tc>
-        <w:tc>
-          <w:tcPr>
-            <w:tcW w:type="dxa" w:w="3135"/>
-          </w:tcPr>
-          <w:p>
-            <w:r>
-              <w:rPr>
-                <w:sz w:val="20"/>
-              </w:rPr>
-              <w:t>Dashboard items</w:t>
+              <w:t>Dashboard</w:t>
             </w:r>
           </w:p>
         </w:tc>
